--- a/docs/RETAIL SALES LAKEHOUSE PLATFORM.docx
+++ b/docs/RETAIL SALES LAKEHOUSE PLATFORM.docx
@@ -574,6 +574,586 @@
           <w:lang w:val="en-IN"/>
         </w:rPr>
         <w:t>Power BI / Azure SQL</w:t>
+      </w:r>
+    </w:p>
+    <w:p>
+      <w:pPr>
+        <w:jc w:val="center"/>
+        <w:rPr>
+          <w:b/>
+          <w:bCs/>
+          <w:lang w:val="en-IN"/>
+        </w:rPr>
+      </w:pPr>
+    </w:p>
+    <w:p>
+      <w:pPr>
+        <w:jc w:val="center"/>
+        <w:rPr>
+          <w:b/>
+          <w:bCs/>
+          <w:lang w:val="en-IN"/>
+        </w:rPr>
+      </w:pPr>
+    </w:p>
+    <w:p>
+      <w:pPr>
+        <w:jc w:val="center"/>
+        <w:rPr>
+          <w:b/>
+          <w:bCs/>
+          <w:lang w:val="en-IN"/>
+        </w:rPr>
+      </w:pPr>
+    </w:p>
+    <w:p>
+      <w:pPr>
+        <w:jc w:val="center"/>
+        <w:rPr>
+          <w:b/>
+          <w:bCs/>
+          <w:lang w:val="en-IN"/>
+        </w:rPr>
+      </w:pPr>
+    </w:p>
+    <w:p>
+      <w:pPr>
+        <w:jc w:val="center"/>
+        <w:rPr>
+          <w:b/>
+          <w:bCs/>
+          <w:lang w:val="en-IN"/>
+        </w:rPr>
+      </w:pPr>
+    </w:p>
+    <w:p>
+      <w:pPr>
+        <w:jc w:val="center"/>
+        <w:rPr>
+          <w:b/>
+          <w:bCs/>
+          <w:lang w:val="en-IN"/>
+        </w:rPr>
+      </w:pPr>
+    </w:p>
+    <w:p>
+      <w:pPr>
+        <w:jc w:val="center"/>
+        <w:rPr>
+          <w:b/>
+          <w:bCs/>
+          <w:lang w:val="en-IN"/>
+        </w:rPr>
+      </w:pPr>
+    </w:p>
+    <w:p>
+      <w:pPr>
+        <w:jc w:val="center"/>
+        <w:rPr>
+          <w:b/>
+          <w:bCs/>
+          <w:lang w:val="en-IN"/>
+        </w:rPr>
+      </w:pPr>
+    </w:p>
+    <w:p>
+      <w:pPr>
+        <w:jc w:val="center"/>
+        <w:rPr>
+          <w:b/>
+          <w:bCs/>
+          <w:lang w:val="en-IN"/>
+        </w:rPr>
+      </w:pPr>
+    </w:p>
+    <w:p>
+      <w:pPr>
+        <w:rPr>
+          <w:b/>
+          <w:bCs/>
+          <w:lang w:val="en-IN"/>
+        </w:rPr>
+      </w:pPr>
+      <w:r>
+        <w:rPr>
+          <w:b/>
+          <w:bCs/>
+          <w:lang w:val="en-IN"/>
+        </w:rPr>
+        <w:lastRenderedPageBreak/>
+        <w:t>=========================================</w:t>
+      </w:r>
+    </w:p>
+    <w:p>
+      <w:pPr>
+        <w:rPr>
+          <w:b/>
+          <w:bCs/>
+          <w:lang w:val="en-IN"/>
+        </w:rPr>
+      </w:pPr>
+      <w:r>
+        <w:rPr>
+          <w:b/>
+          <w:bCs/>
+          <w:lang w:val="en-IN"/>
+        </w:rPr>
+        <w:t>CUSTOMER DATA QUALITY REPORT</w:t>
+      </w:r>
+    </w:p>
+    <w:p>
+      <w:pPr>
+        <w:rPr>
+          <w:b/>
+          <w:bCs/>
+          <w:lang w:val="en-IN"/>
+        </w:rPr>
+      </w:pPr>
+      <w:r>
+        <w:rPr>
+          <w:b/>
+          <w:bCs/>
+          <w:lang w:val="en-IN"/>
+        </w:rPr>
+        <w:t>=========================================</w:t>
+      </w:r>
+    </w:p>
+    <w:p>
+      <w:pPr>
+        <w:rPr>
+          <w:b/>
+          <w:bCs/>
+          <w:lang w:val="en-IN"/>
+        </w:rPr>
+      </w:pPr>
+    </w:p>
+    <w:p>
+      <w:pPr>
+        <w:rPr>
+          <w:b/>
+          <w:bCs/>
+          <w:lang w:val="en-IN"/>
+        </w:rPr>
+      </w:pPr>
+      <w:r>
+        <w:rPr>
+          <w:b/>
+          <w:bCs/>
+          <w:lang w:val="en-IN"/>
+        </w:rPr>
+        <w:t xml:space="preserve">Records Read             </w:t>
+      </w:r>
+      <w:proofErr w:type="gramStart"/>
+      <w:r>
+        <w:rPr>
+          <w:b/>
+          <w:bCs/>
+          <w:lang w:val="en-IN"/>
+        </w:rPr>
+        <w:t xml:space="preserve">  :</w:t>
+      </w:r>
+      <w:proofErr w:type="gramEnd"/>
+      <w:r>
+        <w:rPr>
+          <w:b/>
+          <w:bCs/>
+          <w:lang w:val="en-IN"/>
+        </w:rPr>
+        <w:t xml:space="preserve"> 1000</w:t>
+      </w:r>
+    </w:p>
+    <w:p>
+      <w:pPr>
+        <w:rPr>
+          <w:b/>
+          <w:bCs/>
+          <w:lang w:val="en-IN"/>
+        </w:rPr>
+      </w:pPr>
+      <w:r>
+        <w:rPr>
+          <w:b/>
+          <w:bCs/>
+          <w:lang w:val="en-IN"/>
+        </w:rPr>
+        <w:t xml:space="preserve">Records Passed           </w:t>
+      </w:r>
+      <w:proofErr w:type="gramStart"/>
+      <w:r>
+        <w:rPr>
+          <w:b/>
+          <w:bCs/>
+          <w:lang w:val="en-IN"/>
+        </w:rPr>
+        <w:t xml:space="preserve">  :</w:t>
+      </w:r>
+      <w:proofErr w:type="gramEnd"/>
+      <w:r>
+        <w:rPr>
+          <w:b/>
+          <w:bCs/>
+          <w:lang w:val="en-IN"/>
+        </w:rPr>
+        <w:t xml:space="preserve"> 301</w:t>
+      </w:r>
+    </w:p>
+    <w:p>
+      <w:pPr>
+        <w:rPr>
+          <w:b/>
+          <w:bCs/>
+          <w:lang w:val="en-IN"/>
+        </w:rPr>
+      </w:pPr>
+      <w:r>
+        <w:rPr>
+          <w:b/>
+          <w:bCs/>
+          <w:lang w:val="en-IN"/>
+        </w:rPr>
+        <w:t xml:space="preserve">Records Failed           </w:t>
+      </w:r>
+      <w:proofErr w:type="gramStart"/>
+      <w:r>
+        <w:rPr>
+          <w:b/>
+          <w:bCs/>
+          <w:lang w:val="en-IN"/>
+        </w:rPr>
+        <w:t xml:space="preserve">  :</w:t>
+      </w:r>
+      <w:proofErr w:type="gramEnd"/>
+      <w:r>
+        <w:rPr>
+          <w:b/>
+          <w:bCs/>
+          <w:lang w:val="en-IN"/>
+        </w:rPr>
+        <w:t xml:space="preserve"> 699</w:t>
+      </w:r>
+    </w:p>
+    <w:p>
+      <w:pPr>
+        <w:rPr>
+          <w:b/>
+          <w:bCs/>
+          <w:lang w:val="en-IN"/>
+        </w:rPr>
+      </w:pPr>
+    </w:p>
+    <w:p>
+      <w:pPr>
+        <w:rPr>
+          <w:b/>
+          <w:bCs/>
+          <w:lang w:val="en-IN"/>
+        </w:rPr>
+      </w:pPr>
+      <w:r>
+        <w:rPr>
+          <w:b/>
+          <w:bCs/>
+          <w:lang w:val="en-IN"/>
+        </w:rPr>
+        <w:t xml:space="preserve">Duplicate Customer IDs   </w:t>
+      </w:r>
+      <w:proofErr w:type="gramStart"/>
+      <w:r>
+        <w:rPr>
+          <w:b/>
+          <w:bCs/>
+          <w:lang w:val="en-IN"/>
+        </w:rPr>
+        <w:t xml:space="preserve">  :</w:t>
+      </w:r>
+      <w:proofErr w:type="gramEnd"/>
+      <w:r>
+        <w:rPr>
+          <w:b/>
+          <w:bCs/>
+          <w:lang w:val="en-IN"/>
+        </w:rPr>
+        <w:t xml:space="preserve"> 0</w:t>
+      </w:r>
+    </w:p>
+    <w:p>
+      <w:pPr>
+        <w:rPr>
+          <w:b/>
+          <w:bCs/>
+          <w:lang w:val="en-IN"/>
+        </w:rPr>
+      </w:pPr>
+      <w:r>
+        <w:rPr>
+          <w:b/>
+          <w:bCs/>
+          <w:lang w:val="en-IN"/>
+        </w:rPr>
+        <w:t xml:space="preserve">Duplicate Emails         </w:t>
+      </w:r>
+      <w:proofErr w:type="gramStart"/>
+      <w:r>
+        <w:rPr>
+          <w:b/>
+          <w:bCs/>
+          <w:lang w:val="en-IN"/>
+        </w:rPr>
+        <w:t xml:space="preserve">  :</w:t>
+      </w:r>
+      <w:proofErr w:type="gramEnd"/>
+      <w:r>
+        <w:rPr>
+          <w:b/>
+          <w:bCs/>
+          <w:lang w:val="en-IN"/>
+        </w:rPr>
+        <w:t xml:space="preserve"> 1</w:t>
+      </w:r>
+    </w:p>
+    <w:p>
+      <w:pPr>
+        <w:rPr>
+          <w:b/>
+          <w:bCs/>
+          <w:lang w:val="en-IN"/>
+        </w:rPr>
+      </w:pPr>
+      <w:r>
+        <w:rPr>
+          <w:b/>
+          <w:bCs/>
+          <w:lang w:val="en-IN"/>
+        </w:rPr>
+        <w:t xml:space="preserve">Null Customer IDs        </w:t>
+      </w:r>
+      <w:proofErr w:type="gramStart"/>
+      <w:r>
+        <w:rPr>
+          <w:b/>
+          <w:bCs/>
+          <w:lang w:val="en-IN"/>
+        </w:rPr>
+        <w:t xml:space="preserve">  :</w:t>
+      </w:r>
+      <w:proofErr w:type="gramEnd"/>
+      <w:r>
+        <w:rPr>
+          <w:b/>
+          <w:bCs/>
+          <w:lang w:val="en-IN"/>
+        </w:rPr>
+        <w:t xml:space="preserve"> 0</w:t>
+      </w:r>
+    </w:p>
+    <w:p>
+      <w:pPr>
+        <w:rPr>
+          <w:b/>
+          <w:bCs/>
+          <w:lang w:val="en-IN"/>
+        </w:rPr>
+      </w:pPr>
+      <w:r>
+        <w:rPr>
+          <w:b/>
+          <w:bCs/>
+          <w:lang w:val="en-IN"/>
+        </w:rPr>
+        <w:t xml:space="preserve">Null Emails              </w:t>
+      </w:r>
+      <w:proofErr w:type="gramStart"/>
+      <w:r>
+        <w:rPr>
+          <w:b/>
+          <w:bCs/>
+          <w:lang w:val="en-IN"/>
+        </w:rPr>
+        <w:t xml:space="preserve">  :</w:t>
+      </w:r>
+      <w:proofErr w:type="gramEnd"/>
+      <w:r>
+        <w:rPr>
+          <w:b/>
+          <w:bCs/>
+          <w:lang w:val="en-IN"/>
+        </w:rPr>
+        <w:t xml:space="preserve"> 0</w:t>
+      </w:r>
+    </w:p>
+    <w:p>
+      <w:pPr>
+        <w:rPr>
+          <w:b/>
+          <w:bCs/>
+          <w:lang w:val="en-IN"/>
+        </w:rPr>
+      </w:pPr>
+      <w:r>
+        <w:rPr>
+          <w:b/>
+          <w:bCs/>
+          <w:lang w:val="en-IN"/>
+        </w:rPr>
+        <w:t xml:space="preserve">Invalid Gender           </w:t>
+      </w:r>
+      <w:proofErr w:type="gramStart"/>
+      <w:r>
+        <w:rPr>
+          <w:b/>
+          <w:bCs/>
+          <w:lang w:val="en-IN"/>
+        </w:rPr>
+        <w:t xml:space="preserve">  :</w:t>
+      </w:r>
+      <w:proofErr w:type="gramEnd"/>
+      <w:r>
+        <w:rPr>
+          <w:b/>
+          <w:bCs/>
+          <w:lang w:val="en-IN"/>
+        </w:rPr>
+        <w:t xml:space="preserve"> 0</w:t>
+      </w:r>
+    </w:p>
+    <w:p>
+      <w:pPr>
+        <w:rPr>
+          <w:b/>
+          <w:bCs/>
+          <w:lang w:val="en-IN"/>
+        </w:rPr>
+      </w:pPr>
+      <w:r>
+        <w:rPr>
+          <w:b/>
+          <w:bCs/>
+          <w:lang w:val="en-IN"/>
+        </w:rPr>
+        <w:t xml:space="preserve">Future Registration </w:t>
+      </w:r>
+      <w:proofErr w:type="gramStart"/>
+      <w:r>
+        <w:rPr>
+          <w:b/>
+          <w:bCs/>
+          <w:lang w:val="en-IN"/>
+        </w:rPr>
+        <w:t>Dates  :</w:t>
+      </w:r>
+      <w:proofErr w:type="gramEnd"/>
+      <w:r>
+        <w:rPr>
+          <w:b/>
+          <w:bCs/>
+          <w:lang w:val="en-IN"/>
+        </w:rPr>
+        <w:t xml:space="preserve"> 0</w:t>
+      </w:r>
+    </w:p>
+    <w:p>
+      <w:pPr>
+        <w:rPr>
+          <w:b/>
+          <w:bCs/>
+          <w:lang w:val="en-IN"/>
+        </w:rPr>
+      </w:pPr>
+      <w:r>
+        <w:rPr>
+          <w:b/>
+          <w:bCs/>
+          <w:lang w:val="en-IN"/>
+        </w:rPr>
+        <w:t xml:space="preserve">Invalid Phone Numbers    </w:t>
+      </w:r>
+      <w:proofErr w:type="gramStart"/>
+      <w:r>
+        <w:rPr>
+          <w:b/>
+          <w:bCs/>
+          <w:lang w:val="en-IN"/>
+        </w:rPr>
+        <w:t xml:space="preserve">  :</w:t>
+      </w:r>
+      <w:proofErr w:type="gramEnd"/>
+      <w:r>
+        <w:rPr>
+          <w:b/>
+          <w:bCs/>
+          <w:lang w:val="en-IN"/>
+        </w:rPr>
+        <w:t xml:space="preserve"> 698</w:t>
+      </w:r>
+    </w:p>
+    <w:p>
+      <w:pPr>
+        <w:rPr>
+          <w:b/>
+          <w:bCs/>
+          <w:lang w:val="en-IN"/>
+        </w:rPr>
+      </w:pPr>
+    </w:p>
+    <w:p>
+      <w:pPr>
+        <w:rPr>
+          <w:b/>
+          <w:bCs/>
+          <w:lang w:val="en-IN"/>
+        </w:rPr>
+      </w:pPr>
+      <w:r>
+        <w:rPr>
+          <w:b/>
+          <w:bCs/>
+          <w:lang w:val="en-IN"/>
+        </w:rPr>
+        <w:t xml:space="preserve">Overall Status           </w:t>
+      </w:r>
+      <w:proofErr w:type="gramStart"/>
+      <w:r>
+        <w:rPr>
+          <w:b/>
+          <w:bCs/>
+          <w:lang w:val="en-IN"/>
+        </w:rPr>
+        <w:t xml:space="preserve">  :</w:t>
+      </w:r>
+      <w:proofErr w:type="gramEnd"/>
+      <w:r>
+        <w:rPr>
+          <w:b/>
+          <w:bCs/>
+          <w:lang w:val="en-IN"/>
+        </w:rPr>
+        <w:t xml:space="preserve"> FAILED</w:t>
+      </w:r>
+    </w:p>
+    <w:p>
+      <w:pPr>
+        <w:rPr>
+          <w:b/>
+          <w:bCs/>
+          <w:lang w:val="en-IN"/>
+        </w:rPr>
+      </w:pPr>
+    </w:p>
+    <w:p>
+      <w:pPr>
+        <w:rPr>
+          <w:b/>
+          <w:bCs/>
+          <w:lang w:val="en-IN"/>
+        </w:rPr>
+      </w:pPr>
+      <w:r>
+        <w:rPr>
+          <w:b/>
+          <w:bCs/>
+          <w:lang w:val="en-IN"/>
+        </w:rPr>
+        <w:t>=========================================</w:t>
       </w:r>
     </w:p>
     <w:sectPr>
@@ -1650,6 +2230,7 @@
   <w:style w:type="character" w:default="1" w:styleId="DefaultParagraphFont">
     <w:name w:val="Default Paragraph Font"/>
     <w:uiPriority w:val="1"/>
+    <w:semiHidden/>
     <w:unhideWhenUsed/>
   </w:style>
   <w:style w:type="table" w:default="1" w:styleId="TableNormal">

--- a/docs/RETAIL SALES LAKEHOUSE PLATFORM.docx
+++ b/docs/RETAIL SALES LAKEHOUSE PLATFORM.docx
@@ -41,1120 +41,429 @@
           <w:b/>
           <w:bCs/>
         </w:rPr>
-        <w:t>Business Problem</w:t>
-      </w:r>
-    </w:p>
-    <w:p>
-      <w:r>
-        <w:t>A retail company has stores across India.</w:t>
-      </w:r>
-    </w:p>
-    <w:p>
-      <w:r>
-        <w:t>Every day it receives data from multiple systems:</w:t>
-      </w:r>
-    </w:p>
-    <w:p>
-      <w:pPr>
+        <w:t xml:space="preserve">Business </w:t>
+      </w:r>
+      <w:r>
+        <w:rPr>
+          <w:b/>
+          <w:bCs/>
+        </w:rPr>
+        <w:t>Statement</w:t>
+      </w:r>
+    </w:p>
+    <w:p>
+      <w:r>
+        <w:t>I run a retail business across India where thousands of customers visit every day to purchase products, return items, or request refunds. With such a high volume of transactions occurring across multiple stores, it becomes difficult to manually monitor business performance and identify areas that require improvement.</w:t>
+      </w:r>
+    </w:p>
+    <w:p>
+      <w:r>
+        <w:t>As a business owner, I want to analyze my business using reliable data and meaningful insights so that I can make informed decisions. I need to understand sales trends, customer buying behavior, product performance, and return or refund patterns to improve operational efficiency and enhance the customer experience. These insights will help me optimize business strategies, increase customer satisfaction, and ultimately drive sales growth and long-term business success.</w:t>
+      </w:r>
+    </w:p>
+    <w:p>
+      <w:pPr>
+        <w:jc w:val="center"/>
+      </w:pPr>
+    </w:p>
+    <w:p>
+      <w:pPr>
+        <w:jc w:val="center"/>
+      </w:pPr>
+    </w:p>
+    <w:p>
+      <w:pPr>
+        <w:jc w:val="center"/>
+      </w:pPr>
+    </w:p>
+    <w:p>
+      <w:pPr>
+        <w:jc w:val="center"/>
+      </w:pPr>
+    </w:p>
+    <w:p>
+      <w:pPr>
+        <w:jc w:val="center"/>
+      </w:pPr>
+    </w:p>
+    <w:p>
+      <w:pPr>
+        <w:jc w:val="center"/>
+      </w:pPr>
+    </w:p>
+    <w:p>
+      <w:pPr>
+        <w:jc w:val="center"/>
+      </w:pPr>
+    </w:p>
+    <w:p>
+      <w:pPr>
+        <w:jc w:val="center"/>
+      </w:pPr>
+    </w:p>
+    <w:p>
+      <w:pPr>
+        <w:jc w:val="center"/>
+      </w:pPr>
+    </w:p>
+    <w:p>
+      <w:pPr>
+        <w:jc w:val="center"/>
+      </w:pPr>
+    </w:p>
+    <w:p>
+      <w:pPr>
+        <w:jc w:val="center"/>
+      </w:pPr>
+    </w:p>
+    <w:p>
+      <w:pPr>
+        <w:jc w:val="center"/>
+      </w:pPr>
+    </w:p>
+    <w:p>
+      <w:pPr>
+        <w:jc w:val="center"/>
+      </w:pPr>
+    </w:p>
+    <w:p/>
+    <w:p/>
+    <w:p>
+      <w:pPr>
+        <w:rPr>
+          <w:b/>
+          <w:bCs/>
+          <w:lang w:val="en-IN"/>
+        </w:rPr>
+      </w:pPr>
+      <w:r>
+        <w:rPr>
+          <w:b/>
+          <w:bCs/>
+        </w:rPr>
+        <w:lastRenderedPageBreak/>
+        <w:t>Data Engineering</w:t>
+      </w:r>
+      <w:r>
+        <w:rPr>
+          <w:b/>
+          <w:bCs/>
+        </w:rPr>
+        <w:t xml:space="preserve"> </w:t>
+      </w:r>
+      <w:r>
+        <w:rPr>
+          <w:b/>
+          <w:bCs/>
+        </w:rPr>
+        <w:t>Solution</w:t>
+      </w:r>
+    </w:p>
+    <w:p>
+      <w:r>
+        <w:t>As a Data Engineer, I will design and build a robust, scalable, and reliable data platform capable of processing millions of records generated from multiple data sources. The system will efficiently ingest, transform, validate, and store data while ensuring high data quality, consistency, and reliability.</w:t>
+      </w:r>
+    </w:p>
+    <w:p>
+      <w:r>
+        <w:t>By implementing automated data pipelines and integrating data from various business systems, I will create a centralized and trusted data repository that enables accurate reporting and analytics. The processed data will be transformed into meaningful insights through dashboards and reports, empowering business stakeholders to make informed, data-driven decisions. This solution will improve operational efficiency, provide better visibility into business performance, and support strategic initiatives that drive customer satisfaction and business growth.</w:t>
+      </w:r>
+    </w:p>
+    <w:p/>
+    <w:p>
+      <w:pPr>
+        <w:rPr>
+          <w:b/>
+          <w:bCs/>
+        </w:rPr>
+      </w:pPr>
+      <w:r>
+        <w:rPr>
+          <w:b/>
+          <w:bCs/>
+        </w:rPr>
+        <w:t>Technology And Sy</w:t>
+      </w:r>
+      <w:r>
+        <w:rPr>
+          <w:b/>
+          <w:bCs/>
+        </w:rPr>
+        <w:t>s</w:t>
+      </w:r>
+      <w:r>
+        <w:rPr>
+          <w:b/>
+          <w:bCs/>
+        </w:rPr>
+        <w:t>tem</w:t>
+      </w:r>
+      <w:r>
+        <w:rPr>
+          <w:b/>
+          <w:bCs/>
+        </w:rPr>
+        <w:t>s</w:t>
+      </w:r>
+    </w:p>
+    <w:p>
+      <w:pPr>
+        <w:rPr>
+          <w:b/>
+          <w:bCs/>
+        </w:rPr>
+      </w:pPr>
+      <w:r>
+        <w:rPr>
+          <w:b/>
+          <w:bCs/>
+        </w:rPr>
+        <w:t>Infrastructure</w:t>
+      </w:r>
+    </w:p>
+    <w:p>
+      <w:pPr>
+        <w:pStyle w:val="ListParagraph"/>
         <w:numPr>
           <w:ilvl w:val="0"/>
-          <w:numId w:val="1"/>
+          <w:numId w:val="6"/>
         </w:numPr>
       </w:pPr>
       <w:r>
-        <w:t xml:space="preserve">Orders </w:t>
-      </w:r>
-    </w:p>
-    <w:p>
-      <w:pPr>
+        <w:t>Microsoft Azure Cloud</w:t>
+      </w:r>
+    </w:p>
+    <w:p>
+      <w:pPr>
+        <w:rPr>
+          <w:b/>
+          <w:bCs/>
+        </w:rPr>
+      </w:pPr>
+      <w:r>
+        <w:rPr>
+          <w:b/>
+          <w:bCs/>
+        </w:rPr>
+        <w:t>Storage</w:t>
+      </w:r>
+    </w:p>
+    <w:p>
+      <w:pPr>
+        <w:pStyle w:val="ListParagraph"/>
         <w:numPr>
           <w:ilvl w:val="0"/>
-          <w:numId w:val="1"/>
+          <w:numId w:val="5"/>
         </w:numPr>
       </w:pPr>
       <w:r>
-        <w:t xml:space="preserve">Customers </w:t>
-      </w:r>
-    </w:p>
-    <w:p>
-      <w:pPr>
+        <w:t>Azure Database for PostgreSQL</w:t>
+      </w:r>
+    </w:p>
+    <w:p>
+      <w:pPr>
+        <w:pStyle w:val="ListParagraph"/>
         <w:numPr>
           <w:ilvl w:val="0"/>
-          <w:numId w:val="1"/>
+          <w:numId w:val="5"/>
         </w:numPr>
       </w:pPr>
       <w:r>
-        <w:t xml:space="preserve">Products </w:t>
-      </w:r>
-    </w:p>
-    <w:p>
-      <w:pPr>
+        <w:t xml:space="preserve">Azure </w:t>
+      </w:r>
+      <w:proofErr w:type="spellStart"/>
+      <w:r>
+        <w:t>Datalake</w:t>
+      </w:r>
+      <w:proofErr w:type="spellEnd"/>
+      <w:r>
+        <w:t xml:space="preserve"> Storage Gen2</w:t>
+      </w:r>
+    </w:p>
+    <w:p>
+      <w:pPr>
+        <w:rPr>
+          <w:b/>
+          <w:bCs/>
+        </w:rPr>
+      </w:pPr>
+      <w:r>
+        <w:rPr>
+          <w:b/>
+          <w:bCs/>
+        </w:rPr>
+        <w:t>ETL Workflows</w:t>
+      </w:r>
+    </w:p>
+    <w:p>
+      <w:pPr>
+        <w:pStyle w:val="ListParagraph"/>
         <w:numPr>
           <w:ilvl w:val="0"/>
-          <w:numId w:val="1"/>
+          <w:numId w:val="5"/>
         </w:numPr>
       </w:pPr>
       <w:r>
-        <w:t xml:space="preserve">Inventory </w:t>
-      </w:r>
-    </w:p>
-    <w:p>
-      <w:pPr>
+        <w:t>Azure Databricks Workspace</w:t>
+      </w:r>
+    </w:p>
+    <w:p>
+      <w:pPr>
+        <w:pStyle w:val="ListParagraph"/>
         <w:numPr>
           <w:ilvl w:val="0"/>
-          <w:numId w:val="1"/>
+          <w:numId w:val="5"/>
         </w:numPr>
       </w:pPr>
       <w:r>
-        <w:t xml:space="preserve">Payments </w:t>
-      </w:r>
-    </w:p>
-    <w:p>
-      <w:pPr>
+        <w:t>Azure Data Factory</w:t>
+      </w:r>
+    </w:p>
+    <w:p>
+      <w:pPr>
+        <w:rPr>
+          <w:b/>
+          <w:bCs/>
+        </w:rPr>
+      </w:pPr>
+      <w:r>
+        <w:rPr>
+          <w:b/>
+          <w:bCs/>
+        </w:rPr>
+        <w:t>Visualization</w:t>
+      </w:r>
+    </w:p>
+    <w:p>
+      <w:pPr>
+        <w:pStyle w:val="ListParagraph"/>
         <w:numPr>
           <w:ilvl w:val="0"/>
-          <w:numId w:val="1"/>
+          <w:numId w:val="5"/>
         </w:numPr>
       </w:pPr>
       <w:r>
-        <w:t xml:space="preserve">Returns </w:t>
-      </w:r>
-    </w:p>
-    <w:p>
-      <w:r>
-        <w:t>The data is:</w:t>
-      </w:r>
-    </w:p>
-    <w:p>
-      <w:pPr>
+        <w:t>Power BI</w:t>
+      </w:r>
+    </w:p>
+    <w:p>
+      <w:pPr>
+        <w:rPr>
+          <w:b/>
+          <w:bCs/>
+        </w:rPr>
+      </w:pPr>
+      <w:r>
+        <w:rPr>
+          <w:b/>
+          <w:bCs/>
+        </w:rPr>
+        <w:t>Version Control</w:t>
+      </w:r>
+    </w:p>
+    <w:p>
+      <w:pPr>
+        <w:pStyle w:val="ListParagraph"/>
         <w:numPr>
           <w:ilvl w:val="0"/>
-          <w:numId w:val="2"/>
+          <w:numId w:val="5"/>
         </w:numPr>
       </w:pPr>
       <w:r>
-        <w:t xml:space="preserve">Huge (millions of rows) </w:t>
-      </w:r>
-    </w:p>
-    <w:p>
-      <w:pPr>
-        <w:numPr>
-          <w:ilvl w:val="0"/>
-          <w:numId w:val="2"/>
-        </w:numPr>
-      </w:pPr>
-      <w:r>
-        <w:t xml:space="preserve">Dirty </w:t>
-      </w:r>
-    </w:p>
-    <w:p>
-      <w:pPr>
-        <w:numPr>
-          <w:ilvl w:val="0"/>
-          <w:numId w:val="2"/>
-        </w:numPr>
-      </w:pPr>
-      <w:r>
-        <w:t xml:space="preserve">Duplicated </w:t>
-      </w:r>
-    </w:p>
-    <w:p>
-      <w:pPr>
-        <w:numPr>
-          <w:ilvl w:val="0"/>
-          <w:numId w:val="2"/>
-        </w:numPr>
-      </w:pPr>
-      <w:r>
-        <w:t xml:space="preserve">Sometimes delayed </w:t>
-      </w:r>
-    </w:p>
-    <w:p>
-      <w:pPr>
-        <w:numPr>
-          <w:ilvl w:val="0"/>
-          <w:numId w:val="2"/>
-        </w:numPr>
-      </w:pPr>
-      <w:r>
-        <w:t xml:space="preserve">Sometimes incorrect </w:t>
-      </w:r>
-    </w:p>
-    <w:p>
-      <w:r>
-        <w:t>The analytics team wants dashboards showing:</w:t>
-      </w:r>
-    </w:p>
-    <w:p>
-      <w:pPr>
-        <w:numPr>
-          <w:ilvl w:val="0"/>
-          <w:numId w:val="3"/>
-        </w:numPr>
-      </w:pPr>
-      <w:r>
-        <w:t xml:space="preserve">Daily sales </w:t>
-      </w:r>
-    </w:p>
-    <w:p>
-      <w:pPr>
-        <w:numPr>
-          <w:ilvl w:val="0"/>
-          <w:numId w:val="3"/>
-        </w:numPr>
-      </w:pPr>
-      <w:r>
-        <w:t xml:space="preserve">Monthly revenue </w:t>
-      </w:r>
-    </w:p>
-    <w:p>
-      <w:pPr>
-        <w:numPr>
-          <w:ilvl w:val="0"/>
-          <w:numId w:val="3"/>
-        </w:numPr>
-      </w:pPr>
-      <w:r>
-        <w:t xml:space="preserve">Top-selling products </w:t>
-      </w:r>
-    </w:p>
-    <w:p>
-      <w:pPr>
-        <w:numPr>
-          <w:ilvl w:val="0"/>
-          <w:numId w:val="3"/>
-        </w:numPr>
-      </w:pPr>
-      <w:r>
-        <w:t xml:space="preserve">Store performance </w:t>
-      </w:r>
-    </w:p>
-    <w:p>
-      <w:pPr>
-        <w:numPr>
-          <w:ilvl w:val="0"/>
-          <w:numId w:val="3"/>
-        </w:numPr>
-      </w:pPr>
-      <w:r>
-        <w:t xml:space="preserve">Customer lifetime value </w:t>
-      </w:r>
-    </w:p>
-    <w:p>
-      <w:pPr>
-        <w:numPr>
-          <w:ilvl w:val="0"/>
-          <w:numId w:val="3"/>
-        </w:numPr>
-      </w:pPr>
-      <w:r>
-        <w:t xml:space="preserve">Inventory trends </w:t>
+        <w:t>Git &amp; GitHub</w:t>
       </w:r>
     </w:p>
     <w:p/>
-    <w:p>
-      <w:r>
-        <w:t>Your job as the Data Engineer is to build a reliable, scalable data platform.</w:t>
-      </w:r>
-    </w:p>
-    <w:p>
-      <w:pPr>
-        <w:jc w:val="center"/>
-        <w:rPr>
-          <w:b/>
-          <w:bCs/>
-          <w:u w:val="single"/>
-          <w:lang w:val="en-IN"/>
-        </w:rPr>
-      </w:pPr>
-      <w:r>
-        <w:rPr>
-          <w:b/>
-          <w:bCs/>
-          <w:u w:val="single"/>
-          <w:lang w:val="en-IN"/>
+    <w:p/>
+    <w:p/>
+    <w:p/>
+    <w:p>
+      <w:pPr>
+        <w:rPr>
+          <w:b/>
+          <w:bCs/>
+        </w:rPr>
+      </w:pPr>
+      <w:r>
+        <w:rPr>
+          <w:b/>
+          <w:bCs/>
         </w:rPr>
         <w:lastRenderedPageBreak/>
-        <w:t>ARCHITECTURE WORKFLOW</w:t>
-      </w:r>
-    </w:p>
-    <w:p>
-      <w:pPr>
-        <w:jc w:val="center"/>
-        <w:rPr>
-          <w:b/>
-          <w:bCs/>
-          <w:lang w:val="en-IN"/>
-        </w:rPr>
-      </w:pPr>
-    </w:p>
-    <w:p>
-      <w:pPr>
-        <w:jc w:val="center"/>
-        <w:rPr>
-          <w:b/>
-          <w:bCs/>
-          <w:lang w:val="en-IN"/>
-        </w:rPr>
-      </w:pPr>
-      <w:r>
-        <w:rPr>
-          <w:b/>
-          <w:bCs/>
-          <w:lang w:val="en-IN"/>
-        </w:rPr>
-        <w:t>Raw CSV Files</w:t>
-      </w:r>
-    </w:p>
-    <w:p>
-      <w:pPr>
-        <w:jc w:val="center"/>
-        <w:rPr>
-          <w:b/>
-          <w:bCs/>
-          <w:lang w:val="en-IN"/>
-        </w:rPr>
-      </w:pPr>
-      <w:r>
-        <w:rPr>
-          <w:b/>
-          <w:bCs/>
-          <w:lang w:val="en-IN"/>
-        </w:rPr>
-        <w:t>│</w:t>
-      </w:r>
-    </w:p>
-    <w:p>
-      <w:pPr>
-        <w:jc w:val="center"/>
-        <w:rPr>
-          <w:b/>
-          <w:bCs/>
-          <w:lang w:val="en-IN"/>
-        </w:rPr>
-      </w:pPr>
-      <w:r>
-        <w:rPr>
-          <w:b/>
-          <w:bCs/>
-          <w:lang w:val="en-IN"/>
-        </w:rPr>
-        <w:t>Azure Data Lake Gen2 (Bronze)</w:t>
-      </w:r>
-    </w:p>
-    <w:p>
-      <w:pPr>
-        <w:jc w:val="center"/>
-        <w:rPr>
-          <w:b/>
-          <w:bCs/>
-          <w:lang w:val="en-IN"/>
-        </w:rPr>
-      </w:pPr>
-      <w:r>
-        <w:rPr>
-          <w:b/>
-          <w:bCs/>
-          <w:lang w:val="en-IN"/>
-        </w:rPr>
-        <w:t>│</w:t>
-      </w:r>
-    </w:p>
-    <w:p>
-      <w:pPr>
-        <w:jc w:val="center"/>
-        <w:rPr>
-          <w:b/>
-          <w:bCs/>
-          <w:lang w:val="en-IN"/>
-        </w:rPr>
-      </w:pPr>
-      <w:r>
-        <w:rPr>
-          <w:b/>
-          <w:bCs/>
-          <w:lang w:val="en-IN"/>
-        </w:rPr>
-        <w:t>Azure Data Factory</w:t>
-      </w:r>
-    </w:p>
-    <w:p>
-      <w:pPr>
-        <w:jc w:val="center"/>
-        <w:rPr>
-          <w:b/>
-          <w:bCs/>
-          <w:lang w:val="en-IN"/>
-        </w:rPr>
-      </w:pPr>
-      <w:r>
-        <w:rPr>
-          <w:b/>
-          <w:bCs/>
-          <w:lang w:val="en-IN"/>
-        </w:rPr>
-        <w:t>│</w:t>
-      </w:r>
-    </w:p>
-    <w:p>
-      <w:pPr>
-        <w:jc w:val="center"/>
-        <w:rPr>
-          <w:b/>
-          <w:bCs/>
-          <w:lang w:val="en-IN"/>
-        </w:rPr>
-      </w:pPr>
-      <w:r>
-        <w:rPr>
-          <w:b/>
-          <w:bCs/>
-          <w:lang w:val="en-IN"/>
-        </w:rPr>
-        <w:t>Azure Databricks (</w:t>
-      </w:r>
-      <w:proofErr w:type="spellStart"/>
-      <w:r>
-        <w:rPr>
-          <w:b/>
-          <w:bCs/>
-          <w:lang w:val="en-IN"/>
-        </w:rPr>
-        <w:t>PySpark</w:t>
-      </w:r>
-      <w:proofErr w:type="spellEnd"/>
-      <w:r>
-        <w:rPr>
-          <w:b/>
-          <w:bCs/>
-          <w:lang w:val="en-IN"/>
-        </w:rPr>
-        <w:t>)</w:t>
-      </w:r>
-    </w:p>
-    <w:p>
-      <w:pPr>
-        <w:jc w:val="center"/>
-        <w:rPr>
-          <w:b/>
-          <w:bCs/>
-          <w:lang w:val="en-IN"/>
-        </w:rPr>
-      </w:pPr>
-      <w:r>
-        <w:rPr>
-          <w:b/>
-          <w:bCs/>
-          <w:lang w:val="en-IN"/>
-        </w:rPr>
-        <w:t>│</w:t>
-      </w:r>
-    </w:p>
-    <w:p>
-      <w:pPr>
-        <w:jc w:val="center"/>
-        <w:rPr>
-          <w:b/>
-          <w:bCs/>
-          <w:lang w:val="en-IN"/>
-        </w:rPr>
-      </w:pPr>
-      <w:r>
-        <w:rPr>
-          <w:b/>
-          <w:bCs/>
-          <w:lang w:val="en-IN"/>
-        </w:rPr>
-        <w:t>Delta Lake (Silver)</w:t>
-      </w:r>
-    </w:p>
-    <w:p>
-      <w:pPr>
-        <w:jc w:val="center"/>
-        <w:rPr>
-          <w:b/>
-          <w:bCs/>
-          <w:lang w:val="en-IN"/>
-        </w:rPr>
-      </w:pPr>
-      <w:r>
-        <w:rPr>
-          <w:b/>
-          <w:bCs/>
-          <w:lang w:val="en-IN"/>
-        </w:rPr>
-        <w:t>│</w:t>
-      </w:r>
-    </w:p>
-    <w:p>
-      <w:pPr>
-        <w:jc w:val="center"/>
-        <w:rPr>
-          <w:b/>
-          <w:bCs/>
-          <w:lang w:val="en-IN"/>
-        </w:rPr>
-      </w:pPr>
-      <w:r>
-        <w:rPr>
-          <w:b/>
-          <w:bCs/>
-          <w:lang w:val="en-IN"/>
-        </w:rPr>
-        <w:t>Business Aggregations</w:t>
-      </w:r>
-    </w:p>
-    <w:p>
-      <w:pPr>
-        <w:jc w:val="center"/>
-        <w:rPr>
-          <w:b/>
-          <w:bCs/>
-          <w:lang w:val="en-IN"/>
-        </w:rPr>
-      </w:pPr>
-      <w:r>
-        <w:rPr>
-          <w:b/>
-          <w:bCs/>
-          <w:lang w:val="en-IN"/>
-        </w:rPr>
-        <w:t>│</w:t>
-      </w:r>
-    </w:p>
-    <w:p>
-      <w:pPr>
-        <w:jc w:val="center"/>
-        <w:rPr>
-          <w:b/>
-          <w:bCs/>
-          <w:lang w:val="en-IN"/>
-        </w:rPr>
-      </w:pPr>
-      <w:r>
-        <w:rPr>
-          <w:b/>
-          <w:bCs/>
-          <w:lang w:val="en-IN"/>
-        </w:rPr>
-        <w:t>Delta Lake (Gold)</w:t>
-      </w:r>
-    </w:p>
-    <w:p>
-      <w:pPr>
-        <w:jc w:val="center"/>
-        <w:rPr>
-          <w:b/>
-          <w:bCs/>
-          <w:lang w:val="en-IN"/>
-        </w:rPr>
-      </w:pPr>
-      <w:r>
-        <w:rPr>
-          <w:b/>
-          <w:bCs/>
-          <w:lang w:val="en-IN"/>
-        </w:rPr>
-        <w:t>│</w:t>
-      </w:r>
-    </w:p>
-    <w:p>
-      <w:pPr>
-        <w:jc w:val="center"/>
-        <w:rPr>
-          <w:b/>
-          <w:bCs/>
-          <w:lang w:val="en-IN"/>
-        </w:rPr>
-      </w:pPr>
-      <w:r>
-        <w:rPr>
-          <w:b/>
-          <w:bCs/>
-          <w:lang w:val="en-IN"/>
-        </w:rPr>
-        <w:t>Power BI / Azure SQL</w:t>
-      </w:r>
-    </w:p>
-    <w:p>
-      <w:pPr>
-        <w:jc w:val="center"/>
-        <w:rPr>
-          <w:b/>
-          <w:bCs/>
-          <w:lang w:val="en-IN"/>
-        </w:rPr>
-      </w:pPr>
-    </w:p>
-    <w:p>
-      <w:pPr>
-        <w:jc w:val="center"/>
-        <w:rPr>
-          <w:b/>
-          <w:bCs/>
-          <w:lang w:val="en-IN"/>
-        </w:rPr>
-      </w:pPr>
-    </w:p>
-    <w:p>
-      <w:pPr>
-        <w:jc w:val="center"/>
-        <w:rPr>
-          <w:b/>
-          <w:bCs/>
-          <w:lang w:val="en-IN"/>
-        </w:rPr>
-      </w:pPr>
-    </w:p>
-    <w:p>
-      <w:pPr>
-        <w:jc w:val="center"/>
-        <w:rPr>
-          <w:b/>
-          <w:bCs/>
-          <w:lang w:val="en-IN"/>
-        </w:rPr>
-      </w:pPr>
-    </w:p>
-    <w:p>
-      <w:pPr>
-        <w:jc w:val="center"/>
-        <w:rPr>
-          <w:b/>
-          <w:bCs/>
-          <w:lang w:val="en-IN"/>
-        </w:rPr>
-      </w:pPr>
-    </w:p>
-    <w:p>
-      <w:pPr>
-        <w:jc w:val="center"/>
-        <w:rPr>
-          <w:b/>
-          <w:bCs/>
-          <w:lang w:val="en-IN"/>
-        </w:rPr>
-      </w:pPr>
-    </w:p>
-    <w:p>
-      <w:pPr>
-        <w:jc w:val="center"/>
-        <w:rPr>
-          <w:b/>
-          <w:bCs/>
-          <w:lang w:val="en-IN"/>
-        </w:rPr>
-      </w:pPr>
-    </w:p>
-    <w:p>
-      <w:pPr>
-        <w:jc w:val="center"/>
-        <w:rPr>
-          <w:b/>
-          <w:bCs/>
-          <w:lang w:val="en-IN"/>
-        </w:rPr>
-      </w:pPr>
-    </w:p>
-    <w:p>
-      <w:pPr>
-        <w:jc w:val="center"/>
-        <w:rPr>
-          <w:b/>
-          <w:bCs/>
-          <w:lang w:val="en-IN"/>
-        </w:rPr>
-      </w:pPr>
-    </w:p>
-    <w:p>
-      <w:pPr>
-        <w:rPr>
-          <w:b/>
-          <w:bCs/>
-          <w:lang w:val="en-IN"/>
-        </w:rPr>
-      </w:pPr>
-      <w:r>
-        <w:rPr>
-          <w:b/>
-          <w:bCs/>
-          <w:lang w:val="en-IN"/>
-        </w:rPr>
-        <w:lastRenderedPageBreak/>
-        <w:t>=========================================</w:t>
-      </w:r>
-    </w:p>
-    <w:p>
-      <w:pPr>
-        <w:rPr>
-          <w:b/>
-          <w:bCs/>
-          <w:lang w:val="en-IN"/>
-        </w:rPr>
-      </w:pPr>
-      <w:r>
-        <w:rPr>
-          <w:b/>
-          <w:bCs/>
-          <w:lang w:val="en-IN"/>
-        </w:rPr>
-        <w:t>CUSTOMER DATA QUALITY REPORT</w:t>
-      </w:r>
-    </w:p>
-    <w:p>
-      <w:pPr>
-        <w:rPr>
-          <w:b/>
-          <w:bCs/>
-          <w:lang w:val="en-IN"/>
-        </w:rPr>
-      </w:pPr>
-      <w:r>
-        <w:rPr>
-          <w:b/>
-          <w:bCs/>
-          <w:lang w:val="en-IN"/>
-        </w:rPr>
-        <w:t>=========================================</w:t>
-      </w:r>
-    </w:p>
-    <w:p>
-      <w:pPr>
-        <w:rPr>
-          <w:b/>
-          <w:bCs/>
-          <w:lang w:val="en-IN"/>
-        </w:rPr>
-      </w:pPr>
-    </w:p>
-    <w:p>
-      <w:pPr>
-        <w:rPr>
-          <w:b/>
-          <w:bCs/>
-          <w:lang w:val="en-IN"/>
-        </w:rPr>
-      </w:pPr>
-      <w:r>
-        <w:rPr>
-          <w:b/>
-          <w:bCs/>
-          <w:lang w:val="en-IN"/>
-        </w:rPr>
-        <w:t xml:space="preserve">Records Read             </w:t>
-      </w:r>
-      <w:proofErr w:type="gramStart"/>
-      <w:r>
-        <w:rPr>
-          <w:b/>
-          <w:bCs/>
-          <w:lang w:val="en-IN"/>
-        </w:rPr>
-        <w:t xml:space="preserve">  :</w:t>
-      </w:r>
-      <w:proofErr w:type="gramEnd"/>
-      <w:r>
-        <w:rPr>
-          <w:b/>
-          <w:bCs/>
-          <w:lang w:val="en-IN"/>
-        </w:rPr>
-        <w:t xml:space="preserve"> 1000</w:t>
-      </w:r>
-    </w:p>
-    <w:p>
-      <w:pPr>
-        <w:rPr>
-          <w:b/>
-          <w:bCs/>
-          <w:lang w:val="en-IN"/>
-        </w:rPr>
-      </w:pPr>
-      <w:r>
-        <w:rPr>
-          <w:b/>
-          <w:bCs/>
-          <w:lang w:val="en-IN"/>
-        </w:rPr>
-        <w:t xml:space="preserve">Records Passed           </w:t>
-      </w:r>
-      <w:proofErr w:type="gramStart"/>
-      <w:r>
-        <w:rPr>
-          <w:b/>
-          <w:bCs/>
-          <w:lang w:val="en-IN"/>
-        </w:rPr>
-        <w:t xml:space="preserve">  :</w:t>
-      </w:r>
-      <w:proofErr w:type="gramEnd"/>
-      <w:r>
-        <w:rPr>
-          <w:b/>
-          <w:bCs/>
-          <w:lang w:val="en-IN"/>
-        </w:rPr>
-        <w:t xml:space="preserve"> 301</w:t>
-      </w:r>
-    </w:p>
-    <w:p>
-      <w:pPr>
-        <w:rPr>
-          <w:b/>
-          <w:bCs/>
-          <w:lang w:val="en-IN"/>
-        </w:rPr>
-      </w:pPr>
-      <w:r>
-        <w:rPr>
-          <w:b/>
-          <w:bCs/>
-          <w:lang w:val="en-IN"/>
-        </w:rPr>
-        <w:t xml:space="preserve">Records Failed           </w:t>
-      </w:r>
-      <w:proofErr w:type="gramStart"/>
-      <w:r>
-        <w:rPr>
-          <w:b/>
-          <w:bCs/>
-          <w:lang w:val="en-IN"/>
-        </w:rPr>
-        <w:t xml:space="preserve">  :</w:t>
-      </w:r>
-      <w:proofErr w:type="gramEnd"/>
-      <w:r>
-        <w:rPr>
-          <w:b/>
-          <w:bCs/>
-          <w:lang w:val="en-IN"/>
-        </w:rPr>
-        <w:t xml:space="preserve"> 699</w:t>
-      </w:r>
-    </w:p>
-    <w:p>
-      <w:pPr>
-        <w:rPr>
-          <w:b/>
-          <w:bCs/>
-          <w:lang w:val="en-IN"/>
-        </w:rPr>
-      </w:pPr>
-    </w:p>
-    <w:p>
-      <w:pPr>
-        <w:rPr>
-          <w:b/>
-          <w:bCs/>
-          <w:lang w:val="en-IN"/>
-        </w:rPr>
-      </w:pPr>
-      <w:r>
-        <w:rPr>
-          <w:b/>
-          <w:bCs/>
-          <w:lang w:val="en-IN"/>
-        </w:rPr>
-        <w:t xml:space="preserve">Duplicate Customer IDs   </w:t>
-      </w:r>
-      <w:proofErr w:type="gramStart"/>
-      <w:r>
-        <w:rPr>
-          <w:b/>
-          <w:bCs/>
-          <w:lang w:val="en-IN"/>
-        </w:rPr>
-        <w:t xml:space="preserve">  :</w:t>
-      </w:r>
-      <w:proofErr w:type="gramEnd"/>
-      <w:r>
-        <w:rPr>
-          <w:b/>
-          <w:bCs/>
-          <w:lang w:val="en-IN"/>
-        </w:rPr>
-        <w:t xml:space="preserve"> 0</w:t>
-      </w:r>
-    </w:p>
-    <w:p>
-      <w:pPr>
-        <w:rPr>
-          <w:b/>
-          <w:bCs/>
-          <w:lang w:val="en-IN"/>
-        </w:rPr>
-      </w:pPr>
-      <w:r>
-        <w:rPr>
-          <w:b/>
-          <w:bCs/>
-          <w:lang w:val="en-IN"/>
-        </w:rPr>
-        <w:t xml:space="preserve">Duplicate Emails         </w:t>
-      </w:r>
-      <w:proofErr w:type="gramStart"/>
-      <w:r>
-        <w:rPr>
-          <w:b/>
-          <w:bCs/>
-          <w:lang w:val="en-IN"/>
-        </w:rPr>
-        <w:t xml:space="preserve">  :</w:t>
-      </w:r>
-      <w:proofErr w:type="gramEnd"/>
-      <w:r>
-        <w:rPr>
-          <w:b/>
-          <w:bCs/>
-          <w:lang w:val="en-IN"/>
-        </w:rPr>
-        <w:t xml:space="preserve"> 1</w:t>
-      </w:r>
-    </w:p>
-    <w:p>
-      <w:pPr>
-        <w:rPr>
-          <w:b/>
-          <w:bCs/>
-          <w:lang w:val="en-IN"/>
-        </w:rPr>
-      </w:pPr>
-      <w:r>
-        <w:rPr>
-          <w:b/>
-          <w:bCs/>
-          <w:lang w:val="en-IN"/>
-        </w:rPr>
-        <w:t xml:space="preserve">Null Customer IDs        </w:t>
-      </w:r>
-      <w:proofErr w:type="gramStart"/>
-      <w:r>
-        <w:rPr>
-          <w:b/>
-          <w:bCs/>
-          <w:lang w:val="en-IN"/>
-        </w:rPr>
-        <w:t xml:space="preserve">  :</w:t>
-      </w:r>
-      <w:proofErr w:type="gramEnd"/>
-      <w:r>
-        <w:rPr>
-          <w:b/>
-          <w:bCs/>
-          <w:lang w:val="en-IN"/>
-        </w:rPr>
-        <w:t xml:space="preserve"> 0</w:t>
-      </w:r>
-    </w:p>
-    <w:p>
-      <w:pPr>
-        <w:rPr>
-          <w:b/>
-          <w:bCs/>
-          <w:lang w:val="en-IN"/>
-        </w:rPr>
-      </w:pPr>
-      <w:r>
-        <w:rPr>
-          <w:b/>
-          <w:bCs/>
-          <w:lang w:val="en-IN"/>
-        </w:rPr>
-        <w:t xml:space="preserve">Null Emails              </w:t>
-      </w:r>
-      <w:proofErr w:type="gramStart"/>
-      <w:r>
-        <w:rPr>
-          <w:b/>
-          <w:bCs/>
-          <w:lang w:val="en-IN"/>
-        </w:rPr>
-        <w:t xml:space="preserve">  :</w:t>
-      </w:r>
-      <w:proofErr w:type="gramEnd"/>
-      <w:r>
-        <w:rPr>
-          <w:b/>
-          <w:bCs/>
-          <w:lang w:val="en-IN"/>
-        </w:rPr>
-        <w:t xml:space="preserve"> 0</w:t>
-      </w:r>
-    </w:p>
-    <w:p>
-      <w:pPr>
-        <w:rPr>
-          <w:b/>
-          <w:bCs/>
-          <w:lang w:val="en-IN"/>
-        </w:rPr>
-      </w:pPr>
-      <w:r>
-        <w:rPr>
-          <w:b/>
-          <w:bCs/>
-          <w:lang w:val="en-IN"/>
-        </w:rPr>
-        <w:t xml:space="preserve">Invalid Gender           </w:t>
-      </w:r>
-      <w:proofErr w:type="gramStart"/>
-      <w:r>
-        <w:rPr>
-          <w:b/>
-          <w:bCs/>
-          <w:lang w:val="en-IN"/>
-        </w:rPr>
-        <w:t xml:space="preserve">  :</w:t>
-      </w:r>
-      <w:proofErr w:type="gramEnd"/>
-      <w:r>
-        <w:rPr>
-          <w:b/>
-          <w:bCs/>
-          <w:lang w:val="en-IN"/>
-        </w:rPr>
-        <w:t xml:space="preserve"> 0</w:t>
-      </w:r>
-    </w:p>
-    <w:p>
-      <w:pPr>
-        <w:rPr>
-          <w:b/>
-          <w:bCs/>
-          <w:lang w:val="en-IN"/>
-        </w:rPr>
-      </w:pPr>
-      <w:r>
-        <w:rPr>
-          <w:b/>
-          <w:bCs/>
-          <w:lang w:val="en-IN"/>
-        </w:rPr>
-        <w:t xml:space="preserve">Future Registration </w:t>
-      </w:r>
-      <w:proofErr w:type="gramStart"/>
-      <w:r>
-        <w:rPr>
-          <w:b/>
-          <w:bCs/>
-          <w:lang w:val="en-IN"/>
-        </w:rPr>
-        <w:t>Dates  :</w:t>
-      </w:r>
-      <w:proofErr w:type="gramEnd"/>
-      <w:r>
-        <w:rPr>
-          <w:b/>
-          <w:bCs/>
-          <w:lang w:val="en-IN"/>
-        </w:rPr>
-        <w:t xml:space="preserve"> 0</w:t>
-      </w:r>
-    </w:p>
-    <w:p>
-      <w:pPr>
-        <w:rPr>
-          <w:b/>
-          <w:bCs/>
-          <w:lang w:val="en-IN"/>
-        </w:rPr>
-      </w:pPr>
-      <w:r>
-        <w:rPr>
-          <w:b/>
-          <w:bCs/>
-          <w:lang w:val="en-IN"/>
-        </w:rPr>
-        <w:t xml:space="preserve">Invalid Phone Numbers    </w:t>
-      </w:r>
-      <w:proofErr w:type="gramStart"/>
-      <w:r>
-        <w:rPr>
-          <w:b/>
-          <w:bCs/>
-          <w:lang w:val="en-IN"/>
-        </w:rPr>
-        <w:t xml:space="preserve">  :</w:t>
-      </w:r>
-      <w:proofErr w:type="gramEnd"/>
-      <w:r>
-        <w:rPr>
-          <w:b/>
-          <w:bCs/>
-          <w:lang w:val="en-IN"/>
-        </w:rPr>
-        <w:t xml:space="preserve"> 698</w:t>
-      </w:r>
-    </w:p>
-    <w:p>
-      <w:pPr>
-        <w:rPr>
-          <w:b/>
-          <w:bCs/>
-          <w:lang w:val="en-IN"/>
-        </w:rPr>
-      </w:pPr>
-    </w:p>
-    <w:p>
-      <w:pPr>
-        <w:rPr>
-          <w:b/>
-          <w:bCs/>
-          <w:lang w:val="en-IN"/>
-        </w:rPr>
-      </w:pPr>
-      <w:r>
-        <w:rPr>
-          <w:b/>
-          <w:bCs/>
-          <w:lang w:val="en-IN"/>
-        </w:rPr>
-        <w:t xml:space="preserve">Overall Status           </w:t>
-      </w:r>
-      <w:proofErr w:type="gramStart"/>
-      <w:r>
-        <w:rPr>
-          <w:b/>
-          <w:bCs/>
-          <w:lang w:val="en-IN"/>
-        </w:rPr>
-        <w:t xml:space="preserve">  :</w:t>
-      </w:r>
-      <w:proofErr w:type="gramEnd"/>
-      <w:r>
-        <w:rPr>
-          <w:b/>
-          <w:bCs/>
-          <w:lang w:val="en-IN"/>
-        </w:rPr>
-        <w:t xml:space="preserve"> FAILED</w:t>
-      </w:r>
-    </w:p>
-    <w:p>
-      <w:pPr>
-        <w:rPr>
-          <w:b/>
-          <w:bCs/>
-          <w:lang w:val="en-IN"/>
-        </w:rPr>
-      </w:pPr>
-    </w:p>
-    <w:p>
-      <w:pPr>
-        <w:rPr>
-          <w:b/>
-          <w:bCs/>
-          <w:lang w:val="en-IN"/>
-        </w:rPr>
-      </w:pPr>
-      <w:r>
-        <w:rPr>
-          <w:b/>
-          <w:bCs/>
-          <w:lang w:val="en-IN"/>
-        </w:rPr>
-        <w:t>=========================================</w:t>
-      </w:r>
+        <w:t>Architecture</w:t>
+      </w:r>
+    </w:p>
+    <w:p>
+      <w:pPr>
+        <w:rPr>
+          <w:b/>
+          <w:bCs/>
+        </w:rPr>
+      </w:pPr>
+    </w:p>
+    <w:p>
+      <w:pPr>
+        <w:rPr>
+          <w:b/>
+          <w:bCs/>
+        </w:rPr>
+      </w:pPr>
+      <w:r>
+        <w:rPr>
+          <w:b/>
+          <w:bCs/>
+          <w:noProof/>
+        </w:rPr>
+        <w:drawing>
+          <wp:inline distT="0" distB="0" distL="0" distR="0" wp14:anchorId="5DB79078" wp14:editId="319A469A">
+            <wp:extent cx="5711588" cy="7347567"/>
+            <wp:effectExtent l="0" t="0" r="3810" b="6350"/>
+            <wp:docPr id="494293623" name="Picture 2"/>
+            <wp:cNvGraphicFramePr>
+              <a:graphicFrameLocks xmlns:a="http://schemas.openxmlformats.org/drawingml/2006/main" noChangeAspect="1"/>
+            </wp:cNvGraphicFramePr>
+            <a:graphic xmlns:a="http://schemas.openxmlformats.org/drawingml/2006/main">
+              <a:graphicData uri="http://schemas.openxmlformats.org/drawingml/2006/picture">
+                <pic:pic xmlns:pic="http://schemas.openxmlformats.org/drawingml/2006/picture">
+                  <pic:nvPicPr>
+                    <pic:cNvPr id="494293623" name="Picture 494293623"/>
+                    <pic:cNvPicPr/>
+                  </pic:nvPicPr>
+                  <pic:blipFill>
+                    <a:blip r:embed="rId6">
+                      <a:extLst>
+                        <a:ext uri="{28A0092B-C50C-407E-A947-70E740481C1C}">
+                          <a14:useLocalDpi xmlns:a14="http://schemas.microsoft.com/office/drawing/2010/main" val="0"/>
+                        </a:ext>
+                      </a:extLst>
+                    </a:blip>
+                    <a:stretch>
+                      <a:fillRect/>
+                    </a:stretch>
+                  </pic:blipFill>
+                  <pic:spPr>
+                    <a:xfrm>
+                      <a:off x="0" y="0"/>
+                      <a:ext cx="5714332" cy="7351097"/>
+                    </a:xfrm>
+                    <a:prstGeom prst="rect">
+                      <a:avLst/>
+                    </a:prstGeom>
+                  </pic:spPr>
+                </pic:pic>
+              </a:graphicData>
+            </a:graphic>
+          </wp:inline>
+        </w:drawing>
+      </w:r>
+    </w:p>
+    <w:p>
+      <w:pPr>
+        <w:rPr>
+          <w:b/>
+          <w:bCs/>
+        </w:rPr>
+      </w:pPr>
     </w:p>
     <w:sectPr>
       <w:pgSz w:w="12240" w:h="15840"/>
@@ -1169,6 +478,230 @@
 <file path=word/numbering.xml><?xml version="1.0" encoding="utf-8"?>
 <w:numbering xmlns:wpc="http://schemas.microsoft.com/office/word/2010/wordprocessingCanvas" xmlns:cx="http://schemas.microsoft.com/office/drawing/2014/chartex" xmlns:cx1="http://schemas.microsoft.com/office/drawing/2015/9/8/chartex" xmlns:cx2="http://schemas.microsoft.com/office/drawing/2015/10/21/chartex" xmlns:cx3="http://schemas.microsoft.com/office/drawing/2016/5/9/chartex" xmlns:cx4="http://schemas.microsoft.com/office/drawing/2016/5/10/chartex" xmlns:cx5="http://schemas.microsoft.com/office/drawing/2016/5/11/chartex" xmlns:cx6="http://schemas.microsoft.com/office/drawing/2016/5/12/chartex" xmlns:cx7="http://schemas.microsoft.com/office/drawing/2016/5/13/chartex" xmlns:cx8="http://schemas.microsoft.com/office/drawing/2016/5/14/chartex" xmlns:mc="http://schemas.openxmlformats.org/markup-compatibility/2006" xmlns:aink="http://schemas.microsoft.com/office/drawing/2016/ink" xmlns:am3d="http://schemas.microsoft.com/office/drawing/2017/model3d" xmlns:o="urn:schemas-microsoft-com:office:office" xmlns:oel="http://schemas.microsoft.com/office/2019/extlst" xmlns:r="http://schemas.openxmlformats.org/officeDocument/2006/relationships" xmlns:m="http://schemas.openxmlformats.org/officeDocument/2006/math" xmlns:v="urn:schemas-microsoft-com:vml" xmlns:wp14="http://schemas.microsoft.com/office/word/2010/wordprocessingDrawing" xmlns:wp="http://schemas.openxmlformats.org/drawingml/2006/wordprocessingDrawing" xmlns:w10="urn:schemas-microsoft-com:office:word" xmlns:w="http://schemas.openxmlformats.org/wordprocessingml/2006/main" xmlns:w14="http://schemas.microsoft.com/office/word/2010/wordml" xmlns:w15="http://schemas.microsoft.com/office/word/2012/wordml" xmlns:w16cex="http://schemas.microsoft.com/office/word/2018/wordml/cex" xmlns:w16cid="http://schemas.microsoft.com/office/word/2016/wordml/cid" xmlns:w16="http://schemas.microsoft.com/office/word/2018/wordml" xmlns:w16du="http://schemas.microsoft.com/office/word/2023/wordml/word16du" xmlns:w16sdtdh="http://schemas.microsoft.com/office/word/2020/wordml/sdtdatahash" xmlns:w16sdtfl="http://schemas.microsoft.com/office/word/2024/wordml/sdtformatlock" xmlns:w16se="http://schemas.microsoft.com/office/word/2015/wordml/symex" xmlns:wpg="http://schemas.microsoft.com/office/word/2010/wordprocessingGroup" xmlns:wpi="http://schemas.microsoft.com/office/word/2010/wordprocessingInk" xmlns:wne="http://schemas.microsoft.com/office/word/2006/wordml" xmlns:wps="http://schemas.microsoft.com/office/word/2010/wordprocessingShape" mc:Ignorable="w14 w15 w16se w16cid w16 w16cex w16sdtdh w16sdtfl w16du wp14">
   <w:abstractNum w:abstractNumId="0" w15:restartNumberingAfterBreak="0">
+    <w:nsid w:val="058571AD"/>
+    <w:multiLevelType w:val="hybridMultilevel"/>
+    <w:tmpl w:val="DEC261DE"/>
+    <w:lvl w:ilvl="0" w:tplc="D9DEAE5E">
+      <w:numFmt w:val="bullet"/>
+      <w:lvlText w:val="-"/>
+      <w:lvlJc w:val="left"/>
+      <w:pPr>
+        <w:ind w:left="720" w:hanging="360"/>
+      </w:pPr>
+      <w:rPr>
+        <w:rFonts w:ascii="Calibri" w:eastAsiaTheme="minorHAnsi" w:hAnsi="Calibri" w:cs="Calibri" w:hint="default"/>
+      </w:rPr>
+    </w:lvl>
+    <w:lvl w:ilvl="1" w:tplc="04090003" w:tentative="1">
+      <w:start w:val="1"/>
+      <w:numFmt w:val="bullet"/>
+      <w:lvlText w:val="o"/>
+      <w:lvlJc w:val="left"/>
+      <w:pPr>
+        <w:ind w:left="1440" w:hanging="360"/>
+      </w:pPr>
+      <w:rPr>
+        <w:rFonts w:ascii="Courier New" w:hAnsi="Courier New" w:cs="Courier New" w:hint="default"/>
+      </w:rPr>
+    </w:lvl>
+    <w:lvl w:ilvl="2" w:tplc="04090005" w:tentative="1">
+      <w:start w:val="1"/>
+      <w:numFmt w:val="bullet"/>
+      <w:lvlText w:val=""/>
+      <w:lvlJc w:val="left"/>
+      <w:pPr>
+        <w:ind w:left="2160" w:hanging="360"/>
+      </w:pPr>
+      <w:rPr>
+        <w:rFonts w:ascii="Wingdings" w:hAnsi="Wingdings" w:hint="default"/>
+      </w:rPr>
+    </w:lvl>
+    <w:lvl w:ilvl="3" w:tplc="04090001" w:tentative="1">
+      <w:start w:val="1"/>
+      <w:numFmt w:val="bullet"/>
+      <w:lvlText w:val=""/>
+      <w:lvlJc w:val="left"/>
+      <w:pPr>
+        <w:ind w:left="2880" w:hanging="360"/>
+      </w:pPr>
+      <w:rPr>
+        <w:rFonts w:ascii="Symbol" w:hAnsi="Symbol" w:hint="default"/>
+      </w:rPr>
+    </w:lvl>
+    <w:lvl w:ilvl="4" w:tplc="04090003" w:tentative="1">
+      <w:start w:val="1"/>
+      <w:numFmt w:val="bullet"/>
+      <w:lvlText w:val="o"/>
+      <w:lvlJc w:val="left"/>
+      <w:pPr>
+        <w:ind w:left="3600" w:hanging="360"/>
+      </w:pPr>
+      <w:rPr>
+        <w:rFonts w:ascii="Courier New" w:hAnsi="Courier New" w:cs="Courier New" w:hint="default"/>
+      </w:rPr>
+    </w:lvl>
+    <w:lvl w:ilvl="5" w:tplc="04090005" w:tentative="1">
+      <w:start w:val="1"/>
+      <w:numFmt w:val="bullet"/>
+      <w:lvlText w:val=""/>
+      <w:lvlJc w:val="left"/>
+      <w:pPr>
+        <w:ind w:left="4320" w:hanging="360"/>
+      </w:pPr>
+      <w:rPr>
+        <w:rFonts w:ascii="Wingdings" w:hAnsi="Wingdings" w:hint="default"/>
+      </w:rPr>
+    </w:lvl>
+    <w:lvl w:ilvl="6" w:tplc="04090001" w:tentative="1">
+      <w:start w:val="1"/>
+      <w:numFmt w:val="bullet"/>
+      <w:lvlText w:val=""/>
+      <w:lvlJc w:val="left"/>
+      <w:pPr>
+        <w:ind w:left="5040" w:hanging="360"/>
+      </w:pPr>
+      <w:rPr>
+        <w:rFonts w:ascii="Symbol" w:hAnsi="Symbol" w:hint="default"/>
+      </w:rPr>
+    </w:lvl>
+    <w:lvl w:ilvl="7" w:tplc="04090003" w:tentative="1">
+      <w:start w:val="1"/>
+      <w:numFmt w:val="bullet"/>
+      <w:lvlText w:val="o"/>
+      <w:lvlJc w:val="left"/>
+      <w:pPr>
+        <w:ind w:left="5760" w:hanging="360"/>
+      </w:pPr>
+      <w:rPr>
+        <w:rFonts w:ascii="Courier New" w:hAnsi="Courier New" w:cs="Courier New" w:hint="default"/>
+      </w:rPr>
+    </w:lvl>
+    <w:lvl w:ilvl="8" w:tplc="04090005" w:tentative="1">
+      <w:start w:val="1"/>
+      <w:numFmt w:val="bullet"/>
+      <w:lvlText w:val=""/>
+      <w:lvlJc w:val="left"/>
+      <w:pPr>
+        <w:ind w:left="6480" w:hanging="360"/>
+      </w:pPr>
+      <w:rPr>
+        <w:rFonts w:ascii="Wingdings" w:hAnsi="Wingdings" w:hint="default"/>
+      </w:rPr>
+    </w:lvl>
+  </w:abstractNum>
+  <w:abstractNum w:abstractNumId="1" w15:restartNumberingAfterBreak="0">
+    <w:nsid w:val="2F7A1ADD"/>
+    <w:multiLevelType w:val="hybridMultilevel"/>
+    <w:tmpl w:val="4EF44C56"/>
+    <w:lvl w:ilvl="0" w:tplc="84E6E94A">
+      <w:numFmt w:val="bullet"/>
+      <w:lvlText w:val="-"/>
+      <w:lvlJc w:val="left"/>
+      <w:pPr>
+        <w:ind w:left="720" w:hanging="360"/>
+      </w:pPr>
+      <w:rPr>
+        <w:rFonts w:ascii="Calibri" w:eastAsiaTheme="minorHAnsi" w:hAnsi="Calibri" w:cs="Calibri" w:hint="default"/>
+      </w:rPr>
+    </w:lvl>
+    <w:lvl w:ilvl="1" w:tplc="04090003" w:tentative="1">
+      <w:start w:val="1"/>
+      <w:numFmt w:val="bullet"/>
+      <w:lvlText w:val="o"/>
+      <w:lvlJc w:val="left"/>
+      <w:pPr>
+        <w:ind w:left="1440" w:hanging="360"/>
+      </w:pPr>
+      <w:rPr>
+        <w:rFonts w:ascii="Courier New" w:hAnsi="Courier New" w:cs="Courier New" w:hint="default"/>
+      </w:rPr>
+    </w:lvl>
+    <w:lvl w:ilvl="2" w:tplc="04090005" w:tentative="1">
+      <w:start w:val="1"/>
+      <w:numFmt w:val="bullet"/>
+      <w:lvlText w:val=""/>
+      <w:lvlJc w:val="left"/>
+      <w:pPr>
+        <w:ind w:left="2160" w:hanging="360"/>
+      </w:pPr>
+      <w:rPr>
+        <w:rFonts w:ascii="Wingdings" w:hAnsi="Wingdings" w:hint="default"/>
+      </w:rPr>
+    </w:lvl>
+    <w:lvl w:ilvl="3" w:tplc="04090001" w:tentative="1">
+      <w:start w:val="1"/>
+      <w:numFmt w:val="bullet"/>
+      <w:lvlText w:val=""/>
+      <w:lvlJc w:val="left"/>
+      <w:pPr>
+        <w:ind w:left="2880" w:hanging="360"/>
+      </w:pPr>
+      <w:rPr>
+        <w:rFonts w:ascii="Symbol" w:hAnsi="Symbol" w:hint="default"/>
+      </w:rPr>
+    </w:lvl>
+    <w:lvl w:ilvl="4" w:tplc="04090003" w:tentative="1">
+      <w:start w:val="1"/>
+      <w:numFmt w:val="bullet"/>
+      <w:lvlText w:val="o"/>
+      <w:lvlJc w:val="left"/>
+      <w:pPr>
+        <w:ind w:left="3600" w:hanging="360"/>
+      </w:pPr>
+      <w:rPr>
+        <w:rFonts w:ascii="Courier New" w:hAnsi="Courier New" w:cs="Courier New" w:hint="default"/>
+      </w:rPr>
+    </w:lvl>
+    <w:lvl w:ilvl="5" w:tplc="04090005" w:tentative="1">
+      <w:start w:val="1"/>
+      <w:numFmt w:val="bullet"/>
+      <w:lvlText w:val=""/>
+      <w:lvlJc w:val="left"/>
+      <w:pPr>
+        <w:ind w:left="4320" w:hanging="360"/>
+      </w:pPr>
+      <w:rPr>
+        <w:rFonts w:ascii="Wingdings" w:hAnsi="Wingdings" w:hint="default"/>
+      </w:rPr>
+    </w:lvl>
+    <w:lvl w:ilvl="6" w:tplc="04090001" w:tentative="1">
+      <w:start w:val="1"/>
+      <w:numFmt w:val="bullet"/>
+      <w:lvlText w:val=""/>
+      <w:lvlJc w:val="left"/>
+      <w:pPr>
+        <w:ind w:left="5040" w:hanging="360"/>
+      </w:pPr>
+      <w:rPr>
+        <w:rFonts w:ascii="Symbol" w:hAnsi="Symbol" w:hint="default"/>
+      </w:rPr>
+    </w:lvl>
+    <w:lvl w:ilvl="7" w:tplc="04090003" w:tentative="1">
+      <w:start w:val="1"/>
+      <w:numFmt w:val="bullet"/>
+      <w:lvlText w:val="o"/>
+      <w:lvlJc w:val="left"/>
+      <w:pPr>
+        <w:ind w:left="5760" w:hanging="360"/>
+      </w:pPr>
+      <w:rPr>
+        <w:rFonts w:ascii="Courier New" w:hAnsi="Courier New" w:cs="Courier New" w:hint="default"/>
+      </w:rPr>
+    </w:lvl>
+    <w:lvl w:ilvl="8" w:tplc="04090005" w:tentative="1">
+      <w:start w:val="1"/>
+      <w:numFmt w:val="bullet"/>
+      <w:lvlText w:val=""/>
+      <w:lvlJc w:val="left"/>
+      <w:pPr>
+        <w:ind w:left="6480" w:hanging="360"/>
+      </w:pPr>
+      <w:rPr>
+        <w:rFonts w:ascii="Wingdings" w:hAnsi="Wingdings" w:hint="default"/>
+      </w:rPr>
+    </w:lvl>
+  </w:abstractNum>
+  <w:abstractNum w:abstractNumId="2" w15:restartNumberingAfterBreak="0">
     <w:nsid w:val="5E605DE2"/>
     <w:multiLevelType w:val="multilevel"/>
     <w:tmpl w:val="F3B62432"/>
@@ -1317,7 +850,7 @@
       </w:rPr>
     </w:lvl>
   </w:abstractNum>
-  <w:abstractNum w:abstractNumId="1" w15:restartNumberingAfterBreak="0">
+  <w:abstractNum w:abstractNumId="3" w15:restartNumberingAfterBreak="0">
     <w:nsid w:val="67C70C1F"/>
     <w:multiLevelType w:val="multilevel"/>
     <w:tmpl w:val="8BD863F4"/>
@@ -1466,7 +999,7 @@
       </w:rPr>
     </w:lvl>
   </w:abstractNum>
-  <w:abstractNum w:abstractNumId="2" w15:restartNumberingAfterBreak="0">
+  <w:abstractNum w:abstractNumId="4" w15:restartNumberingAfterBreak="0">
     <w:nsid w:val="7DC36C32"/>
     <w:multiLevelType w:val="multilevel"/>
     <w:tmpl w:val="0130E9A0"/>
@@ -1615,14 +1148,135 @@
       </w:rPr>
     </w:lvl>
   </w:abstractNum>
+  <w:abstractNum w:abstractNumId="5" w15:restartNumberingAfterBreak="0">
+    <w:nsid w:val="7E822367"/>
+    <w:multiLevelType w:val="hybridMultilevel"/>
+    <w:tmpl w:val="4066DE90"/>
+    <w:lvl w:ilvl="0" w:tplc="1290A49A">
+      <w:numFmt w:val="bullet"/>
+      <w:lvlText w:val="-"/>
+      <w:lvlJc w:val="left"/>
+      <w:pPr>
+        <w:ind w:left="720" w:hanging="360"/>
+      </w:pPr>
+      <w:rPr>
+        <w:rFonts w:ascii="Calibri" w:eastAsiaTheme="minorHAnsi" w:hAnsi="Calibri" w:cs="Calibri" w:hint="default"/>
+      </w:rPr>
+    </w:lvl>
+    <w:lvl w:ilvl="1" w:tplc="04090003" w:tentative="1">
+      <w:start w:val="1"/>
+      <w:numFmt w:val="bullet"/>
+      <w:lvlText w:val="o"/>
+      <w:lvlJc w:val="left"/>
+      <w:pPr>
+        <w:ind w:left="1440" w:hanging="360"/>
+      </w:pPr>
+      <w:rPr>
+        <w:rFonts w:ascii="Courier New" w:hAnsi="Courier New" w:cs="Courier New" w:hint="default"/>
+      </w:rPr>
+    </w:lvl>
+    <w:lvl w:ilvl="2" w:tplc="04090005" w:tentative="1">
+      <w:start w:val="1"/>
+      <w:numFmt w:val="bullet"/>
+      <w:lvlText w:val=""/>
+      <w:lvlJc w:val="left"/>
+      <w:pPr>
+        <w:ind w:left="2160" w:hanging="360"/>
+      </w:pPr>
+      <w:rPr>
+        <w:rFonts w:ascii="Wingdings" w:hAnsi="Wingdings" w:hint="default"/>
+      </w:rPr>
+    </w:lvl>
+    <w:lvl w:ilvl="3" w:tplc="04090001" w:tentative="1">
+      <w:start w:val="1"/>
+      <w:numFmt w:val="bullet"/>
+      <w:lvlText w:val=""/>
+      <w:lvlJc w:val="left"/>
+      <w:pPr>
+        <w:ind w:left="2880" w:hanging="360"/>
+      </w:pPr>
+      <w:rPr>
+        <w:rFonts w:ascii="Symbol" w:hAnsi="Symbol" w:hint="default"/>
+      </w:rPr>
+    </w:lvl>
+    <w:lvl w:ilvl="4" w:tplc="04090003" w:tentative="1">
+      <w:start w:val="1"/>
+      <w:numFmt w:val="bullet"/>
+      <w:lvlText w:val="o"/>
+      <w:lvlJc w:val="left"/>
+      <w:pPr>
+        <w:ind w:left="3600" w:hanging="360"/>
+      </w:pPr>
+      <w:rPr>
+        <w:rFonts w:ascii="Courier New" w:hAnsi="Courier New" w:cs="Courier New" w:hint="default"/>
+      </w:rPr>
+    </w:lvl>
+    <w:lvl w:ilvl="5" w:tplc="04090005" w:tentative="1">
+      <w:start w:val="1"/>
+      <w:numFmt w:val="bullet"/>
+      <w:lvlText w:val=""/>
+      <w:lvlJc w:val="left"/>
+      <w:pPr>
+        <w:ind w:left="4320" w:hanging="360"/>
+      </w:pPr>
+      <w:rPr>
+        <w:rFonts w:ascii="Wingdings" w:hAnsi="Wingdings" w:hint="default"/>
+      </w:rPr>
+    </w:lvl>
+    <w:lvl w:ilvl="6" w:tplc="04090001" w:tentative="1">
+      <w:start w:val="1"/>
+      <w:numFmt w:val="bullet"/>
+      <w:lvlText w:val=""/>
+      <w:lvlJc w:val="left"/>
+      <w:pPr>
+        <w:ind w:left="5040" w:hanging="360"/>
+      </w:pPr>
+      <w:rPr>
+        <w:rFonts w:ascii="Symbol" w:hAnsi="Symbol" w:hint="default"/>
+      </w:rPr>
+    </w:lvl>
+    <w:lvl w:ilvl="7" w:tplc="04090003" w:tentative="1">
+      <w:start w:val="1"/>
+      <w:numFmt w:val="bullet"/>
+      <w:lvlText w:val="o"/>
+      <w:lvlJc w:val="left"/>
+      <w:pPr>
+        <w:ind w:left="5760" w:hanging="360"/>
+      </w:pPr>
+      <w:rPr>
+        <w:rFonts w:ascii="Courier New" w:hAnsi="Courier New" w:cs="Courier New" w:hint="default"/>
+      </w:rPr>
+    </w:lvl>
+    <w:lvl w:ilvl="8" w:tplc="04090005" w:tentative="1">
+      <w:start w:val="1"/>
+      <w:numFmt w:val="bullet"/>
+      <w:lvlText w:val=""/>
+      <w:lvlJc w:val="left"/>
+      <w:pPr>
+        <w:ind w:left="6480" w:hanging="360"/>
+      </w:pPr>
+      <w:rPr>
+        <w:rFonts w:ascii="Wingdings" w:hAnsi="Wingdings" w:hint="default"/>
+      </w:rPr>
+    </w:lvl>
+  </w:abstractNum>
   <w:num w:numId="1" w16cid:durableId="248776162">
+    <w:abstractNumId w:val="2"/>
+  </w:num>
+  <w:num w:numId="2" w16cid:durableId="89351547">
+    <w:abstractNumId w:val="3"/>
+  </w:num>
+  <w:num w:numId="3" w16cid:durableId="349644546">
+    <w:abstractNumId w:val="4"/>
+  </w:num>
+  <w:num w:numId="4" w16cid:durableId="565190110">
+    <w:abstractNumId w:val="5"/>
+  </w:num>
+  <w:num w:numId="5" w16cid:durableId="225921881">
     <w:abstractNumId w:val="0"/>
   </w:num>
-  <w:num w:numId="2" w16cid:durableId="89351547">
+  <w:num w:numId="6" w16cid:durableId="183251438">
     <w:abstractNumId w:val="1"/>
-  </w:num>
-  <w:num w:numId="3" w16cid:durableId="349644546">
-    <w:abstractNumId w:val="2"/>
   </w:num>
 </w:numbering>
 </file>
@@ -2840,4 +2494,16 @@
     </a:ext>
   </a:extLst>
 </a:theme>
+</file>
+
+<file path=customXml/item1.xml><?xml version="1.0" encoding="utf-8"?>
+<b:Sources xmlns:b="http://schemas.openxmlformats.org/officeDocument/2006/bibliography" xmlns="http://schemas.openxmlformats.org/officeDocument/2006/bibliography" SelectedStyle="\APASixthEditionOfficeOnline.xsl" StyleName="APA" Version="6"/>
+</file>
+
+<file path=customXml/itemProps1.xml><?xml version="1.0" encoding="utf-8"?>
+<ds:datastoreItem xmlns:ds="http://schemas.openxmlformats.org/officeDocument/2006/customXml" ds:itemID="{2310C997-465D-4C7E-A8AA-E89D87DC957A}">
+  <ds:schemaRefs>
+    <ds:schemaRef ds:uri="http://schemas.openxmlformats.org/officeDocument/2006/bibliography"/>
+  </ds:schemaRefs>
+</ds:datastoreItem>
 </file>
--- a/docs/RETAIL SALES LAKEHOUSE PLATFORM.docx
+++ b/docs/RETAIL SALES LAKEHOUSE PLATFORM.docx
@@ -382,12 +382,16 @@
         <w:rPr>
           <w:b/>
           <w:bCs/>
-        </w:rPr>
-      </w:pPr>
-      <w:r>
-        <w:rPr>
-          <w:b/>
-          <w:bCs/>
+          <w:sz w:val="32"/>
+          <w:szCs w:val="24"/>
+        </w:rPr>
+      </w:pPr>
+      <w:r>
+        <w:rPr>
+          <w:b/>
+          <w:bCs/>
+          <w:sz w:val="32"/>
+          <w:szCs w:val="24"/>
         </w:rPr>
         <w:lastRenderedPageBreak/>
         <w:t>Architecture</w:t>
@@ -464,6 +468,3803 @@
           <w:bCs/>
         </w:rPr>
       </w:pPr>
+      <w:r>
+        <w:rPr>
+          <w:b/>
+          <w:bCs/>
+          <w:sz w:val="32"/>
+          <w:szCs w:val="24"/>
+        </w:rPr>
+        <w:lastRenderedPageBreak/>
+        <w:t>Data Sources</w:t>
+      </w:r>
+    </w:p>
+    <w:p>
+      <w:r>
+        <w:t>The retail sales platform receives data from multiple business systems. These sources contain information related to Customers data, Products data, and Orders data. </w:t>
+      </w:r>
+    </w:p>
+    <w:p>
+      <w:r>
+        <w:t>The primary source system used in the retail sales platform is Azure Database for PostgreSQL, which acts as the structured source for the retail business data. </w:t>
+      </w:r>
+    </w:p>
+    <w:p/>
+    <w:p>
+      <w:pPr>
+        <w:rPr>
+          <w:b/>
+          <w:bCs/>
+          <w:sz w:val="28"/>
+          <w:szCs w:val="22"/>
+        </w:rPr>
+      </w:pPr>
+      <w:r>
+        <w:rPr>
+          <w:b/>
+          <w:bCs/>
+          <w:sz w:val="28"/>
+          <w:szCs w:val="22"/>
+        </w:rPr>
+        <w:t>Source Data Categories</w:t>
+      </w:r>
+    </w:p>
+    <w:p>
+      <w:r>
+        <w:t>The data is organized into different business domains:</w:t>
+      </w:r>
+    </w:p>
+    <w:tbl>
+      <w:tblPr>
+        <w:tblStyle w:val="TableGrid"/>
+        <w:tblpPr w:leftFromText="180" w:rightFromText="180" w:vertAnchor="text" w:horzAnchor="margin" w:tblpY="6"/>
+        <w:tblW w:w="9912" w:type="dxa"/>
+        <w:tblLook w:val="04A0" w:firstRow="1" w:lastRow="0" w:firstColumn="1" w:lastColumn="0" w:noHBand="0" w:noVBand="1"/>
+      </w:tblPr>
+      <w:tblGrid>
+        <w:gridCol w:w="4956"/>
+        <w:gridCol w:w="4956"/>
+      </w:tblGrid>
+      <w:tr>
+        <w:trPr>
+          <w:trHeight w:val="344"/>
+        </w:trPr>
+        <w:tc>
+          <w:tcPr>
+            <w:tcW w:w="4956" w:type="dxa"/>
+          </w:tcPr>
+          <w:p>
+            <w:pPr>
+              <w:rPr>
+                <w:b/>
+                <w:bCs/>
+              </w:rPr>
+            </w:pPr>
+            <w:r>
+              <w:rPr>
+                <w:b/>
+                <w:bCs/>
+              </w:rPr>
+              <w:t>Source</w:t>
+            </w:r>
+          </w:p>
+        </w:tc>
+        <w:tc>
+          <w:tcPr>
+            <w:tcW w:w="4956" w:type="dxa"/>
+          </w:tcPr>
+          <w:p>
+            <w:pPr>
+              <w:jc w:val="center"/>
+              <w:rPr>
+                <w:b/>
+                <w:bCs/>
+              </w:rPr>
+            </w:pPr>
+            <w:r>
+              <w:rPr>
+                <w:b/>
+                <w:bCs/>
+              </w:rPr>
+              <w:t>Description</w:t>
+            </w:r>
+          </w:p>
+        </w:tc>
+      </w:tr>
+      <w:tr>
+        <w:trPr>
+          <w:trHeight w:val="702"/>
+        </w:trPr>
+        <w:tc>
+          <w:tcPr>
+            <w:tcW w:w="4956" w:type="dxa"/>
+          </w:tcPr>
+          <w:p>
+            <w:r>
+              <w:t>Customers Data</w:t>
+            </w:r>
+          </w:p>
+        </w:tc>
+        <w:tc>
+          <w:tcPr>
+            <w:tcW w:w="4956" w:type="dxa"/>
+          </w:tcPr>
+          <w:p>
+            <w:pPr>
+              <w:jc w:val="both"/>
+            </w:pPr>
+            <w:r>
+              <w:t>Customer information as name, gender, dob, address, registration details.</w:t>
+            </w:r>
+          </w:p>
+        </w:tc>
+      </w:tr>
+      <w:tr>
+        <w:trPr>
+          <w:trHeight w:val="702"/>
+        </w:trPr>
+        <w:tc>
+          <w:tcPr>
+            <w:tcW w:w="4956" w:type="dxa"/>
+          </w:tcPr>
+          <w:p>
+            <w:r>
+              <w:t>Orders Data</w:t>
+            </w:r>
+          </w:p>
+        </w:tc>
+        <w:tc>
+          <w:tcPr>
+            <w:tcW w:w="4956" w:type="dxa"/>
+          </w:tcPr>
+          <w:p>
+            <w:pPr>
+              <w:jc w:val="both"/>
+            </w:pPr>
+            <w:r>
+              <w:t>Order level information including order date, product, quantity, discounts, status.</w:t>
+            </w:r>
+          </w:p>
+        </w:tc>
+      </w:tr>
+      <w:tr>
+        <w:trPr>
+          <w:trHeight w:val="688"/>
+        </w:trPr>
+        <w:tc>
+          <w:tcPr>
+            <w:tcW w:w="4956" w:type="dxa"/>
+          </w:tcPr>
+          <w:p>
+            <w:r>
+              <w:t>Products Data</w:t>
+            </w:r>
+          </w:p>
+        </w:tc>
+        <w:tc>
+          <w:tcPr>
+            <w:tcW w:w="4956" w:type="dxa"/>
+          </w:tcPr>
+          <w:p>
+            <w:pPr>
+              <w:jc w:val="both"/>
+            </w:pPr>
+            <w:r>
+              <w:t>Product information including product name, category</w:t>
+            </w:r>
+          </w:p>
+        </w:tc>
+      </w:tr>
+    </w:tbl>
+    <w:p>
+      <w:pPr>
+        <w:rPr>
+          <w:b/>
+          <w:bCs/>
+        </w:rPr>
+      </w:pPr>
+      <w:r>
+        <w:rPr>
+          <w:b/>
+          <w:bCs/>
+        </w:rPr>
+        <w:t> </w:t>
+      </w:r>
+    </w:p>
+    <w:p>
+      <w:pPr>
+        <w:rPr>
+          <w:b/>
+          <w:bCs/>
+        </w:rPr>
+      </w:pPr>
+    </w:p>
+    <w:p>
+      <w:pPr>
+        <w:rPr>
+          <w:b/>
+          <w:bCs/>
+          <w:sz w:val="28"/>
+          <w:szCs w:val="22"/>
+        </w:rPr>
+      </w:pPr>
+      <w:r>
+        <w:rPr>
+          <w:b/>
+          <w:bCs/>
+          <w:sz w:val="28"/>
+          <w:szCs w:val="22"/>
+        </w:rPr>
+        <w:t>Source System</w:t>
+      </w:r>
+    </w:p>
+    <w:p>
+      <w:r>
+        <w:t>The PostgreSQL database (OLTP) serves as the source system for the analytical platform (OLAP). Data is extracted from database and ingested into Azure Data Lake Storage Gen2 (Data Lake) through the data pipeline.</w:t>
+      </w:r>
+    </w:p>
+    <w:p>
+      <w:r>
+        <w:t xml:space="preserve">The extracted data is subsequently processed using </w:t>
+      </w:r>
+      <w:r>
+        <w:rPr>
+          <w:b/>
+          <w:bCs/>
+        </w:rPr>
+        <w:t>Azure Databricks</w:t>
+      </w:r>
+      <w:r>
+        <w:t xml:space="preserve">, where transformations and data quality operations are performed before the data is made available in the </w:t>
+      </w:r>
+      <w:proofErr w:type="gramStart"/>
+      <w:r>
+        <w:t>Gold</w:t>
+      </w:r>
+      <w:proofErr w:type="gramEnd"/>
+      <w:r>
+        <w:t xml:space="preserve"> layer for analytical consumption.</w:t>
+      </w:r>
+    </w:p>
+    <w:p>
+      <w:pPr>
+        <w:rPr>
+          <w:b/>
+          <w:bCs/>
+        </w:rPr>
+      </w:pPr>
+    </w:p>
+    <w:p>
+      <w:pPr>
+        <w:rPr>
+          <w:b/>
+          <w:bCs/>
+        </w:rPr>
+      </w:pPr>
+    </w:p>
+    <w:p>
+      <w:pPr>
+        <w:rPr>
+          <w:b/>
+          <w:bCs/>
+        </w:rPr>
+      </w:pPr>
+    </w:p>
+    <w:p>
+      <w:pPr>
+        <w:rPr>
+          <w:b/>
+          <w:bCs/>
+        </w:rPr>
+      </w:pPr>
+    </w:p>
+    <w:p/>
+    <w:p>
+      <w:pPr>
+        <w:rPr>
+          <w:b/>
+          <w:bCs/>
+          <w:sz w:val="32"/>
+          <w:szCs w:val="24"/>
+        </w:rPr>
+      </w:pPr>
+      <w:r>
+        <w:rPr>
+          <w:b/>
+          <w:bCs/>
+          <w:sz w:val="32"/>
+          <w:szCs w:val="24"/>
+        </w:rPr>
+        <w:lastRenderedPageBreak/>
+        <w:t>Data Ingestion</w:t>
+      </w:r>
+    </w:p>
+    <w:p>
+      <w:pPr>
+        <w:rPr>
+          <w:szCs w:val="20"/>
+        </w:rPr>
+      </w:pPr>
+      <w:r>
+        <w:rPr>
+          <w:szCs w:val="20"/>
+        </w:rPr>
+        <w:t>Azure Data Factory (</w:t>
+      </w:r>
+      <w:r>
+        <w:rPr>
+          <w:szCs w:val="20"/>
+        </w:rPr>
+        <w:t>ADF</w:t>
+      </w:r>
+      <w:r>
+        <w:rPr>
+          <w:szCs w:val="20"/>
+        </w:rPr>
+        <w:t>)</w:t>
+      </w:r>
+      <w:r>
+        <w:rPr>
+          <w:szCs w:val="20"/>
+        </w:rPr>
+        <w:t xml:space="preserve"> extracts data from the source database </w:t>
+      </w:r>
+      <w:r>
+        <w:rPr>
+          <w:szCs w:val="20"/>
+        </w:rPr>
+        <w:t>(</w:t>
+      </w:r>
+      <w:proofErr w:type="spellStart"/>
+      <w:r>
+        <w:rPr>
+          <w:szCs w:val="20"/>
+        </w:rPr>
+        <w:t>postgresql</w:t>
+      </w:r>
+      <w:proofErr w:type="spellEnd"/>
+      <w:r>
+        <w:rPr>
+          <w:szCs w:val="20"/>
+        </w:rPr>
+        <w:t xml:space="preserve">) </w:t>
+      </w:r>
+      <w:r>
+        <w:rPr>
+          <w:szCs w:val="20"/>
+        </w:rPr>
+        <w:t xml:space="preserve">and loads it into </w:t>
+      </w:r>
+      <w:r>
+        <w:rPr>
+          <w:szCs w:val="20"/>
+        </w:rPr>
+        <w:t>Azure Data Lake (ADLS)</w:t>
+      </w:r>
+      <w:r>
+        <w:rPr>
+          <w:szCs w:val="20"/>
+        </w:rPr>
+        <w:t xml:space="preserve">. The ingested data is initially stored in the </w:t>
+      </w:r>
+      <w:proofErr w:type="gramStart"/>
+      <w:r>
+        <w:rPr>
+          <w:b/>
+          <w:bCs/>
+          <w:szCs w:val="20"/>
+        </w:rPr>
+        <w:t>Bronze</w:t>
+      </w:r>
+      <w:proofErr w:type="gramEnd"/>
+      <w:r>
+        <w:rPr>
+          <w:b/>
+          <w:bCs/>
+          <w:szCs w:val="20"/>
+        </w:rPr>
+        <w:t xml:space="preserve"> layer</w:t>
+      </w:r>
+      <w:r>
+        <w:rPr>
+          <w:b/>
+          <w:bCs/>
+          <w:szCs w:val="20"/>
+        </w:rPr>
+        <w:t xml:space="preserve"> (</w:t>
+      </w:r>
+      <w:r>
+        <w:rPr>
+          <w:szCs w:val="20"/>
+        </w:rPr>
+        <w:t>first layer</w:t>
+      </w:r>
+      <w:r>
+        <w:rPr>
+          <w:b/>
+          <w:bCs/>
+          <w:szCs w:val="20"/>
+        </w:rPr>
+        <w:t>)</w:t>
+      </w:r>
+      <w:r>
+        <w:rPr>
+          <w:szCs w:val="20"/>
+        </w:rPr>
+        <w:t>, preserving the source data before downstream transformations are applied.</w:t>
+      </w:r>
+      <w:r>
+        <w:rPr>
+          <w:szCs w:val="20"/>
+        </w:rPr>
+        <w:t xml:space="preserve"> The pipelines are scheduled </w:t>
+      </w:r>
+      <w:r>
+        <w:rPr>
+          <w:szCs w:val="20"/>
+        </w:rPr>
+        <w:t xml:space="preserve">– daily / weekly </w:t>
+      </w:r>
+      <w:r>
+        <w:rPr>
+          <w:szCs w:val="20"/>
+        </w:rPr>
+        <w:t>as per the data</w:t>
+      </w:r>
+      <w:r>
+        <w:rPr>
+          <w:szCs w:val="20"/>
+        </w:rPr>
+        <w:t xml:space="preserve"> volume</w:t>
+      </w:r>
+      <w:r>
+        <w:rPr>
+          <w:szCs w:val="20"/>
+        </w:rPr>
+        <w:t xml:space="preserve"> flow to trigger </w:t>
+      </w:r>
+      <w:r>
+        <w:rPr>
+          <w:szCs w:val="20"/>
+        </w:rPr>
+        <w:t>the pipeline to ingest incremental data into the data lake (DL) and then to first layer.</w:t>
+      </w:r>
+    </w:p>
+    <w:p>
+      <w:pPr>
+        <w:rPr>
+          <w:szCs w:val="20"/>
+        </w:rPr>
+      </w:pPr>
+      <w:r>
+        <w:rPr>
+          <w:szCs w:val="20"/>
+        </w:rPr>
+        <w:t>The ingestion flow is:</w:t>
+      </w:r>
+    </w:p>
+    <w:p>
+      <w:pPr>
+        <w:rPr>
+          <w:szCs w:val="20"/>
+        </w:rPr>
+      </w:pPr>
+      <w:r>
+        <w:rPr>
+          <w:b/>
+          <w:bCs/>
+          <w:szCs w:val="20"/>
+        </w:rPr>
+        <w:t>Source Database → Azure Data Factory → ADLS Gen2 → Bronze Layer</w:t>
+      </w:r>
+    </w:p>
+    <w:p>
+      <w:pPr>
+        <w:rPr>
+          <w:szCs w:val="20"/>
+        </w:rPr>
+      </w:pPr>
+      <w:r>
+        <w:rPr>
+          <w:szCs w:val="20"/>
+        </w:rPr>
+        <w:t>This approach separates data ingestion from data transformation and provides a structured foundation for subsequent processing using Azure Databricks.</w:t>
+      </w:r>
+    </w:p>
+    <w:p>
+      <w:pPr>
+        <w:rPr>
+          <w:szCs w:val="20"/>
+        </w:rPr>
+      </w:pPr>
+    </w:p>
+    <w:p>
+      <w:pPr>
+        <w:rPr>
+          <w:szCs w:val="20"/>
+        </w:rPr>
+      </w:pPr>
+    </w:p>
+    <w:p>
+      <w:pPr>
+        <w:rPr>
+          <w:b/>
+          <w:bCs/>
+          <w:sz w:val="32"/>
+          <w:szCs w:val="24"/>
+        </w:rPr>
+      </w:pPr>
+      <w:r>
+        <w:rPr>
+          <w:b/>
+          <w:bCs/>
+          <w:sz w:val="32"/>
+          <w:szCs w:val="24"/>
+        </w:rPr>
+        <w:t>Medallion Architecture</w:t>
+      </w:r>
+    </w:p>
+    <w:p>
+      <w:pPr>
+        <w:rPr>
+          <w:szCs w:val="20"/>
+        </w:rPr>
+      </w:pPr>
+      <w:r>
+        <w:rPr>
+          <w:szCs w:val="20"/>
+        </w:rPr>
+        <w:t>The data platform follows a Medallion Architecture to progressively transform raw data into clean, structured, and business-ready datasets.</w:t>
+      </w:r>
+      <w:r>
+        <w:rPr>
+          <w:szCs w:val="20"/>
+        </w:rPr>
+        <w:t xml:space="preserve"> </w:t>
+      </w:r>
+    </w:p>
+    <w:p>
+      <w:pPr>
+        <w:rPr>
+          <w:szCs w:val="20"/>
+        </w:rPr>
+      </w:pPr>
+      <w:r>
+        <w:rPr>
+          <w:szCs w:val="20"/>
+        </w:rPr>
+        <w:t>The architecture consists of three layers:</w:t>
+      </w:r>
+    </w:p>
+    <w:p>
+      <w:pPr>
+        <w:rPr>
+          <w:b/>
+          <w:bCs/>
+          <w:sz w:val="22"/>
+          <w:szCs w:val="18"/>
+        </w:rPr>
+      </w:pPr>
+      <w:r>
+        <w:rPr>
+          <w:b/>
+          <w:bCs/>
+          <w:sz w:val="28"/>
+          <w:szCs w:val="22"/>
+        </w:rPr>
+        <w:t>Bronze Layer</w:t>
+      </w:r>
+    </w:p>
+    <w:p>
+      <w:pPr>
+        <w:rPr>
+          <w:szCs w:val="20"/>
+        </w:rPr>
+      </w:pPr>
+      <w:r>
+        <w:rPr>
+          <w:szCs w:val="20"/>
+        </w:rPr>
+        <w:t xml:space="preserve">The Bronze layer acts as the raw </w:t>
+      </w:r>
+      <w:r>
+        <w:rPr>
+          <w:szCs w:val="20"/>
+        </w:rPr>
+        <w:t xml:space="preserve">unstructured, messy </w:t>
+      </w:r>
+      <w:r>
+        <w:rPr>
+          <w:szCs w:val="20"/>
+        </w:rPr>
+        <w:t>data landing zone within the data lake.</w:t>
+      </w:r>
+    </w:p>
+    <w:p>
+      <w:pPr>
+        <w:rPr>
+          <w:szCs w:val="20"/>
+        </w:rPr>
+      </w:pPr>
+      <w:r>
+        <w:rPr>
+          <w:szCs w:val="20"/>
+        </w:rPr>
+        <w:t>The purpose of this layer is to:</w:t>
+      </w:r>
+    </w:p>
+    <w:p>
+      <w:pPr>
+        <w:numPr>
+          <w:ilvl w:val="0"/>
+          <w:numId w:val="7"/>
+        </w:numPr>
+        <w:rPr>
+          <w:szCs w:val="20"/>
+        </w:rPr>
+      </w:pPr>
+      <w:r>
+        <w:rPr>
+          <w:szCs w:val="20"/>
+        </w:rPr>
+        <w:t xml:space="preserve">Store the </w:t>
+      </w:r>
+      <w:r>
+        <w:rPr>
+          <w:szCs w:val="20"/>
+        </w:rPr>
+        <w:t xml:space="preserve">raw, unstructured </w:t>
+      </w:r>
+      <w:r>
+        <w:rPr>
+          <w:szCs w:val="20"/>
+        </w:rPr>
+        <w:t xml:space="preserve">source data. </w:t>
+      </w:r>
+    </w:p>
+    <w:p>
+      <w:pPr>
+        <w:numPr>
+          <w:ilvl w:val="0"/>
+          <w:numId w:val="7"/>
+        </w:numPr>
+        <w:rPr>
+          <w:szCs w:val="20"/>
+        </w:rPr>
+      </w:pPr>
+      <w:r>
+        <w:rPr>
+          <w:szCs w:val="20"/>
+        </w:rPr>
+        <w:t xml:space="preserve">Preserve the raw representation of the data. </w:t>
+      </w:r>
+    </w:p>
+    <w:p>
+      <w:pPr>
+        <w:numPr>
+          <w:ilvl w:val="0"/>
+          <w:numId w:val="7"/>
+        </w:numPr>
+        <w:rPr>
+          <w:szCs w:val="20"/>
+        </w:rPr>
+      </w:pPr>
+      <w:r>
+        <w:rPr>
+          <w:szCs w:val="20"/>
+        </w:rPr>
+        <w:t xml:space="preserve">Provide a reliable input for downstream processing. </w:t>
+      </w:r>
+    </w:p>
+    <w:p>
+      <w:pPr>
+        <w:numPr>
+          <w:ilvl w:val="0"/>
+          <w:numId w:val="7"/>
+        </w:numPr>
+        <w:rPr>
+          <w:szCs w:val="20"/>
+        </w:rPr>
+      </w:pPr>
+      <w:r>
+        <w:rPr>
+          <w:szCs w:val="20"/>
+        </w:rPr>
+        <w:t xml:space="preserve">Separate raw ingestion from transformation and business logic. </w:t>
+      </w:r>
+    </w:p>
+    <w:p>
+      <w:pPr>
+        <w:rPr>
+          <w:szCs w:val="20"/>
+        </w:rPr>
+      </w:pPr>
+      <w:r>
+        <w:rPr>
+          <w:szCs w:val="20"/>
+        </w:rPr>
+        <w:t xml:space="preserve">The Bronze data is subsequently consumed by </w:t>
+      </w:r>
+      <w:r>
+        <w:rPr>
+          <w:b/>
+          <w:bCs/>
+          <w:szCs w:val="20"/>
+        </w:rPr>
+        <w:t>Azure Databricks</w:t>
+      </w:r>
+      <w:r>
+        <w:rPr>
+          <w:szCs w:val="20"/>
+        </w:rPr>
+        <w:t xml:space="preserve"> for cleaning, transformation, and preparation of analytical datasets.</w:t>
+      </w:r>
+    </w:p>
+    <w:p>
+      <w:pPr>
+        <w:rPr>
+          <w:szCs w:val="20"/>
+        </w:rPr>
+      </w:pPr>
+    </w:p>
+    <w:p>
+      <w:pPr>
+        <w:rPr>
+          <w:szCs w:val="20"/>
+        </w:rPr>
+      </w:pPr>
+    </w:p>
+    <w:p>
+      <w:pPr>
+        <w:rPr>
+          <w:b/>
+          <w:bCs/>
+          <w:szCs w:val="20"/>
+        </w:rPr>
+      </w:pPr>
+      <w:r>
+        <w:rPr>
+          <w:b/>
+          <w:bCs/>
+          <w:sz w:val="28"/>
+          <w:szCs w:val="22"/>
+        </w:rPr>
+        <w:lastRenderedPageBreak/>
+        <w:t xml:space="preserve">Silver Layer </w:t>
+      </w:r>
+    </w:p>
+    <w:p>
+      <w:pPr>
+        <w:rPr>
+          <w:szCs w:val="20"/>
+        </w:rPr>
+      </w:pPr>
+      <w:r>
+        <w:rPr>
+          <w:szCs w:val="20"/>
+        </w:rPr>
+        <w:t xml:space="preserve">The Silver layer contains data processed using </w:t>
+      </w:r>
+      <w:r>
+        <w:rPr>
+          <w:b/>
+          <w:bCs/>
+          <w:szCs w:val="20"/>
+        </w:rPr>
+        <w:t>Azure Databricks</w:t>
+      </w:r>
+      <w:r>
+        <w:rPr>
+          <w:szCs w:val="20"/>
+        </w:rPr>
+        <w:t>.</w:t>
+      </w:r>
+    </w:p>
+    <w:p>
+      <w:pPr>
+        <w:rPr>
+          <w:szCs w:val="20"/>
+        </w:rPr>
+      </w:pPr>
+      <w:r>
+        <w:rPr>
+          <w:szCs w:val="20"/>
+        </w:rPr>
+        <w:t xml:space="preserve">At this stage, the raw </w:t>
+      </w:r>
+      <w:proofErr w:type="gramStart"/>
+      <w:r>
+        <w:rPr>
+          <w:szCs w:val="20"/>
+        </w:rPr>
+        <w:t>Bronze</w:t>
+      </w:r>
+      <w:proofErr w:type="gramEnd"/>
+      <w:r>
+        <w:rPr>
+          <w:szCs w:val="20"/>
+        </w:rPr>
+        <w:t xml:space="preserve"> data is cleaned, standardized, and transformed to make it suitable for analytical processing.</w:t>
+      </w:r>
+    </w:p>
+    <w:p>
+      <w:pPr>
+        <w:rPr>
+          <w:szCs w:val="20"/>
+        </w:rPr>
+      </w:pPr>
+      <w:r>
+        <w:rPr>
+          <w:szCs w:val="20"/>
+        </w:rPr>
+        <w:t>The processing includes:</w:t>
+      </w:r>
+    </w:p>
+    <w:p>
+      <w:pPr>
+        <w:numPr>
+          <w:ilvl w:val="0"/>
+          <w:numId w:val="8"/>
+        </w:numPr>
+        <w:rPr>
+          <w:szCs w:val="20"/>
+        </w:rPr>
+      </w:pPr>
+      <w:r>
+        <w:rPr>
+          <w:szCs w:val="20"/>
+        </w:rPr>
+        <w:t xml:space="preserve">Cleaning and standardizing source data. </w:t>
+      </w:r>
+    </w:p>
+    <w:p>
+      <w:pPr>
+        <w:numPr>
+          <w:ilvl w:val="0"/>
+          <w:numId w:val="8"/>
+        </w:numPr>
+        <w:rPr>
+          <w:szCs w:val="20"/>
+        </w:rPr>
+      </w:pPr>
+      <w:r>
+        <w:rPr>
+          <w:szCs w:val="20"/>
+        </w:rPr>
+        <w:t xml:space="preserve">Applying required transformation logic. </w:t>
+      </w:r>
+    </w:p>
+    <w:p>
+      <w:pPr>
+        <w:numPr>
+          <w:ilvl w:val="0"/>
+          <w:numId w:val="8"/>
+        </w:numPr>
+        <w:rPr>
+          <w:szCs w:val="20"/>
+        </w:rPr>
+      </w:pPr>
+      <w:r>
+        <w:rPr>
+          <w:szCs w:val="20"/>
+        </w:rPr>
+        <w:t xml:space="preserve">Handling data inconsistencies. </w:t>
+      </w:r>
+    </w:p>
+    <w:p>
+      <w:pPr>
+        <w:numPr>
+          <w:ilvl w:val="0"/>
+          <w:numId w:val="8"/>
+        </w:numPr>
+        <w:rPr>
+          <w:szCs w:val="20"/>
+        </w:rPr>
+      </w:pPr>
+      <w:r>
+        <w:rPr>
+          <w:szCs w:val="20"/>
+        </w:rPr>
+        <w:t xml:space="preserve">Preparing structured datasets for aggregation and analysis. </w:t>
+      </w:r>
+    </w:p>
+    <w:p>
+      <w:pPr>
+        <w:rPr>
+          <w:szCs w:val="20"/>
+        </w:rPr>
+      </w:pPr>
+      <w:r>
+        <w:rPr>
+          <w:szCs w:val="20"/>
+        </w:rPr>
+        <w:t>The Silver layer therefore acts as the intermediate layer between raw source data and business-ready analytical data.</w:t>
+      </w:r>
+    </w:p>
+    <w:p>
+      <w:pPr>
+        <w:rPr>
+          <w:szCs w:val="20"/>
+        </w:rPr>
+      </w:pPr>
+    </w:p>
+    <w:p>
+      <w:pPr>
+        <w:rPr>
+          <w:szCs w:val="20"/>
+        </w:rPr>
+      </w:pPr>
+    </w:p>
+    <w:p>
+      <w:pPr>
+        <w:rPr>
+          <w:b/>
+          <w:bCs/>
+          <w:szCs w:val="20"/>
+        </w:rPr>
+      </w:pPr>
+      <w:r>
+        <w:rPr>
+          <w:b/>
+          <w:bCs/>
+          <w:sz w:val="28"/>
+          <w:szCs w:val="22"/>
+        </w:rPr>
+        <w:t>Gold Layer</w:t>
+      </w:r>
+    </w:p>
+    <w:p>
+      <w:pPr>
+        <w:rPr>
+          <w:szCs w:val="20"/>
+        </w:rPr>
+      </w:pPr>
+      <w:r>
+        <w:rPr>
+          <w:szCs w:val="20"/>
+        </w:rPr>
+        <w:t>The Gold layer contains datasets specifically prepared for business reporting and analytics.</w:t>
+      </w:r>
+    </w:p>
+    <w:p>
+      <w:pPr>
+        <w:rPr>
+          <w:szCs w:val="20"/>
+        </w:rPr>
+      </w:pPr>
+      <w:r>
+        <w:rPr>
+          <w:szCs w:val="20"/>
+        </w:rPr>
+        <w:t>The transformed data is aggregated according to business requirements to create datasets that can be directly consumed by Power BI.</w:t>
+      </w:r>
+    </w:p>
+    <w:p>
+      <w:pPr>
+        <w:rPr>
+          <w:szCs w:val="20"/>
+        </w:rPr>
+      </w:pPr>
+      <w:r>
+        <w:rPr>
+          <w:szCs w:val="20"/>
+        </w:rPr>
+        <w:t>The project contains analytical datasets supporting areas such as:</w:t>
+      </w:r>
+    </w:p>
+    <w:p>
+      <w:pPr>
+        <w:numPr>
+          <w:ilvl w:val="0"/>
+          <w:numId w:val="9"/>
+        </w:numPr>
+        <w:rPr>
+          <w:szCs w:val="20"/>
+        </w:rPr>
+      </w:pPr>
+      <w:r>
+        <w:rPr>
+          <w:szCs w:val="20"/>
+        </w:rPr>
+        <w:t xml:space="preserve">Customer age-group analysis </w:t>
+      </w:r>
+    </w:p>
+    <w:p>
+      <w:pPr>
+        <w:numPr>
+          <w:ilvl w:val="0"/>
+          <w:numId w:val="9"/>
+        </w:numPr>
+        <w:rPr>
+          <w:szCs w:val="20"/>
+        </w:rPr>
+      </w:pPr>
+      <w:r>
+        <w:rPr>
+          <w:szCs w:val="20"/>
+        </w:rPr>
+        <w:t xml:space="preserve">Customer gender analysis </w:t>
+      </w:r>
+    </w:p>
+    <w:p>
+      <w:pPr>
+        <w:numPr>
+          <w:ilvl w:val="0"/>
+          <w:numId w:val="9"/>
+        </w:numPr>
+        <w:rPr>
+          <w:szCs w:val="20"/>
+        </w:rPr>
+      </w:pPr>
+      <w:r>
+        <w:rPr>
+          <w:szCs w:val="20"/>
+        </w:rPr>
+        <w:t xml:space="preserve">Customer state analysis </w:t>
+      </w:r>
+    </w:p>
+    <w:p>
+      <w:pPr>
+        <w:numPr>
+          <w:ilvl w:val="0"/>
+          <w:numId w:val="9"/>
+        </w:numPr>
+        <w:rPr>
+          <w:szCs w:val="20"/>
+        </w:rPr>
+      </w:pPr>
+      <w:r>
+        <w:rPr>
+          <w:szCs w:val="20"/>
+        </w:rPr>
+        <w:t xml:space="preserve">Category-level sales </w:t>
+      </w:r>
+    </w:p>
+    <w:p>
+      <w:pPr>
+        <w:numPr>
+          <w:ilvl w:val="0"/>
+          <w:numId w:val="9"/>
+        </w:numPr>
+        <w:rPr>
+          <w:szCs w:val="20"/>
+        </w:rPr>
+      </w:pPr>
+      <w:r>
+        <w:rPr>
+          <w:szCs w:val="20"/>
+        </w:rPr>
+        <w:t xml:space="preserve">Product-level sales </w:t>
+      </w:r>
+    </w:p>
+    <w:p>
+      <w:pPr>
+        <w:numPr>
+          <w:ilvl w:val="0"/>
+          <w:numId w:val="9"/>
+        </w:numPr>
+        <w:rPr>
+          <w:szCs w:val="20"/>
+        </w:rPr>
+      </w:pPr>
+      <w:r>
+        <w:rPr>
+          <w:szCs w:val="20"/>
+        </w:rPr>
+        <w:t xml:space="preserve">Sales trends over time </w:t>
+      </w:r>
+    </w:p>
+    <w:p>
+      <w:pPr>
+        <w:rPr>
+          <w:szCs w:val="20"/>
+        </w:rPr>
+      </w:pPr>
+      <w:r>
+        <w:rPr>
+          <w:szCs w:val="20"/>
+        </w:rPr>
+        <w:t>These Gold datasets provide the foundation for the Power BI dashboard and enable stakeholders to analyze customer behavior and sales performance.</w:t>
+      </w:r>
+    </w:p>
+    <w:p>
+      <w:pPr>
+        <w:rPr>
+          <w:szCs w:val="20"/>
+        </w:rPr>
+      </w:pPr>
+    </w:p>
+    <w:p>
+      <w:pPr>
+        <w:rPr>
+          <w:b/>
+          <w:bCs/>
+          <w:sz w:val="32"/>
+          <w:szCs w:val="24"/>
+        </w:rPr>
+      </w:pPr>
+      <w:r>
+        <w:rPr>
+          <w:b/>
+          <w:bCs/>
+          <w:sz w:val="32"/>
+          <w:szCs w:val="24"/>
+        </w:rPr>
+        <w:lastRenderedPageBreak/>
+        <w:t>Data Transformation &amp; Processing</w:t>
+      </w:r>
+    </w:p>
+    <w:p>
+      <w:pPr>
+        <w:rPr>
+          <w:b/>
+          <w:bCs/>
+          <w:sz w:val="32"/>
+          <w:szCs w:val="24"/>
+        </w:rPr>
+      </w:pPr>
+    </w:p>
+    <w:p>
+      <w:pPr>
+        <w:rPr>
+          <w:b/>
+          <w:bCs/>
+          <w:szCs w:val="20"/>
+        </w:rPr>
+      </w:pPr>
+      <w:r>
+        <w:rPr>
+          <w:b/>
+          <w:bCs/>
+          <w:sz w:val="28"/>
+          <w:szCs w:val="22"/>
+        </w:rPr>
+        <w:t>Azure Databricks Processing</w:t>
+      </w:r>
+    </w:p>
+    <w:p>
+      <w:pPr>
+        <w:rPr>
+          <w:szCs w:val="20"/>
+        </w:rPr>
+      </w:pPr>
+      <w:r>
+        <w:rPr>
+          <w:szCs w:val="20"/>
+        </w:rPr>
+        <w:t>Azure Databricks is used as the primary data processing engine within the platform. Data from the Bronze layer is loaded into Databricks</w:t>
+      </w:r>
+      <w:r>
+        <w:rPr>
+          <w:szCs w:val="20"/>
+        </w:rPr>
+        <w:t xml:space="preserve"> Notebook</w:t>
+      </w:r>
+      <w:r>
+        <w:rPr>
+          <w:szCs w:val="20"/>
+        </w:rPr>
+        <w:t>, where it is processed and transformed into structured datasets suitable for analytical use.</w:t>
+      </w:r>
+    </w:p>
+    <w:p>
+      <w:pPr>
+        <w:rPr>
+          <w:szCs w:val="20"/>
+        </w:rPr>
+      </w:pPr>
+      <w:r>
+        <w:rPr>
+          <w:szCs w:val="20"/>
+        </w:rPr>
+        <w:t xml:space="preserve">The transformation process converts raw transactional data into standardized and aggregated datasets that can be consumed by the </w:t>
+      </w:r>
+      <w:proofErr w:type="gramStart"/>
+      <w:r>
+        <w:rPr>
+          <w:szCs w:val="20"/>
+        </w:rPr>
+        <w:t>Gold</w:t>
+      </w:r>
+      <w:proofErr w:type="gramEnd"/>
+      <w:r>
+        <w:rPr>
+          <w:szCs w:val="20"/>
+        </w:rPr>
+        <w:t xml:space="preserve"> layer and Power BI.</w:t>
+      </w:r>
+    </w:p>
+    <w:p>
+      <w:pPr>
+        <w:rPr>
+          <w:szCs w:val="20"/>
+        </w:rPr>
+      </w:pPr>
+    </w:p>
+    <w:p>
+      <w:pPr>
+        <w:rPr>
+          <w:szCs w:val="20"/>
+        </w:rPr>
+      </w:pPr>
+    </w:p>
+    <w:p>
+      <w:pPr>
+        <w:rPr>
+          <w:b/>
+          <w:bCs/>
+          <w:sz w:val="28"/>
+          <w:szCs w:val="22"/>
+        </w:rPr>
+      </w:pPr>
+      <w:r>
+        <w:rPr>
+          <w:b/>
+          <w:bCs/>
+          <w:sz w:val="28"/>
+          <w:szCs w:val="22"/>
+        </w:rPr>
+        <w:t>Data Cleaning and Standardization</w:t>
+      </w:r>
+    </w:p>
+    <w:p>
+      <w:pPr>
+        <w:rPr>
+          <w:szCs w:val="20"/>
+        </w:rPr>
+      </w:pPr>
+      <w:r>
+        <w:rPr>
+          <w:szCs w:val="20"/>
+        </w:rPr>
+        <w:t>During processing, the source data is prepared for analysis by applying the required cleaning and standardization logic</w:t>
+      </w:r>
+      <w:r>
+        <w:rPr>
+          <w:szCs w:val="20"/>
+        </w:rPr>
+        <w:t xml:space="preserve"> which takes place in Silver Layer</w:t>
+      </w:r>
+      <w:r>
+        <w:rPr>
+          <w:szCs w:val="20"/>
+        </w:rPr>
+        <w:t>.</w:t>
+      </w:r>
+    </w:p>
+    <w:p>
+      <w:pPr>
+        <w:rPr>
+          <w:szCs w:val="20"/>
+        </w:rPr>
+      </w:pPr>
+      <w:r>
+        <w:rPr>
+          <w:szCs w:val="20"/>
+        </w:rPr>
+        <w:t>The processing stage focuses on:</w:t>
+      </w:r>
+    </w:p>
+    <w:p>
+      <w:pPr>
+        <w:numPr>
+          <w:ilvl w:val="0"/>
+          <w:numId w:val="10"/>
+        </w:numPr>
+        <w:rPr>
+          <w:szCs w:val="20"/>
+        </w:rPr>
+      </w:pPr>
+      <w:r>
+        <w:rPr>
+          <w:szCs w:val="20"/>
+        </w:rPr>
+        <w:t xml:space="preserve">Cleaning the source data. </w:t>
+      </w:r>
+    </w:p>
+    <w:p>
+      <w:pPr>
+        <w:numPr>
+          <w:ilvl w:val="0"/>
+          <w:numId w:val="10"/>
+        </w:numPr>
+        <w:rPr>
+          <w:szCs w:val="20"/>
+        </w:rPr>
+      </w:pPr>
+      <w:r>
+        <w:rPr>
+          <w:szCs w:val="20"/>
+        </w:rPr>
+        <w:t xml:space="preserve">Standardizing data structures and formats. </w:t>
+      </w:r>
+    </w:p>
+    <w:p>
+      <w:pPr>
+        <w:numPr>
+          <w:ilvl w:val="0"/>
+          <w:numId w:val="10"/>
+        </w:numPr>
+        <w:rPr>
+          <w:szCs w:val="20"/>
+        </w:rPr>
+      </w:pPr>
+      <w:r>
+        <w:rPr>
+          <w:szCs w:val="20"/>
+        </w:rPr>
+        <w:t xml:space="preserve">Preparing customer and sales-related attributes for analysis. </w:t>
+      </w:r>
+    </w:p>
+    <w:p>
+      <w:pPr>
+        <w:numPr>
+          <w:ilvl w:val="0"/>
+          <w:numId w:val="10"/>
+        </w:numPr>
+        <w:rPr>
+          <w:szCs w:val="20"/>
+        </w:rPr>
+      </w:pPr>
+      <w:r>
+        <w:rPr>
+          <w:szCs w:val="20"/>
+        </w:rPr>
+        <w:t xml:space="preserve">Applying aggregation logic required for business reporting. </w:t>
+      </w:r>
+    </w:p>
+    <w:p>
+      <w:pPr>
+        <w:rPr>
+          <w:szCs w:val="20"/>
+        </w:rPr>
+      </w:pPr>
+      <w:r>
+        <w:rPr>
+          <w:szCs w:val="20"/>
+        </w:rPr>
+        <w:t>This ensures that the datasets provided to the reporting layer are consistent and suitable for analysis.</w:t>
+      </w:r>
+    </w:p>
+    <w:p>
+      <w:pPr>
+        <w:rPr>
+          <w:szCs w:val="20"/>
+        </w:rPr>
+      </w:pPr>
+    </w:p>
+    <w:p>
+      <w:pPr>
+        <w:rPr>
+          <w:szCs w:val="20"/>
+        </w:rPr>
+      </w:pPr>
+    </w:p>
+    <w:p>
+      <w:pPr>
+        <w:rPr>
+          <w:szCs w:val="20"/>
+        </w:rPr>
+      </w:pPr>
+    </w:p>
+    <w:p>
+      <w:pPr>
+        <w:rPr>
+          <w:szCs w:val="20"/>
+        </w:rPr>
+      </w:pPr>
+    </w:p>
+    <w:p>
+      <w:pPr>
+        <w:rPr>
+          <w:szCs w:val="20"/>
+        </w:rPr>
+      </w:pPr>
+    </w:p>
+    <w:p>
+      <w:pPr>
+        <w:rPr>
+          <w:szCs w:val="20"/>
+        </w:rPr>
+      </w:pPr>
+    </w:p>
+    <w:p>
+      <w:pPr>
+        <w:rPr>
+          <w:szCs w:val="20"/>
+        </w:rPr>
+      </w:pPr>
+    </w:p>
+    <w:p>
+      <w:pPr>
+        <w:rPr>
+          <w:b/>
+          <w:bCs/>
+          <w:sz w:val="28"/>
+          <w:szCs w:val="22"/>
+        </w:rPr>
+      </w:pPr>
+      <w:r>
+        <w:rPr>
+          <w:b/>
+          <w:bCs/>
+          <w:sz w:val="28"/>
+          <w:szCs w:val="22"/>
+        </w:rPr>
+        <w:lastRenderedPageBreak/>
+        <w:t>Analytical Dataset Creation</w:t>
+      </w:r>
+    </w:p>
+    <w:p>
+      <w:pPr>
+        <w:rPr>
+          <w:szCs w:val="20"/>
+        </w:rPr>
+      </w:pPr>
+      <w:r>
+        <w:rPr>
+          <w:szCs w:val="20"/>
+        </w:rPr>
+        <w:t>After the transformation and aggregation process, separate datasets are created based on specific business requirements.</w:t>
+      </w:r>
+    </w:p>
+    <w:p>
+      <w:pPr>
+        <w:rPr>
+          <w:szCs w:val="20"/>
+        </w:rPr>
+      </w:pPr>
+      <w:r>
+        <w:rPr>
+          <w:szCs w:val="20"/>
+        </w:rPr>
+        <w:t>The project includes datasets for:</w:t>
+      </w:r>
+    </w:p>
+    <w:tbl>
+      <w:tblPr>
+        <w:tblStyle w:val="TableGrid"/>
+        <w:tblW w:w="0" w:type="auto"/>
+        <w:tblLook w:val="04A0" w:firstRow="1" w:lastRow="0" w:firstColumn="1" w:lastColumn="0" w:noHBand="0" w:noVBand="1"/>
+      </w:tblPr>
+      <w:tblGrid>
+        <w:gridCol w:w="2285"/>
+        <w:gridCol w:w="5490"/>
+      </w:tblGrid>
+      <w:tr>
+        <w:tc>
+          <w:tcPr>
+            <w:tcW w:w="0" w:type="auto"/>
+            <w:hideMark/>
+          </w:tcPr>
+          <w:p>
+            <w:pPr>
+              <w:spacing w:after="160" w:line="278" w:lineRule="auto"/>
+              <w:rPr>
+                <w:b/>
+                <w:bCs/>
+                <w:szCs w:val="20"/>
+              </w:rPr>
+            </w:pPr>
+            <w:r>
+              <w:rPr>
+                <w:b/>
+                <w:bCs/>
+                <w:szCs w:val="20"/>
+              </w:rPr>
+              <w:t>Dataset</w:t>
+            </w:r>
+          </w:p>
+        </w:tc>
+        <w:tc>
+          <w:tcPr>
+            <w:tcW w:w="0" w:type="auto"/>
+            <w:hideMark/>
+          </w:tcPr>
+          <w:p>
+            <w:pPr>
+              <w:spacing w:after="160" w:line="278" w:lineRule="auto"/>
+              <w:rPr>
+                <w:b/>
+                <w:bCs/>
+                <w:szCs w:val="20"/>
+              </w:rPr>
+            </w:pPr>
+            <w:r>
+              <w:rPr>
+                <w:b/>
+                <w:bCs/>
+                <w:szCs w:val="20"/>
+              </w:rPr>
+              <w:t>Business Purpose</w:t>
+            </w:r>
+          </w:p>
+        </w:tc>
+      </w:tr>
+      <w:tr>
+        <w:tc>
+          <w:tcPr>
+            <w:tcW w:w="0" w:type="auto"/>
+            <w:hideMark/>
+          </w:tcPr>
+          <w:p>
+            <w:pPr>
+              <w:spacing w:after="160" w:line="278" w:lineRule="auto"/>
+              <w:rPr>
+                <w:szCs w:val="20"/>
+              </w:rPr>
+            </w:pPr>
+            <w:r>
+              <w:rPr>
+                <w:b/>
+                <w:bCs/>
+                <w:szCs w:val="20"/>
+              </w:rPr>
+              <w:t xml:space="preserve">Customer </w:t>
+            </w:r>
+            <w:r>
+              <w:rPr>
+                <w:b/>
+                <w:bCs/>
+                <w:szCs w:val="20"/>
+              </w:rPr>
+              <w:t xml:space="preserve">Age </w:t>
+            </w:r>
+            <w:r>
+              <w:rPr>
+                <w:b/>
+                <w:bCs/>
+                <w:szCs w:val="20"/>
+              </w:rPr>
+              <w:t>Group</w:t>
+            </w:r>
+          </w:p>
+        </w:tc>
+        <w:tc>
+          <w:tcPr>
+            <w:tcW w:w="0" w:type="auto"/>
+            <w:hideMark/>
+          </w:tcPr>
+          <w:p>
+            <w:pPr>
+              <w:spacing w:after="160" w:line="278" w:lineRule="auto"/>
+              <w:rPr>
+                <w:szCs w:val="20"/>
+              </w:rPr>
+            </w:pPr>
+            <w:r>
+              <w:rPr>
+                <w:szCs w:val="20"/>
+              </w:rPr>
+              <w:t>Analyze customers across different age groups</w:t>
+            </w:r>
+          </w:p>
+        </w:tc>
+      </w:tr>
+      <w:tr>
+        <w:tc>
+          <w:tcPr>
+            <w:tcW w:w="0" w:type="auto"/>
+            <w:hideMark/>
+          </w:tcPr>
+          <w:p>
+            <w:pPr>
+              <w:spacing w:after="160" w:line="278" w:lineRule="auto"/>
+              <w:rPr>
+                <w:szCs w:val="20"/>
+              </w:rPr>
+            </w:pPr>
+            <w:r>
+              <w:rPr>
+                <w:b/>
+                <w:bCs/>
+                <w:szCs w:val="20"/>
+              </w:rPr>
+              <w:t xml:space="preserve">Gender </w:t>
+            </w:r>
+            <w:r>
+              <w:rPr>
+                <w:b/>
+                <w:bCs/>
+                <w:szCs w:val="20"/>
+              </w:rPr>
+              <w:t>Distribution</w:t>
+            </w:r>
+          </w:p>
+        </w:tc>
+        <w:tc>
+          <w:tcPr>
+            <w:tcW w:w="0" w:type="auto"/>
+            <w:hideMark/>
+          </w:tcPr>
+          <w:p>
+            <w:pPr>
+              <w:spacing w:after="160" w:line="278" w:lineRule="auto"/>
+              <w:rPr>
+                <w:szCs w:val="20"/>
+              </w:rPr>
+            </w:pPr>
+            <w:r>
+              <w:rPr>
+                <w:szCs w:val="20"/>
+              </w:rPr>
+              <w:t>Analyze customer distribution by gender</w:t>
+            </w:r>
+          </w:p>
+        </w:tc>
+      </w:tr>
+      <w:tr>
+        <w:tc>
+          <w:tcPr>
+            <w:tcW w:w="0" w:type="auto"/>
+            <w:hideMark/>
+          </w:tcPr>
+          <w:p>
+            <w:pPr>
+              <w:spacing w:after="160" w:line="278" w:lineRule="auto"/>
+              <w:rPr>
+                <w:szCs w:val="20"/>
+              </w:rPr>
+            </w:pPr>
+            <w:r>
+              <w:rPr>
+                <w:b/>
+                <w:bCs/>
+                <w:szCs w:val="20"/>
+              </w:rPr>
+              <w:t>Sales by Category</w:t>
+            </w:r>
+          </w:p>
+        </w:tc>
+        <w:tc>
+          <w:tcPr>
+            <w:tcW w:w="0" w:type="auto"/>
+            <w:hideMark/>
+          </w:tcPr>
+          <w:p>
+            <w:pPr>
+              <w:spacing w:after="160" w:line="278" w:lineRule="auto"/>
+              <w:rPr>
+                <w:szCs w:val="20"/>
+              </w:rPr>
+            </w:pPr>
+            <w:r>
+              <w:rPr>
+                <w:szCs w:val="20"/>
+              </w:rPr>
+              <w:t>Compare sales performance across product categories</w:t>
+            </w:r>
+          </w:p>
+        </w:tc>
+      </w:tr>
+      <w:tr>
+        <w:tc>
+          <w:tcPr>
+            <w:tcW w:w="0" w:type="auto"/>
+            <w:hideMark/>
+          </w:tcPr>
+          <w:p>
+            <w:pPr>
+              <w:spacing w:after="160" w:line="278" w:lineRule="auto"/>
+              <w:rPr>
+                <w:szCs w:val="20"/>
+              </w:rPr>
+            </w:pPr>
+            <w:r>
+              <w:rPr>
+                <w:b/>
+                <w:bCs/>
+                <w:szCs w:val="20"/>
+              </w:rPr>
+              <w:t>Sales by Product</w:t>
+            </w:r>
+          </w:p>
+        </w:tc>
+        <w:tc>
+          <w:tcPr>
+            <w:tcW w:w="0" w:type="auto"/>
+            <w:hideMark/>
+          </w:tcPr>
+          <w:p>
+            <w:pPr>
+              <w:spacing w:after="160" w:line="278" w:lineRule="auto"/>
+              <w:rPr>
+                <w:szCs w:val="20"/>
+              </w:rPr>
+            </w:pPr>
+            <w:r>
+              <w:rPr>
+                <w:szCs w:val="20"/>
+              </w:rPr>
+              <w:t>Analyze sales performance at product level</w:t>
+            </w:r>
+          </w:p>
+        </w:tc>
+      </w:tr>
+      <w:tr>
+        <w:tc>
+          <w:tcPr>
+            <w:tcW w:w="0" w:type="auto"/>
+            <w:hideMark/>
+          </w:tcPr>
+          <w:p>
+            <w:pPr>
+              <w:spacing w:after="160" w:line="278" w:lineRule="auto"/>
+              <w:rPr>
+                <w:szCs w:val="20"/>
+              </w:rPr>
+            </w:pPr>
+            <w:r>
+              <w:rPr>
+                <w:b/>
+                <w:bCs/>
+                <w:szCs w:val="20"/>
+              </w:rPr>
+              <w:t>Customer Sales</w:t>
+            </w:r>
+          </w:p>
+        </w:tc>
+        <w:tc>
+          <w:tcPr>
+            <w:tcW w:w="0" w:type="auto"/>
+            <w:hideMark/>
+          </w:tcPr>
+          <w:p>
+            <w:pPr>
+              <w:spacing w:after="160" w:line="278" w:lineRule="auto"/>
+              <w:rPr>
+                <w:szCs w:val="20"/>
+              </w:rPr>
+            </w:pPr>
+            <w:r>
+              <w:rPr>
+                <w:szCs w:val="20"/>
+              </w:rPr>
+              <w:t>Identify customer-level sales performance</w:t>
+            </w:r>
+          </w:p>
+        </w:tc>
+      </w:tr>
+      <w:tr>
+        <w:tc>
+          <w:tcPr>
+            <w:tcW w:w="0" w:type="auto"/>
+            <w:hideMark/>
+          </w:tcPr>
+          <w:p>
+            <w:pPr>
+              <w:spacing w:after="160" w:line="278" w:lineRule="auto"/>
+              <w:rPr>
+                <w:b/>
+                <w:bCs/>
+                <w:szCs w:val="20"/>
+              </w:rPr>
+            </w:pPr>
+            <w:r>
+              <w:rPr>
+                <w:b/>
+                <w:bCs/>
+                <w:szCs w:val="20"/>
+              </w:rPr>
+              <w:t>Gross Sales Trend</w:t>
+            </w:r>
+          </w:p>
+        </w:tc>
+        <w:tc>
+          <w:tcPr>
+            <w:tcW w:w="0" w:type="auto"/>
+            <w:hideMark/>
+          </w:tcPr>
+          <w:p>
+            <w:pPr>
+              <w:spacing w:after="160" w:line="278" w:lineRule="auto"/>
+              <w:rPr>
+                <w:szCs w:val="20"/>
+              </w:rPr>
+            </w:pPr>
+            <w:r>
+              <w:rPr>
+                <w:szCs w:val="20"/>
+              </w:rPr>
+              <w:t>Analyze sales trends over time</w:t>
+            </w:r>
+          </w:p>
+        </w:tc>
+      </w:tr>
+    </w:tbl>
+    <w:p>
+      <w:pPr>
+        <w:rPr>
+          <w:szCs w:val="20"/>
+        </w:rPr>
+      </w:pPr>
+    </w:p>
+    <w:p>
+      <w:pPr>
+        <w:rPr>
+          <w:szCs w:val="20"/>
+        </w:rPr>
+      </w:pPr>
+      <w:r>
+        <w:rPr>
+          <w:szCs w:val="20"/>
+        </w:rPr>
+        <w:t xml:space="preserve">These datasets form the </w:t>
+      </w:r>
+      <w:r>
+        <w:rPr>
+          <w:b/>
+          <w:bCs/>
+          <w:szCs w:val="20"/>
+        </w:rPr>
+        <w:t xml:space="preserve">business-ready </w:t>
+      </w:r>
+      <w:r>
+        <w:rPr>
+          <w:b/>
+          <w:bCs/>
+          <w:szCs w:val="20"/>
+        </w:rPr>
+        <w:t xml:space="preserve">(gold) </w:t>
+      </w:r>
+      <w:r>
+        <w:rPr>
+          <w:b/>
+          <w:bCs/>
+          <w:szCs w:val="20"/>
+        </w:rPr>
+        <w:t>layer</w:t>
+      </w:r>
+      <w:r>
+        <w:rPr>
+          <w:szCs w:val="20"/>
+        </w:rPr>
+        <w:t xml:space="preserve"> used by the Power BI reporting solution.</w:t>
+      </w:r>
+    </w:p>
+    <w:p>
+      <w:pPr>
+        <w:rPr>
+          <w:szCs w:val="20"/>
+        </w:rPr>
+      </w:pPr>
+    </w:p>
+    <w:p>
+      <w:pPr>
+        <w:rPr>
+          <w:b/>
+          <w:bCs/>
+          <w:szCs w:val="20"/>
+        </w:rPr>
+      </w:pPr>
+      <w:r>
+        <w:rPr>
+          <w:b/>
+          <w:bCs/>
+          <w:sz w:val="28"/>
+          <w:szCs w:val="22"/>
+        </w:rPr>
+        <w:t>Aggregation</w:t>
+      </w:r>
+    </w:p>
+    <w:p>
+      <w:pPr>
+        <w:rPr>
+          <w:szCs w:val="20"/>
+        </w:rPr>
+      </w:pPr>
+      <w:r>
+        <w:rPr>
+          <w:szCs w:val="20"/>
+        </w:rPr>
+        <w:t>Raw transactional data is aggregated according to the analytical requirements of the project.</w:t>
+      </w:r>
+    </w:p>
+    <w:p>
+      <w:pPr>
+        <w:rPr>
+          <w:szCs w:val="20"/>
+        </w:rPr>
+      </w:pPr>
+      <w:r>
+        <w:rPr>
+          <w:szCs w:val="20"/>
+        </w:rPr>
+        <w:t>For example, customer data is aggregated to generate summaries by:</w:t>
+      </w:r>
+    </w:p>
+    <w:p>
+      <w:pPr>
+        <w:numPr>
+          <w:ilvl w:val="0"/>
+          <w:numId w:val="11"/>
+        </w:numPr>
+        <w:rPr>
+          <w:szCs w:val="20"/>
+        </w:rPr>
+      </w:pPr>
+      <w:r>
+        <w:rPr>
+          <w:szCs w:val="20"/>
+        </w:rPr>
+        <w:t xml:space="preserve">Age group </w:t>
+      </w:r>
+    </w:p>
+    <w:p>
+      <w:pPr>
+        <w:numPr>
+          <w:ilvl w:val="0"/>
+          <w:numId w:val="11"/>
+        </w:numPr>
+        <w:rPr>
+          <w:szCs w:val="20"/>
+        </w:rPr>
+      </w:pPr>
+      <w:r>
+        <w:rPr>
+          <w:szCs w:val="20"/>
+        </w:rPr>
+        <w:t xml:space="preserve">Gender </w:t>
+      </w:r>
+    </w:p>
+    <w:p>
+      <w:pPr>
+        <w:numPr>
+          <w:ilvl w:val="0"/>
+          <w:numId w:val="11"/>
+        </w:numPr>
+        <w:rPr>
+          <w:szCs w:val="20"/>
+        </w:rPr>
+      </w:pPr>
+      <w:r>
+        <w:rPr>
+          <w:szCs w:val="20"/>
+        </w:rPr>
+        <w:t xml:space="preserve">State </w:t>
+      </w:r>
+    </w:p>
+    <w:p>
+      <w:pPr>
+        <w:numPr>
+          <w:ilvl w:val="0"/>
+          <w:numId w:val="11"/>
+        </w:numPr>
+        <w:rPr>
+          <w:szCs w:val="20"/>
+        </w:rPr>
+      </w:pPr>
+      <w:r>
+        <w:rPr>
+          <w:szCs w:val="20"/>
+        </w:rPr>
+        <w:t xml:space="preserve">Registration period </w:t>
+      </w:r>
+    </w:p>
+    <w:p>
+      <w:pPr>
+        <w:rPr>
+          <w:szCs w:val="20"/>
+        </w:rPr>
+      </w:pPr>
+      <w:r>
+        <w:rPr>
+          <w:szCs w:val="20"/>
+        </w:rPr>
+        <w:t>Similarly, sales data is aggregated to provide insights by:</w:t>
+      </w:r>
+    </w:p>
+    <w:p>
+      <w:pPr>
+        <w:numPr>
+          <w:ilvl w:val="0"/>
+          <w:numId w:val="12"/>
+        </w:numPr>
+        <w:rPr>
+          <w:szCs w:val="20"/>
+        </w:rPr>
+      </w:pPr>
+      <w:r>
+        <w:rPr>
+          <w:szCs w:val="20"/>
+        </w:rPr>
+        <w:t xml:space="preserve">Product category </w:t>
+      </w:r>
+    </w:p>
+    <w:p>
+      <w:pPr>
+        <w:numPr>
+          <w:ilvl w:val="0"/>
+          <w:numId w:val="12"/>
+        </w:numPr>
+        <w:rPr>
+          <w:szCs w:val="20"/>
+        </w:rPr>
+      </w:pPr>
+      <w:r>
+        <w:rPr>
+          <w:szCs w:val="20"/>
+        </w:rPr>
+        <w:t xml:space="preserve">Product </w:t>
+      </w:r>
+    </w:p>
+    <w:p>
+      <w:pPr>
+        <w:numPr>
+          <w:ilvl w:val="0"/>
+          <w:numId w:val="12"/>
+        </w:numPr>
+        <w:rPr>
+          <w:szCs w:val="20"/>
+        </w:rPr>
+      </w:pPr>
+      <w:r>
+        <w:rPr>
+          <w:szCs w:val="20"/>
+        </w:rPr>
+        <w:t xml:space="preserve">Order date </w:t>
+      </w:r>
+    </w:p>
+    <w:p>
+      <w:pPr>
+        <w:rPr>
+          <w:szCs w:val="20"/>
+        </w:rPr>
+      </w:pPr>
+    </w:p>
+    <w:p>
+      <w:pPr>
+        <w:rPr>
+          <w:b/>
+          <w:bCs/>
+          <w:sz w:val="32"/>
+          <w:szCs w:val="24"/>
+        </w:rPr>
+      </w:pPr>
+      <w:r>
+        <w:rPr>
+          <w:b/>
+          <w:bCs/>
+          <w:sz w:val="32"/>
+          <w:szCs w:val="24"/>
+        </w:rPr>
+        <w:lastRenderedPageBreak/>
+        <w:t>Data Quality &amp; Validation</w:t>
+      </w:r>
+    </w:p>
+    <w:p>
+      <w:pPr>
+        <w:rPr>
+          <w:b/>
+          <w:bCs/>
+          <w:szCs w:val="20"/>
+        </w:rPr>
+      </w:pPr>
+    </w:p>
+    <w:p>
+      <w:pPr>
+        <w:rPr>
+          <w:b/>
+          <w:bCs/>
+          <w:szCs w:val="20"/>
+        </w:rPr>
+      </w:pPr>
+      <w:r>
+        <w:rPr>
+          <w:b/>
+          <w:bCs/>
+          <w:sz w:val="28"/>
+          <w:szCs w:val="22"/>
+        </w:rPr>
+        <w:t>Data Quality Checks</w:t>
+      </w:r>
+    </w:p>
+    <w:p>
+      <w:pPr>
+        <w:rPr>
+          <w:szCs w:val="20"/>
+        </w:rPr>
+      </w:pPr>
+      <w:r>
+        <w:rPr>
+          <w:szCs w:val="20"/>
+        </w:rPr>
+        <w:t>Data quality checks were implemented during the data transformation and processing stages to ensure that the datasets used for reporting were accurate, consistent, and reliable.</w:t>
+      </w:r>
+    </w:p>
+    <w:p>
+      <w:pPr>
+        <w:rPr>
+          <w:szCs w:val="20"/>
+        </w:rPr>
+      </w:pPr>
+      <w:r>
+        <w:rPr>
+          <w:szCs w:val="20"/>
+        </w:rPr>
+        <w:t>The following validation checks were performed:</w:t>
+      </w:r>
+    </w:p>
+    <w:p>
+      <w:pPr>
+        <w:numPr>
+          <w:ilvl w:val="0"/>
+          <w:numId w:val="13"/>
+        </w:numPr>
+        <w:rPr>
+          <w:szCs w:val="20"/>
+        </w:rPr>
+      </w:pPr>
+      <w:r>
+        <w:rPr>
+          <w:b/>
+          <w:bCs/>
+          <w:szCs w:val="20"/>
+        </w:rPr>
+        <w:t>Null Value Validation:</w:t>
+      </w:r>
+      <w:r>
+        <w:rPr>
+          <w:szCs w:val="20"/>
+        </w:rPr>
+        <w:t xml:space="preserve"> Checked important business columns for missing or null values. </w:t>
+      </w:r>
+    </w:p>
+    <w:p>
+      <w:pPr>
+        <w:numPr>
+          <w:ilvl w:val="0"/>
+          <w:numId w:val="13"/>
+        </w:numPr>
+        <w:rPr>
+          <w:szCs w:val="20"/>
+        </w:rPr>
+      </w:pPr>
+      <w:r>
+        <w:rPr>
+          <w:b/>
+          <w:bCs/>
+          <w:szCs w:val="20"/>
+        </w:rPr>
+        <w:t>Duplicate Record Validation:</w:t>
+      </w:r>
+      <w:r>
+        <w:rPr>
+          <w:szCs w:val="20"/>
+        </w:rPr>
+        <w:t xml:space="preserve"> Identified and handled duplicate records where applicable. </w:t>
+      </w:r>
+    </w:p>
+    <w:p>
+      <w:pPr>
+        <w:numPr>
+          <w:ilvl w:val="0"/>
+          <w:numId w:val="13"/>
+        </w:numPr>
+        <w:rPr>
+          <w:szCs w:val="20"/>
+        </w:rPr>
+      </w:pPr>
+      <w:r>
+        <w:rPr>
+          <w:b/>
+          <w:bCs/>
+          <w:szCs w:val="20"/>
+        </w:rPr>
+        <w:t>Data Type Validation:</w:t>
+      </w:r>
+      <w:r>
+        <w:rPr>
+          <w:szCs w:val="20"/>
+        </w:rPr>
+        <w:t xml:space="preserve"> Ensured that columns such as dates, quantities, customer counts, and sales amounts were stored using appropriate data types. </w:t>
+      </w:r>
+    </w:p>
+    <w:p>
+      <w:pPr>
+        <w:numPr>
+          <w:ilvl w:val="0"/>
+          <w:numId w:val="13"/>
+        </w:numPr>
+        <w:rPr>
+          <w:szCs w:val="20"/>
+        </w:rPr>
+      </w:pPr>
+      <w:r>
+        <w:rPr>
+          <w:b/>
+          <w:bCs/>
+          <w:szCs w:val="20"/>
+        </w:rPr>
+        <w:t>Range Validation:</w:t>
+      </w:r>
+      <w:r>
+        <w:rPr>
+          <w:szCs w:val="20"/>
+        </w:rPr>
+        <w:t xml:space="preserve"> Verified that numerical values such as sales, quantity, and customer counts were within expected ranges. </w:t>
+      </w:r>
+    </w:p>
+    <w:p>
+      <w:pPr>
+        <w:numPr>
+          <w:ilvl w:val="0"/>
+          <w:numId w:val="13"/>
+        </w:numPr>
+        <w:rPr>
+          <w:szCs w:val="20"/>
+        </w:rPr>
+      </w:pPr>
+      <w:r>
+        <w:rPr>
+          <w:b/>
+          <w:bCs/>
+          <w:szCs w:val="20"/>
+        </w:rPr>
+        <w:t>Categorical Validation:</w:t>
+      </w:r>
+      <w:r>
+        <w:rPr>
+          <w:szCs w:val="20"/>
+        </w:rPr>
+        <w:t xml:space="preserve"> Standardized categorical fields such as gender, state, city, category, and age groups. </w:t>
+      </w:r>
+    </w:p>
+    <w:p>
+      <w:pPr>
+        <w:numPr>
+          <w:ilvl w:val="0"/>
+          <w:numId w:val="13"/>
+        </w:numPr>
+        <w:rPr>
+          <w:szCs w:val="20"/>
+        </w:rPr>
+      </w:pPr>
+      <w:r>
+        <w:rPr>
+          <w:b/>
+          <w:bCs/>
+          <w:szCs w:val="20"/>
+        </w:rPr>
+        <w:t>Date Validation:</w:t>
+      </w:r>
+      <w:r>
+        <w:rPr>
+          <w:szCs w:val="20"/>
+        </w:rPr>
+        <w:t xml:space="preserve"> Verified order and registration dates to ensure they could be used correctly for time-based analysis. </w:t>
+      </w:r>
+    </w:p>
+    <w:p>
+      <w:pPr>
+        <w:numPr>
+          <w:ilvl w:val="0"/>
+          <w:numId w:val="13"/>
+        </w:numPr>
+        <w:rPr>
+          <w:szCs w:val="20"/>
+        </w:rPr>
+      </w:pPr>
+      <w:r>
+        <w:rPr>
+          <w:b/>
+          <w:bCs/>
+          <w:szCs w:val="20"/>
+        </w:rPr>
+        <w:t>Aggregation Validation:</w:t>
+      </w:r>
+      <w:r>
+        <w:rPr>
+          <w:szCs w:val="20"/>
+        </w:rPr>
+        <w:t xml:space="preserve"> Cross-checked aggregated datasets against the underlying transactional data. </w:t>
+      </w:r>
+    </w:p>
+    <w:p>
+      <w:pPr>
+        <w:rPr>
+          <w:szCs w:val="20"/>
+        </w:rPr>
+      </w:pPr>
+    </w:p>
+    <w:p>
+      <w:pPr>
+        <w:rPr>
+          <w:szCs w:val="20"/>
+        </w:rPr>
+      </w:pPr>
+    </w:p>
+    <w:p>
+      <w:pPr>
+        <w:rPr>
+          <w:szCs w:val="20"/>
+        </w:rPr>
+      </w:pPr>
+    </w:p>
+    <w:p>
+      <w:pPr>
+        <w:rPr>
+          <w:szCs w:val="20"/>
+        </w:rPr>
+      </w:pPr>
+    </w:p>
+    <w:p>
+      <w:pPr>
+        <w:rPr>
+          <w:szCs w:val="20"/>
+        </w:rPr>
+      </w:pPr>
+    </w:p>
+    <w:p>
+      <w:pPr>
+        <w:rPr>
+          <w:szCs w:val="20"/>
+        </w:rPr>
+      </w:pPr>
+    </w:p>
+    <w:p>
+      <w:pPr>
+        <w:rPr>
+          <w:szCs w:val="20"/>
+        </w:rPr>
+      </w:pPr>
+    </w:p>
+    <w:p>
+      <w:pPr>
+        <w:rPr>
+          <w:szCs w:val="20"/>
+        </w:rPr>
+      </w:pPr>
+    </w:p>
+    <w:p>
+      <w:pPr>
+        <w:rPr>
+          <w:szCs w:val="20"/>
+        </w:rPr>
+      </w:pPr>
+    </w:p>
+    <w:p>
+      <w:pPr>
+        <w:rPr>
+          <w:b/>
+          <w:bCs/>
+          <w:szCs w:val="20"/>
+        </w:rPr>
+      </w:pPr>
+      <w:r>
+        <w:rPr>
+          <w:b/>
+          <w:bCs/>
+          <w:sz w:val="28"/>
+          <w:szCs w:val="22"/>
+        </w:rPr>
+        <w:lastRenderedPageBreak/>
+        <w:t>Business Validation</w:t>
+      </w:r>
+    </w:p>
+    <w:p>
+      <w:pPr>
+        <w:rPr>
+          <w:szCs w:val="20"/>
+        </w:rPr>
+      </w:pPr>
+      <w:r>
+        <w:rPr>
+          <w:szCs w:val="20"/>
+        </w:rPr>
+        <w:t>After transformation and aggregation, the Gold-layer datasets were validated against expected business metrics.</w:t>
+      </w:r>
+    </w:p>
+    <w:p>
+      <w:pPr>
+        <w:rPr>
+          <w:szCs w:val="20"/>
+        </w:rPr>
+      </w:pPr>
+      <w:r>
+        <w:rPr>
+          <w:szCs w:val="20"/>
+        </w:rPr>
+        <w:t>The following key metrics were checked:</w:t>
+      </w:r>
+    </w:p>
+    <w:tbl>
+      <w:tblPr>
+        <w:tblStyle w:val="TableGrid"/>
+        <w:tblW w:w="0" w:type="auto"/>
+        <w:tblLook w:val="04A0" w:firstRow="1" w:lastRow="0" w:firstColumn="1" w:lastColumn="0" w:noHBand="0" w:noVBand="1"/>
+      </w:tblPr>
+      <w:tblGrid>
+        <w:gridCol w:w="1834"/>
+        <w:gridCol w:w="4228"/>
+      </w:tblGrid>
+      <w:tr>
+        <w:tc>
+          <w:tcPr>
+            <w:tcW w:w="0" w:type="auto"/>
+            <w:hideMark/>
+          </w:tcPr>
+          <w:p>
+            <w:pPr>
+              <w:spacing w:after="160" w:line="278" w:lineRule="auto"/>
+              <w:rPr>
+                <w:b/>
+                <w:bCs/>
+                <w:szCs w:val="20"/>
+              </w:rPr>
+            </w:pPr>
+            <w:r>
+              <w:rPr>
+                <w:b/>
+                <w:bCs/>
+                <w:szCs w:val="20"/>
+              </w:rPr>
+              <w:t>Metric</w:t>
+            </w:r>
+          </w:p>
+        </w:tc>
+        <w:tc>
+          <w:tcPr>
+            <w:tcW w:w="0" w:type="auto"/>
+            <w:hideMark/>
+          </w:tcPr>
+          <w:p>
+            <w:pPr>
+              <w:spacing w:after="160" w:line="278" w:lineRule="auto"/>
+              <w:rPr>
+                <w:b/>
+                <w:bCs/>
+                <w:szCs w:val="20"/>
+              </w:rPr>
+            </w:pPr>
+            <w:r>
+              <w:rPr>
+                <w:b/>
+                <w:bCs/>
+                <w:szCs w:val="20"/>
+              </w:rPr>
+              <w:t>Validation Purpose</w:t>
+            </w:r>
+          </w:p>
+        </w:tc>
+      </w:tr>
+      <w:tr>
+        <w:tc>
+          <w:tcPr>
+            <w:tcW w:w="0" w:type="auto"/>
+            <w:hideMark/>
+          </w:tcPr>
+          <w:p>
+            <w:pPr>
+              <w:spacing w:after="160" w:line="278" w:lineRule="auto"/>
+              <w:rPr>
+                <w:szCs w:val="20"/>
+              </w:rPr>
+            </w:pPr>
+            <w:r>
+              <w:rPr>
+                <w:szCs w:val="20"/>
+              </w:rPr>
+              <w:t>Total Gross Sales</w:t>
+            </w:r>
+          </w:p>
+        </w:tc>
+        <w:tc>
+          <w:tcPr>
+            <w:tcW w:w="0" w:type="auto"/>
+            <w:hideMark/>
+          </w:tcPr>
+          <w:p>
+            <w:pPr>
+              <w:spacing w:after="160" w:line="278" w:lineRule="auto"/>
+              <w:rPr>
+                <w:szCs w:val="20"/>
+              </w:rPr>
+            </w:pPr>
+            <w:r>
+              <w:rPr>
+                <w:szCs w:val="20"/>
+              </w:rPr>
+              <w:t>Verify overall sales aggregation</w:t>
+            </w:r>
+          </w:p>
+        </w:tc>
+      </w:tr>
+      <w:tr>
+        <w:tc>
+          <w:tcPr>
+            <w:tcW w:w="0" w:type="auto"/>
+            <w:hideMark/>
+          </w:tcPr>
+          <w:p>
+            <w:pPr>
+              <w:spacing w:after="160" w:line="278" w:lineRule="auto"/>
+              <w:rPr>
+                <w:szCs w:val="20"/>
+              </w:rPr>
+            </w:pPr>
+            <w:r>
+              <w:rPr>
+                <w:szCs w:val="20"/>
+              </w:rPr>
+              <w:t>Total Net Sales</w:t>
+            </w:r>
+          </w:p>
+        </w:tc>
+        <w:tc>
+          <w:tcPr>
+            <w:tcW w:w="0" w:type="auto"/>
+            <w:hideMark/>
+          </w:tcPr>
+          <w:p>
+            <w:pPr>
+              <w:spacing w:after="160" w:line="278" w:lineRule="auto"/>
+              <w:rPr>
+                <w:szCs w:val="20"/>
+              </w:rPr>
+            </w:pPr>
+            <w:r>
+              <w:rPr>
+                <w:szCs w:val="20"/>
+              </w:rPr>
+              <w:t>Validate sales after applicable deductions</w:t>
+            </w:r>
+          </w:p>
+        </w:tc>
+      </w:tr>
+      <w:tr>
+        <w:tc>
+          <w:tcPr>
+            <w:tcW w:w="0" w:type="auto"/>
+            <w:hideMark/>
+          </w:tcPr>
+          <w:p>
+            <w:pPr>
+              <w:spacing w:after="160" w:line="278" w:lineRule="auto"/>
+              <w:rPr>
+                <w:szCs w:val="20"/>
+              </w:rPr>
+            </w:pPr>
+            <w:r>
+              <w:rPr>
+                <w:szCs w:val="20"/>
+              </w:rPr>
+              <w:t>Total Orders</w:t>
+            </w:r>
+          </w:p>
+        </w:tc>
+        <w:tc>
+          <w:tcPr>
+            <w:tcW w:w="0" w:type="auto"/>
+            <w:hideMark/>
+          </w:tcPr>
+          <w:p>
+            <w:pPr>
+              <w:spacing w:after="160" w:line="278" w:lineRule="auto"/>
+              <w:rPr>
+                <w:szCs w:val="20"/>
+              </w:rPr>
+            </w:pPr>
+            <w:r>
+              <w:rPr>
+                <w:szCs w:val="20"/>
+              </w:rPr>
+              <w:t>Ensure order aggregation is accurate</w:t>
+            </w:r>
+          </w:p>
+        </w:tc>
+      </w:tr>
+      <w:tr>
+        <w:tc>
+          <w:tcPr>
+            <w:tcW w:w="0" w:type="auto"/>
+            <w:hideMark/>
+          </w:tcPr>
+          <w:p>
+            <w:pPr>
+              <w:spacing w:after="160" w:line="278" w:lineRule="auto"/>
+              <w:rPr>
+                <w:szCs w:val="20"/>
+              </w:rPr>
+            </w:pPr>
+            <w:r>
+              <w:rPr>
+                <w:szCs w:val="20"/>
+              </w:rPr>
+              <w:t>Total Quantity</w:t>
+            </w:r>
+          </w:p>
+        </w:tc>
+        <w:tc>
+          <w:tcPr>
+            <w:tcW w:w="0" w:type="auto"/>
+            <w:hideMark/>
+          </w:tcPr>
+          <w:p>
+            <w:pPr>
+              <w:spacing w:after="160" w:line="278" w:lineRule="auto"/>
+              <w:rPr>
+                <w:szCs w:val="20"/>
+              </w:rPr>
+            </w:pPr>
+            <w:r>
+              <w:rPr>
+                <w:szCs w:val="20"/>
+              </w:rPr>
+              <w:t>Validate product quantity aggregation</w:t>
+            </w:r>
+          </w:p>
+        </w:tc>
+      </w:tr>
+      <w:tr>
+        <w:tc>
+          <w:tcPr>
+            <w:tcW w:w="0" w:type="auto"/>
+            <w:hideMark/>
+          </w:tcPr>
+          <w:p>
+            <w:pPr>
+              <w:spacing w:after="160" w:line="278" w:lineRule="auto"/>
+              <w:rPr>
+                <w:szCs w:val="20"/>
+              </w:rPr>
+            </w:pPr>
+            <w:r>
+              <w:rPr>
+                <w:szCs w:val="20"/>
+              </w:rPr>
+              <w:t>Total Customers</w:t>
+            </w:r>
+          </w:p>
+        </w:tc>
+        <w:tc>
+          <w:tcPr>
+            <w:tcW w:w="0" w:type="auto"/>
+            <w:hideMark/>
+          </w:tcPr>
+          <w:p>
+            <w:pPr>
+              <w:spacing w:after="160" w:line="278" w:lineRule="auto"/>
+              <w:rPr>
+                <w:szCs w:val="20"/>
+              </w:rPr>
+            </w:pPr>
+            <w:r>
+              <w:rPr>
+                <w:szCs w:val="20"/>
+              </w:rPr>
+              <w:t>Verify customer count</w:t>
+            </w:r>
+          </w:p>
+        </w:tc>
+      </w:tr>
+      <w:tr>
+        <w:tc>
+          <w:tcPr>
+            <w:tcW w:w="0" w:type="auto"/>
+            <w:hideMark/>
+          </w:tcPr>
+          <w:p>
+            <w:pPr>
+              <w:spacing w:after="160" w:line="278" w:lineRule="auto"/>
+              <w:rPr>
+                <w:szCs w:val="20"/>
+              </w:rPr>
+            </w:pPr>
+            <w:r>
+              <w:rPr>
+                <w:szCs w:val="20"/>
+              </w:rPr>
+              <w:t>Category Sales</w:t>
+            </w:r>
+          </w:p>
+        </w:tc>
+        <w:tc>
+          <w:tcPr>
+            <w:tcW w:w="0" w:type="auto"/>
+            <w:hideMark/>
+          </w:tcPr>
+          <w:p>
+            <w:pPr>
+              <w:spacing w:after="160" w:line="278" w:lineRule="auto"/>
+              <w:rPr>
+                <w:szCs w:val="20"/>
+              </w:rPr>
+            </w:pPr>
+            <w:r>
+              <w:rPr>
+                <w:szCs w:val="20"/>
+              </w:rPr>
+              <w:t>Validate sales distribution by category</w:t>
+            </w:r>
+          </w:p>
+        </w:tc>
+      </w:tr>
+      <w:tr>
+        <w:tc>
+          <w:tcPr>
+            <w:tcW w:w="0" w:type="auto"/>
+            <w:hideMark/>
+          </w:tcPr>
+          <w:p>
+            <w:pPr>
+              <w:spacing w:after="160" w:line="278" w:lineRule="auto"/>
+              <w:rPr>
+                <w:szCs w:val="20"/>
+              </w:rPr>
+            </w:pPr>
+            <w:r>
+              <w:rPr>
+                <w:szCs w:val="20"/>
+              </w:rPr>
+              <w:t>Product Sales</w:t>
+            </w:r>
+          </w:p>
+        </w:tc>
+        <w:tc>
+          <w:tcPr>
+            <w:tcW w:w="0" w:type="auto"/>
+            <w:hideMark/>
+          </w:tcPr>
+          <w:p>
+            <w:pPr>
+              <w:spacing w:after="160" w:line="278" w:lineRule="auto"/>
+              <w:rPr>
+                <w:szCs w:val="20"/>
+              </w:rPr>
+            </w:pPr>
+            <w:r>
+              <w:rPr>
+                <w:szCs w:val="20"/>
+              </w:rPr>
+              <w:t>Validate product-level sales</w:t>
+            </w:r>
+          </w:p>
+        </w:tc>
+      </w:tr>
+      <w:tr>
+        <w:tc>
+          <w:tcPr>
+            <w:tcW w:w="0" w:type="auto"/>
+            <w:hideMark/>
+          </w:tcPr>
+          <w:p>
+            <w:pPr>
+              <w:spacing w:after="160" w:line="278" w:lineRule="auto"/>
+              <w:rPr>
+                <w:szCs w:val="20"/>
+              </w:rPr>
+            </w:pPr>
+            <w:r>
+              <w:rPr>
+                <w:szCs w:val="20"/>
+              </w:rPr>
+              <w:t>Customer Sales</w:t>
+            </w:r>
+          </w:p>
+        </w:tc>
+        <w:tc>
+          <w:tcPr>
+            <w:tcW w:w="0" w:type="auto"/>
+            <w:hideMark/>
+          </w:tcPr>
+          <w:p>
+            <w:pPr>
+              <w:spacing w:after="160" w:line="278" w:lineRule="auto"/>
+              <w:rPr>
+                <w:szCs w:val="20"/>
+              </w:rPr>
+            </w:pPr>
+            <w:r>
+              <w:rPr>
+                <w:szCs w:val="20"/>
+              </w:rPr>
+              <w:t>Validate customer-level contribution</w:t>
+            </w:r>
+          </w:p>
+        </w:tc>
+      </w:tr>
+      <w:tr>
+        <w:tc>
+          <w:tcPr>
+            <w:tcW w:w="0" w:type="auto"/>
+            <w:hideMark/>
+          </w:tcPr>
+          <w:p>
+            <w:pPr>
+              <w:spacing w:after="160" w:line="278" w:lineRule="auto"/>
+              <w:rPr>
+                <w:szCs w:val="20"/>
+              </w:rPr>
+            </w:pPr>
+            <w:r>
+              <w:rPr>
+                <w:szCs w:val="20"/>
+              </w:rPr>
+              <w:t>Daily Sales</w:t>
+            </w:r>
+          </w:p>
+        </w:tc>
+        <w:tc>
+          <w:tcPr>
+            <w:tcW w:w="0" w:type="auto"/>
+            <w:hideMark/>
+          </w:tcPr>
+          <w:p>
+            <w:pPr>
+              <w:spacing w:after="160" w:line="278" w:lineRule="auto"/>
+              <w:rPr>
+                <w:szCs w:val="20"/>
+              </w:rPr>
+            </w:pPr>
+            <w:r>
+              <w:rPr>
+                <w:szCs w:val="20"/>
+              </w:rPr>
+              <w:t>Validate sales trends over time</w:t>
+            </w:r>
+          </w:p>
+        </w:tc>
+      </w:tr>
+    </w:tbl>
+    <w:p>
+      <w:pPr>
+        <w:rPr>
+          <w:szCs w:val="20"/>
+        </w:rPr>
+      </w:pPr>
+    </w:p>
+    <w:p>
+      <w:pPr>
+        <w:rPr>
+          <w:szCs w:val="20"/>
+        </w:rPr>
+      </w:pPr>
+      <w:r>
+        <w:rPr>
+          <w:szCs w:val="20"/>
+        </w:rPr>
+        <w:t>These checks helped ensure that the Power BI dashboard represented the underlying data accurately.</w:t>
+      </w:r>
+    </w:p>
+    <w:p>
+      <w:pPr>
+        <w:rPr>
+          <w:szCs w:val="20"/>
+        </w:rPr>
+      </w:pPr>
+    </w:p>
+    <w:p>
+      <w:pPr>
+        <w:rPr>
+          <w:szCs w:val="20"/>
+        </w:rPr>
+      </w:pPr>
+    </w:p>
+    <w:p>
+      <w:pPr>
+        <w:rPr>
+          <w:szCs w:val="20"/>
+        </w:rPr>
+      </w:pPr>
+    </w:p>
+    <w:p>
+      <w:pPr>
+        <w:rPr>
+          <w:szCs w:val="20"/>
+        </w:rPr>
+      </w:pPr>
+    </w:p>
+    <w:p>
+      <w:pPr>
+        <w:rPr>
+          <w:szCs w:val="20"/>
+        </w:rPr>
+      </w:pPr>
+    </w:p>
+    <w:p>
+      <w:pPr>
+        <w:rPr>
+          <w:szCs w:val="20"/>
+        </w:rPr>
+      </w:pPr>
+    </w:p>
+    <w:p>
+      <w:pPr>
+        <w:rPr>
+          <w:szCs w:val="20"/>
+        </w:rPr>
+      </w:pPr>
+    </w:p>
+    <w:p>
+      <w:pPr>
+        <w:rPr>
+          <w:szCs w:val="20"/>
+        </w:rPr>
+      </w:pPr>
+    </w:p>
+    <w:p>
+      <w:pPr>
+        <w:rPr>
+          <w:szCs w:val="20"/>
+        </w:rPr>
+      </w:pPr>
+    </w:p>
+    <w:p>
+      <w:pPr>
+        <w:rPr>
+          <w:b/>
+          <w:bCs/>
+          <w:sz w:val="32"/>
+          <w:szCs w:val="24"/>
+        </w:rPr>
+      </w:pPr>
+      <w:r>
+        <w:rPr>
+          <w:b/>
+          <w:bCs/>
+          <w:sz w:val="32"/>
+          <w:szCs w:val="24"/>
+        </w:rPr>
+        <w:lastRenderedPageBreak/>
+        <w:t>Power BI Reporting &amp; Dashboard</w:t>
+      </w:r>
+    </w:p>
+    <w:p>
+      <w:pPr>
+        <w:rPr>
+          <w:b/>
+          <w:bCs/>
+          <w:sz w:val="32"/>
+          <w:szCs w:val="24"/>
+        </w:rPr>
+      </w:pPr>
+    </w:p>
+    <w:p>
+      <w:pPr>
+        <w:rPr>
+          <w:b/>
+          <w:bCs/>
+          <w:szCs w:val="20"/>
+        </w:rPr>
+      </w:pPr>
+      <w:r>
+        <w:rPr>
+          <w:b/>
+          <w:bCs/>
+          <w:sz w:val="28"/>
+          <w:szCs w:val="22"/>
+        </w:rPr>
+        <w:t>Power BI Integration</w:t>
+      </w:r>
+    </w:p>
+    <w:p>
+      <w:pPr>
+        <w:rPr>
+          <w:szCs w:val="20"/>
+        </w:rPr>
+      </w:pPr>
+      <w:r>
+        <w:rPr>
+          <w:szCs w:val="20"/>
+        </w:rPr>
+        <w:t xml:space="preserve">The business-ready datasets generated in the </w:t>
+      </w:r>
+      <w:proofErr w:type="gramStart"/>
+      <w:r>
+        <w:rPr>
+          <w:szCs w:val="20"/>
+        </w:rPr>
+        <w:t>Gold</w:t>
+      </w:r>
+      <w:proofErr w:type="gramEnd"/>
+      <w:r>
+        <w:rPr>
+          <w:szCs w:val="20"/>
+        </w:rPr>
+        <w:t xml:space="preserve"> layer were connected to </w:t>
+      </w:r>
+      <w:r>
+        <w:rPr>
+          <w:b/>
+          <w:bCs/>
+          <w:szCs w:val="20"/>
+        </w:rPr>
+        <w:t>Microsoft Power BI</w:t>
+      </w:r>
+      <w:r>
+        <w:rPr>
+          <w:szCs w:val="20"/>
+        </w:rPr>
+        <w:t xml:space="preserve"> to create interactive reports and dashboards.</w:t>
+      </w:r>
+    </w:p>
+    <w:p>
+      <w:pPr>
+        <w:rPr>
+          <w:szCs w:val="20"/>
+        </w:rPr>
+      </w:pPr>
+      <w:r>
+        <w:rPr>
+          <w:szCs w:val="20"/>
+        </w:rPr>
+        <w:t>Power BI was used as the final visualization layer of the platform, allowing the processed customer and sales data to be presented through business-focused visualizations and KPIs.</w:t>
+      </w:r>
+    </w:p>
+    <w:p>
+      <w:pPr>
+        <w:rPr>
+          <w:szCs w:val="20"/>
+        </w:rPr>
+      </w:pPr>
+      <w:r>
+        <w:rPr>
+          <w:szCs w:val="20"/>
+        </w:rPr>
+        <w:t>The reporting solution was organized into three main pages:</w:t>
+      </w:r>
+    </w:p>
+    <w:p>
+      <w:pPr>
+        <w:numPr>
+          <w:ilvl w:val="0"/>
+          <w:numId w:val="15"/>
+        </w:numPr>
+        <w:rPr>
+          <w:szCs w:val="20"/>
+        </w:rPr>
+      </w:pPr>
+      <w:r>
+        <w:rPr>
+          <w:szCs w:val="20"/>
+        </w:rPr>
+        <w:t xml:space="preserve">Dashboard </w:t>
+      </w:r>
+    </w:p>
+    <w:p>
+      <w:pPr>
+        <w:numPr>
+          <w:ilvl w:val="0"/>
+          <w:numId w:val="15"/>
+        </w:numPr>
+        <w:rPr>
+          <w:szCs w:val="20"/>
+        </w:rPr>
+      </w:pPr>
+      <w:r>
+        <w:rPr>
+          <w:szCs w:val="20"/>
+        </w:rPr>
+        <w:t xml:space="preserve">Customer Analysis </w:t>
+      </w:r>
+    </w:p>
+    <w:p>
+      <w:pPr>
+        <w:numPr>
+          <w:ilvl w:val="0"/>
+          <w:numId w:val="15"/>
+        </w:numPr>
+        <w:rPr>
+          <w:szCs w:val="20"/>
+        </w:rPr>
+      </w:pPr>
+      <w:r>
+        <w:rPr>
+          <w:szCs w:val="20"/>
+        </w:rPr>
+        <w:t xml:space="preserve">Sales Analysis </w:t>
+      </w:r>
+    </w:p>
+    <w:p>
+      <w:pPr>
+        <w:rPr>
+          <w:szCs w:val="20"/>
+        </w:rPr>
+      </w:pPr>
+    </w:p>
+    <w:p>
+      <w:pPr>
+        <w:rPr>
+          <w:szCs w:val="20"/>
+        </w:rPr>
+      </w:pPr>
+    </w:p>
+    <w:p>
+      <w:pPr>
+        <w:rPr>
+          <w:b/>
+          <w:bCs/>
+          <w:szCs w:val="20"/>
+        </w:rPr>
+      </w:pPr>
+      <w:r>
+        <w:rPr>
+          <w:b/>
+          <w:bCs/>
+          <w:sz w:val="28"/>
+          <w:szCs w:val="22"/>
+        </w:rPr>
+        <w:t>Executive Dashboard</w:t>
+      </w:r>
+    </w:p>
+    <w:p>
+      <w:pPr>
+        <w:rPr>
+          <w:szCs w:val="20"/>
+        </w:rPr>
+      </w:pPr>
+      <w:r>
+        <w:rPr>
+          <w:szCs w:val="20"/>
+        </w:rPr>
+        <w:t>The Dashboard page provides a consolidated view of the overall business performance.</w:t>
+      </w:r>
+    </w:p>
+    <w:p>
+      <w:pPr>
+        <w:rPr>
+          <w:szCs w:val="20"/>
+        </w:rPr>
+      </w:pPr>
+      <w:r>
+        <w:rPr>
+          <w:szCs w:val="20"/>
+        </w:rPr>
+        <w:t>The dashboard includes KPI cards for:</w:t>
+      </w:r>
+    </w:p>
+    <w:p>
+      <w:pPr>
+        <w:numPr>
+          <w:ilvl w:val="0"/>
+          <w:numId w:val="16"/>
+        </w:numPr>
+        <w:rPr>
+          <w:szCs w:val="20"/>
+        </w:rPr>
+      </w:pPr>
+      <w:r>
+        <w:rPr>
+          <w:szCs w:val="20"/>
+        </w:rPr>
+        <w:t xml:space="preserve">Total Gross Sales </w:t>
+      </w:r>
+    </w:p>
+    <w:p>
+      <w:pPr>
+        <w:numPr>
+          <w:ilvl w:val="0"/>
+          <w:numId w:val="16"/>
+        </w:numPr>
+        <w:rPr>
+          <w:szCs w:val="20"/>
+        </w:rPr>
+      </w:pPr>
+      <w:r>
+        <w:rPr>
+          <w:szCs w:val="20"/>
+        </w:rPr>
+        <w:t xml:space="preserve">Total Net Sales </w:t>
+      </w:r>
+    </w:p>
+    <w:p>
+      <w:pPr>
+        <w:numPr>
+          <w:ilvl w:val="0"/>
+          <w:numId w:val="16"/>
+        </w:numPr>
+        <w:rPr>
+          <w:szCs w:val="20"/>
+        </w:rPr>
+      </w:pPr>
+      <w:r>
+        <w:rPr>
+          <w:szCs w:val="20"/>
+        </w:rPr>
+        <w:t xml:space="preserve">Total Orders </w:t>
+      </w:r>
+    </w:p>
+    <w:p>
+      <w:pPr>
+        <w:numPr>
+          <w:ilvl w:val="0"/>
+          <w:numId w:val="16"/>
+        </w:numPr>
+        <w:rPr>
+          <w:szCs w:val="20"/>
+        </w:rPr>
+      </w:pPr>
+      <w:r>
+        <w:rPr>
+          <w:szCs w:val="20"/>
+        </w:rPr>
+        <w:t xml:space="preserve">Total Quantity </w:t>
+      </w:r>
+    </w:p>
+    <w:p>
+      <w:pPr>
+        <w:numPr>
+          <w:ilvl w:val="0"/>
+          <w:numId w:val="16"/>
+        </w:numPr>
+        <w:rPr>
+          <w:szCs w:val="20"/>
+        </w:rPr>
+      </w:pPr>
+      <w:r>
+        <w:rPr>
+          <w:szCs w:val="20"/>
+        </w:rPr>
+        <w:t xml:space="preserve">Total Customers </w:t>
+      </w:r>
+    </w:p>
+    <w:p>
+      <w:pPr>
+        <w:rPr>
+          <w:szCs w:val="20"/>
+        </w:rPr>
+      </w:pPr>
+      <w:r>
+        <w:rPr>
+          <w:szCs w:val="20"/>
+        </w:rPr>
+        <w:t>These KPIs provide an immediate overview of the scale and performance of the retail business.</w:t>
+      </w:r>
+    </w:p>
+    <w:p>
+      <w:pPr>
+        <w:rPr>
+          <w:szCs w:val="20"/>
+        </w:rPr>
+      </w:pPr>
+    </w:p>
+    <w:p>
+      <w:pPr>
+        <w:rPr>
+          <w:szCs w:val="20"/>
+        </w:rPr>
+      </w:pPr>
+    </w:p>
+    <w:p>
+      <w:pPr>
+        <w:rPr>
+          <w:szCs w:val="20"/>
+        </w:rPr>
+      </w:pPr>
+    </w:p>
+    <w:p>
+      <w:pPr>
+        <w:rPr>
+          <w:szCs w:val="20"/>
+        </w:rPr>
+      </w:pPr>
+    </w:p>
+    <w:p>
+      <w:pPr>
+        <w:rPr>
+          <w:szCs w:val="20"/>
+        </w:rPr>
+      </w:pPr>
+      <w:r>
+        <w:rPr>
+          <w:szCs w:val="20"/>
+        </w:rPr>
+        <w:lastRenderedPageBreak/>
+        <w:t>The dashboard also contains visualizations for:</w:t>
+      </w:r>
+    </w:p>
+    <w:p>
+      <w:pPr>
+        <w:numPr>
+          <w:ilvl w:val="0"/>
+          <w:numId w:val="17"/>
+        </w:numPr>
+        <w:rPr>
+          <w:szCs w:val="20"/>
+        </w:rPr>
+      </w:pPr>
+      <w:r>
+        <w:rPr>
+          <w:szCs w:val="20"/>
+        </w:rPr>
+        <w:t xml:space="preserve">Gross Sales Trend </w:t>
+      </w:r>
+    </w:p>
+    <w:p>
+      <w:pPr>
+        <w:numPr>
+          <w:ilvl w:val="0"/>
+          <w:numId w:val="17"/>
+        </w:numPr>
+        <w:rPr>
+          <w:szCs w:val="20"/>
+        </w:rPr>
+      </w:pPr>
+      <w:r>
+        <w:rPr>
+          <w:szCs w:val="20"/>
+        </w:rPr>
+        <w:t xml:space="preserve">Sales by Category </w:t>
+      </w:r>
+    </w:p>
+    <w:p>
+      <w:pPr>
+        <w:numPr>
+          <w:ilvl w:val="0"/>
+          <w:numId w:val="17"/>
+        </w:numPr>
+        <w:rPr>
+          <w:szCs w:val="20"/>
+        </w:rPr>
+      </w:pPr>
+      <w:r>
+        <w:rPr>
+          <w:szCs w:val="20"/>
+        </w:rPr>
+        <w:t xml:space="preserve">Sales by Product </w:t>
+      </w:r>
+    </w:p>
+    <w:p>
+      <w:pPr>
+        <w:numPr>
+          <w:ilvl w:val="0"/>
+          <w:numId w:val="17"/>
+        </w:numPr>
+        <w:rPr>
+          <w:szCs w:val="20"/>
+        </w:rPr>
+      </w:pPr>
+      <w:r>
+        <w:rPr>
+          <w:szCs w:val="20"/>
+        </w:rPr>
+        <w:t xml:space="preserve">Customers by State </w:t>
+      </w:r>
+    </w:p>
+    <w:p>
+      <w:pPr>
+        <w:numPr>
+          <w:ilvl w:val="0"/>
+          <w:numId w:val="17"/>
+        </w:numPr>
+        <w:rPr>
+          <w:szCs w:val="20"/>
+        </w:rPr>
+      </w:pPr>
+      <w:r>
+        <w:rPr>
+          <w:szCs w:val="20"/>
+        </w:rPr>
+        <w:t xml:space="preserve">Order Date filtering </w:t>
+      </w:r>
+    </w:p>
+    <w:p>
+      <w:pPr>
+        <w:rPr>
+          <w:szCs w:val="20"/>
+        </w:rPr>
+      </w:pPr>
+      <w:r>
+        <w:rPr>
+          <w:szCs w:val="20"/>
+        </w:rPr>
+        <w:t xml:space="preserve">An interactive </w:t>
+      </w:r>
+      <w:r>
+        <w:rPr>
+          <w:b/>
+          <w:bCs/>
+          <w:szCs w:val="20"/>
+        </w:rPr>
+        <w:t>Order Date slicer</w:t>
+      </w:r>
+      <w:r>
+        <w:rPr>
+          <w:szCs w:val="20"/>
+        </w:rPr>
+        <w:t xml:space="preserve"> allows users to select a specific date range and analyze the corresponding business performance.</w:t>
+      </w:r>
+    </w:p>
+    <w:p>
+      <w:pPr>
+        <w:rPr>
+          <w:szCs w:val="20"/>
+        </w:rPr>
+      </w:pPr>
+    </w:p>
+    <w:p>
+      <w:pPr>
+        <w:rPr>
+          <w:szCs w:val="20"/>
+        </w:rPr>
+      </w:pPr>
+    </w:p>
+    <w:p>
+      <w:pPr>
+        <w:rPr>
+          <w:b/>
+          <w:bCs/>
+          <w:szCs w:val="20"/>
+        </w:rPr>
+      </w:pPr>
+      <w:r>
+        <w:rPr>
+          <w:b/>
+          <w:bCs/>
+          <w:sz w:val="28"/>
+          <w:szCs w:val="22"/>
+        </w:rPr>
+        <w:t>Customer Analysis</w:t>
+      </w:r>
+    </w:p>
+    <w:p>
+      <w:pPr>
+        <w:rPr>
+          <w:szCs w:val="20"/>
+        </w:rPr>
+      </w:pPr>
+      <w:r>
+        <w:rPr>
+          <w:szCs w:val="20"/>
+        </w:rPr>
+        <w:t xml:space="preserve">The </w:t>
+      </w:r>
+      <w:r>
+        <w:rPr>
+          <w:b/>
+          <w:bCs/>
+          <w:szCs w:val="20"/>
+        </w:rPr>
+        <w:t>Customer</w:t>
+      </w:r>
+      <w:r>
+        <w:rPr>
+          <w:szCs w:val="20"/>
+        </w:rPr>
+        <w:t xml:space="preserve"> report page focuses on understanding customer demographics and distribution.</w:t>
+      </w:r>
+    </w:p>
+    <w:p>
+      <w:pPr>
+        <w:rPr>
+          <w:szCs w:val="20"/>
+        </w:rPr>
+      </w:pPr>
+      <w:r>
+        <w:rPr>
+          <w:szCs w:val="20"/>
+        </w:rPr>
+        <w:t>The page contains visualizations for:</w:t>
+      </w:r>
+    </w:p>
+    <w:p>
+      <w:pPr>
+        <w:numPr>
+          <w:ilvl w:val="0"/>
+          <w:numId w:val="18"/>
+        </w:numPr>
+        <w:rPr>
+          <w:szCs w:val="20"/>
+        </w:rPr>
+      </w:pPr>
+      <w:r>
+        <w:rPr>
+          <w:szCs w:val="20"/>
+        </w:rPr>
+        <w:t xml:space="preserve">Customer Age Group </w:t>
+      </w:r>
+    </w:p>
+    <w:p>
+      <w:pPr>
+        <w:numPr>
+          <w:ilvl w:val="0"/>
+          <w:numId w:val="18"/>
+        </w:numPr>
+        <w:rPr>
+          <w:szCs w:val="20"/>
+        </w:rPr>
+      </w:pPr>
+      <w:r>
+        <w:rPr>
+          <w:szCs w:val="20"/>
+        </w:rPr>
+        <w:t xml:space="preserve">Customer Gender Distribution </w:t>
+      </w:r>
+    </w:p>
+    <w:p>
+      <w:pPr>
+        <w:numPr>
+          <w:ilvl w:val="0"/>
+          <w:numId w:val="18"/>
+        </w:numPr>
+        <w:rPr>
+          <w:szCs w:val="20"/>
+        </w:rPr>
+      </w:pPr>
+      <w:r>
+        <w:rPr>
+          <w:szCs w:val="20"/>
+        </w:rPr>
+        <w:t xml:space="preserve">Customers by State </w:t>
+      </w:r>
+    </w:p>
+    <w:p>
+      <w:pPr>
+        <w:numPr>
+          <w:ilvl w:val="0"/>
+          <w:numId w:val="18"/>
+        </w:numPr>
+        <w:rPr>
+          <w:szCs w:val="20"/>
+        </w:rPr>
+      </w:pPr>
+      <w:r>
+        <w:rPr>
+          <w:szCs w:val="20"/>
+        </w:rPr>
+        <w:t xml:space="preserve">Customer Registration Trend </w:t>
+      </w:r>
+    </w:p>
+    <w:p>
+      <w:pPr>
+        <w:rPr>
+          <w:szCs w:val="20"/>
+        </w:rPr>
+      </w:pPr>
+      <w:r>
+        <w:rPr>
+          <w:szCs w:val="20"/>
+        </w:rPr>
+        <w:t>These visualizations allow business stakeholders to understand the composition and geographical distribution of the customer base and identify customer registration trends.</w:t>
+      </w:r>
+    </w:p>
+    <w:p>
+      <w:pPr>
+        <w:rPr>
+          <w:szCs w:val="20"/>
+        </w:rPr>
+      </w:pPr>
+    </w:p>
+    <w:p>
+      <w:pPr>
+        <w:rPr>
+          <w:szCs w:val="20"/>
+        </w:rPr>
+      </w:pPr>
+    </w:p>
+    <w:p>
+      <w:pPr>
+        <w:rPr>
+          <w:szCs w:val="20"/>
+        </w:rPr>
+      </w:pPr>
+    </w:p>
+    <w:p>
+      <w:pPr>
+        <w:rPr>
+          <w:szCs w:val="20"/>
+        </w:rPr>
+      </w:pPr>
+    </w:p>
+    <w:p>
+      <w:pPr>
+        <w:rPr>
+          <w:szCs w:val="20"/>
+        </w:rPr>
+      </w:pPr>
+    </w:p>
+    <w:p>
+      <w:pPr>
+        <w:rPr>
+          <w:szCs w:val="20"/>
+        </w:rPr>
+      </w:pPr>
+    </w:p>
+    <w:p>
+      <w:pPr>
+        <w:rPr>
+          <w:szCs w:val="20"/>
+        </w:rPr>
+      </w:pPr>
+    </w:p>
+    <w:p>
+      <w:pPr>
+        <w:rPr>
+          <w:b/>
+          <w:bCs/>
+          <w:szCs w:val="20"/>
+        </w:rPr>
+      </w:pPr>
+      <w:r>
+        <w:rPr>
+          <w:b/>
+          <w:bCs/>
+          <w:sz w:val="28"/>
+          <w:szCs w:val="22"/>
+        </w:rPr>
+        <w:lastRenderedPageBreak/>
+        <w:t>Sales Analysis</w:t>
+      </w:r>
+    </w:p>
+    <w:p>
+      <w:pPr>
+        <w:rPr>
+          <w:szCs w:val="20"/>
+        </w:rPr>
+      </w:pPr>
+      <w:r>
+        <w:rPr>
+          <w:szCs w:val="20"/>
+        </w:rPr>
+        <w:t>The Sales report page focuses on sales and order performance.</w:t>
+      </w:r>
+    </w:p>
+    <w:p>
+      <w:pPr>
+        <w:rPr>
+          <w:szCs w:val="20"/>
+        </w:rPr>
+      </w:pPr>
+      <w:r>
+        <w:rPr>
+          <w:szCs w:val="20"/>
+        </w:rPr>
+        <w:t>The page contains visualizations for:</w:t>
+      </w:r>
+    </w:p>
+    <w:p>
+      <w:pPr>
+        <w:numPr>
+          <w:ilvl w:val="0"/>
+          <w:numId w:val="19"/>
+        </w:numPr>
+        <w:rPr>
+          <w:szCs w:val="20"/>
+        </w:rPr>
+      </w:pPr>
+      <w:r>
+        <w:rPr>
+          <w:szCs w:val="20"/>
+        </w:rPr>
+        <w:t xml:space="preserve">Sales by Category </w:t>
+      </w:r>
+    </w:p>
+    <w:p>
+      <w:pPr>
+        <w:numPr>
+          <w:ilvl w:val="0"/>
+          <w:numId w:val="19"/>
+        </w:numPr>
+        <w:rPr>
+          <w:szCs w:val="20"/>
+        </w:rPr>
+      </w:pPr>
+      <w:r>
+        <w:rPr>
+          <w:szCs w:val="20"/>
+        </w:rPr>
+        <w:t xml:space="preserve">Sales by Product </w:t>
+      </w:r>
+    </w:p>
+    <w:p>
+      <w:pPr>
+        <w:numPr>
+          <w:ilvl w:val="0"/>
+          <w:numId w:val="19"/>
+        </w:numPr>
+        <w:rPr>
+          <w:szCs w:val="20"/>
+        </w:rPr>
+      </w:pPr>
+      <w:r>
+        <w:rPr>
+          <w:szCs w:val="20"/>
+        </w:rPr>
+        <w:t xml:space="preserve">Customer Sales </w:t>
+      </w:r>
+    </w:p>
+    <w:p>
+      <w:pPr>
+        <w:numPr>
+          <w:ilvl w:val="0"/>
+          <w:numId w:val="19"/>
+        </w:numPr>
+        <w:rPr>
+          <w:szCs w:val="20"/>
+        </w:rPr>
+      </w:pPr>
+      <w:r>
+        <w:rPr>
+          <w:szCs w:val="20"/>
+        </w:rPr>
+        <w:t xml:space="preserve">Gross Sales Trend </w:t>
+      </w:r>
+    </w:p>
+    <w:p>
+      <w:pPr>
+        <w:rPr>
+          <w:szCs w:val="20"/>
+        </w:rPr>
+      </w:pPr>
+      <w:r>
+        <w:rPr>
+          <w:szCs w:val="20"/>
+        </w:rPr>
+        <w:t>These reports help identify high-performing product categories, products generating higher sales, valuable customers, and changes in sales performance over time.</w:t>
+      </w:r>
+    </w:p>
+    <w:p>
+      <w:pPr>
+        <w:rPr>
+          <w:szCs w:val="20"/>
+        </w:rPr>
+      </w:pPr>
+    </w:p>
+    <w:p>
+      <w:pPr>
+        <w:rPr>
+          <w:b/>
+          <w:bCs/>
+          <w:szCs w:val="20"/>
+        </w:rPr>
+      </w:pPr>
+      <w:r>
+        <w:rPr>
+          <w:b/>
+          <w:bCs/>
+          <w:sz w:val="28"/>
+          <w:szCs w:val="22"/>
+        </w:rPr>
+        <w:t>Interactive Reporting</w:t>
+      </w:r>
+    </w:p>
+    <w:p>
+      <w:pPr>
+        <w:rPr>
+          <w:szCs w:val="20"/>
+        </w:rPr>
+      </w:pPr>
+      <w:r>
+        <w:rPr>
+          <w:szCs w:val="20"/>
+        </w:rPr>
+        <w:t>The Power BI report provides interactive filtering capabilities, allowing users to analyze the data based on selected time periods.</w:t>
+      </w:r>
+    </w:p>
+    <w:p>
+      <w:pPr>
+        <w:rPr>
+          <w:szCs w:val="20"/>
+        </w:rPr>
+      </w:pPr>
+      <w:r>
+        <w:rPr>
+          <w:szCs w:val="20"/>
+        </w:rPr>
+        <w:t xml:space="preserve">The dashboard design combines </w:t>
+      </w:r>
+      <w:r>
+        <w:rPr>
+          <w:b/>
+          <w:bCs/>
+          <w:szCs w:val="20"/>
+        </w:rPr>
+        <w:t>KPI cards, bar charts, column charts, and line charts</w:t>
+      </w:r>
+      <w:r>
+        <w:rPr>
+          <w:szCs w:val="20"/>
+        </w:rPr>
+        <w:t xml:space="preserve"> to provide both high-level business metrics and detailed analytical views.</w:t>
+      </w:r>
+    </w:p>
+    <w:p>
+      <w:pPr>
+        <w:rPr>
+          <w:szCs w:val="20"/>
+        </w:rPr>
+      </w:pPr>
     </w:p>
     <w:sectPr>
       <w:pgSz w:w="12240" w:h="15840"/>
@@ -590,6 +4391,1049 @@
     </w:lvl>
   </w:abstractNum>
   <w:abstractNum w:abstractNumId="1" w15:restartNumberingAfterBreak="0">
+    <w:nsid w:val="12F15EC0"/>
+    <w:multiLevelType w:val="multilevel"/>
+    <w:tmpl w:val="654EBD3A"/>
+    <w:lvl w:ilvl="0">
+      <w:start w:val="1"/>
+      <w:numFmt w:val="bullet"/>
+      <w:lvlText w:val=""/>
+      <w:lvlJc w:val="left"/>
+      <w:pPr>
+        <w:tabs>
+          <w:tab w:val="num" w:pos="720"/>
+        </w:tabs>
+        <w:ind w:left="720" w:hanging="360"/>
+      </w:pPr>
+      <w:rPr>
+        <w:rFonts w:ascii="Symbol" w:hAnsi="Symbol" w:hint="default"/>
+        <w:sz w:val="20"/>
+      </w:rPr>
+    </w:lvl>
+    <w:lvl w:ilvl="1" w:tentative="1">
+      <w:start w:val="1"/>
+      <w:numFmt w:val="bullet"/>
+      <w:lvlText w:val="o"/>
+      <w:lvlJc w:val="left"/>
+      <w:pPr>
+        <w:tabs>
+          <w:tab w:val="num" w:pos="1440"/>
+        </w:tabs>
+        <w:ind w:left="1440" w:hanging="360"/>
+      </w:pPr>
+      <w:rPr>
+        <w:rFonts w:ascii="Courier New" w:hAnsi="Courier New" w:hint="default"/>
+        <w:sz w:val="20"/>
+      </w:rPr>
+    </w:lvl>
+    <w:lvl w:ilvl="2" w:tentative="1">
+      <w:start w:val="1"/>
+      <w:numFmt w:val="bullet"/>
+      <w:lvlText w:val=""/>
+      <w:lvlJc w:val="left"/>
+      <w:pPr>
+        <w:tabs>
+          <w:tab w:val="num" w:pos="2160"/>
+        </w:tabs>
+        <w:ind w:left="2160" w:hanging="360"/>
+      </w:pPr>
+      <w:rPr>
+        <w:rFonts w:ascii="Wingdings" w:hAnsi="Wingdings" w:hint="default"/>
+        <w:sz w:val="20"/>
+      </w:rPr>
+    </w:lvl>
+    <w:lvl w:ilvl="3" w:tentative="1">
+      <w:start w:val="1"/>
+      <w:numFmt w:val="bullet"/>
+      <w:lvlText w:val=""/>
+      <w:lvlJc w:val="left"/>
+      <w:pPr>
+        <w:tabs>
+          <w:tab w:val="num" w:pos="2880"/>
+        </w:tabs>
+        <w:ind w:left="2880" w:hanging="360"/>
+      </w:pPr>
+      <w:rPr>
+        <w:rFonts w:ascii="Wingdings" w:hAnsi="Wingdings" w:hint="default"/>
+        <w:sz w:val="20"/>
+      </w:rPr>
+    </w:lvl>
+    <w:lvl w:ilvl="4" w:tentative="1">
+      <w:start w:val="1"/>
+      <w:numFmt w:val="bullet"/>
+      <w:lvlText w:val=""/>
+      <w:lvlJc w:val="left"/>
+      <w:pPr>
+        <w:tabs>
+          <w:tab w:val="num" w:pos="3600"/>
+        </w:tabs>
+        <w:ind w:left="3600" w:hanging="360"/>
+      </w:pPr>
+      <w:rPr>
+        <w:rFonts w:ascii="Wingdings" w:hAnsi="Wingdings" w:hint="default"/>
+        <w:sz w:val="20"/>
+      </w:rPr>
+    </w:lvl>
+    <w:lvl w:ilvl="5" w:tentative="1">
+      <w:start w:val="1"/>
+      <w:numFmt w:val="bullet"/>
+      <w:lvlText w:val=""/>
+      <w:lvlJc w:val="left"/>
+      <w:pPr>
+        <w:tabs>
+          <w:tab w:val="num" w:pos="4320"/>
+        </w:tabs>
+        <w:ind w:left="4320" w:hanging="360"/>
+      </w:pPr>
+      <w:rPr>
+        <w:rFonts w:ascii="Wingdings" w:hAnsi="Wingdings" w:hint="default"/>
+        <w:sz w:val="20"/>
+      </w:rPr>
+    </w:lvl>
+    <w:lvl w:ilvl="6" w:tentative="1">
+      <w:start w:val="1"/>
+      <w:numFmt w:val="bullet"/>
+      <w:lvlText w:val=""/>
+      <w:lvlJc w:val="left"/>
+      <w:pPr>
+        <w:tabs>
+          <w:tab w:val="num" w:pos="5040"/>
+        </w:tabs>
+        <w:ind w:left="5040" w:hanging="360"/>
+      </w:pPr>
+      <w:rPr>
+        <w:rFonts w:ascii="Wingdings" w:hAnsi="Wingdings" w:hint="default"/>
+        <w:sz w:val="20"/>
+      </w:rPr>
+    </w:lvl>
+    <w:lvl w:ilvl="7" w:tentative="1">
+      <w:start w:val="1"/>
+      <w:numFmt w:val="bullet"/>
+      <w:lvlText w:val=""/>
+      <w:lvlJc w:val="left"/>
+      <w:pPr>
+        <w:tabs>
+          <w:tab w:val="num" w:pos="5760"/>
+        </w:tabs>
+        <w:ind w:left="5760" w:hanging="360"/>
+      </w:pPr>
+      <w:rPr>
+        <w:rFonts w:ascii="Wingdings" w:hAnsi="Wingdings" w:hint="default"/>
+        <w:sz w:val="20"/>
+      </w:rPr>
+    </w:lvl>
+    <w:lvl w:ilvl="8" w:tentative="1">
+      <w:start w:val="1"/>
+      <w:numFmt w:val="bullet"/>
+      <w:lvlText w:val=""/>
+      <w:lvlJc w:val="left"/>
+      <w:pPr>
+        <w:tabs>
+          <w:tab w:val="num" w:pos="6480"/>
+        </w:tabs>
+        <w:ind w:left="6480" w:hanging="360"/>
+      </w:pPr>
+      <w:rPr>
+        <w:rFonts w:ascii="Wingdings" w:hAnsi="Wingdings" w:hint="default"/>
+        <w:sz w:val="20"/>
+      </w:rPr>
+    </w:lvl>
+  </w:abstractNum>
+  <w:abstractNum w:abstractNumId="2" w15:restartNumberingAfterBreak="0">
+    <w:nsid w:val="1DCC5DAA"/>
+    <w:multiLevelType w:val="multilevel"/>
+    <w:tmpl w:val="2200CEEE"/>
+    <w:lvl w:ilvl="0">
+      <w:start w:val="1"/>
+      <w:numFmt w:val="bullet"/>
+      <w:lvlText w:val=""/>
+      <w:lvlJc w:val="left"/>
+      <w:pPr>
+        <w:tabs>
+          <w:tab w:val="num" w:pos="720"/>
+        </w:tabs>
+        <w:ind w:left="720" w:hanging="360"/>
+      </w:pPr>
+      <w:rPr>
+        <w:rFonts w:ascii="Symbol" w:hAnsi="Symbol" w:hint="default"/>
+        <w:sz w:val="20"/>
+      </w:rPr>
+    </w:lvl>
+    <w:lvl w:ilvl="1" w:tentative="1">
+      <w:start w:val="1"/>
+      <w:numFmt w:val="bullet"/>
+      <w:lvlText w:val="o"/>
+      <w:lvlJc w:val="left"/>
+      <w:pPr>
+        <w:tabs>
+          <w:tab w:val="num" w:pos="1440"/>
+        </w:tabs>
+        <w:ind w:left="1440" w:hanging="360"/>
+      </w:pPr>
+      <w:rPr>
+        <w:rFonts w:ascii="Courier New" w:hAnsi="Courier New" w:hint="default"/>
+        <w:sz w:val="20"/>
+      </w:rPr>
+    </w:lvl>
+    <w:lvl w:ilvl="2" w:tentative="1">
+      <w:start w:val="1"/>
+      <w:numFmt w:val="bullet"/>
+      <w:lvlText w:val=""/>
+      <w:lvlJc w:val="left"/>
+      <w:pPr>
+        <w:tabs>
+          <w:tab w:val="num" w:pos="2160"/>
+        </w:tabs>
+        <w:ind w:left="2160" w:hanging="360"/>
+      </w:pPr>
+      <w:rPr>
+        <w:rFonts w:ascii="Wingdings" w:hAnsi="Wingdings" w:hint="default"/>
+        <w:sz w:val="20"/>
+      </w:rPr>
+    </w:lvl>
+    <w:lvl w:ilvl="3" w:tentative="1">
+      <w:start w:val="1"/>
+      <w:numFmt w:val="bullet"/>
+      <w:lvlText w:val=""/>
+      <w:lvlJc w:val="left"/>
+      <w:pPr>
+        <w:tabs>
+          <w:tab w:val="num" w:pos="2880"/>
+        </w:tabs>
+        <w:ind w:left="2880" w:hanging="360"/>
+      </w:pPr>
+      <w:rPr>
+        <w:rFonts w:ascii="Wingdings" w:hAnsi="Wingdings" w:hint="default"/>
+        <w:sz w:val="20"/>
+      </w:rPr>
+    </w:lvl>
+    <w:lvl w:ilvl="4" w:tentative="1">
+      <w:start w:val="1"/>
+      <w:numFmt w:val="bullet"/>
+      <w:lvlText w:val=""/>
+      <w:lvlJc w:val="left"/>
+      <w:pPr>
+        <w:tabs>
+          <w:tab w:val="num" w:pos="3600"/>
+        </w:tabs>
+        <w:ind w:left="3600" w:hanging="360"/>
+      </w:pPr>
+      <w:rPr>
+        <w:rFonts w:ascii="Wingdings" w:hAnsi="Wingdings" w:hint="default"/>
+        <w:sz w:val="20"/>
+      </w:rPr>
+    </w:lvl>
+    <w:lvl w:ilvl="5" w:tentative="1">
+      <w:start w:val="1"/>
+      <w:numFmt w:val="bullet"/>
+      <w:lvlText w:val=""/>
+      <w:lvlJc w:val="left"/>
+      <w:pPr>
+        <w:tabs>
+          <w:tab w:val="num" w:pos="4320"/>
+        </w:tabs>
+        <w:ind w:left="4320" w:hanging="360"/>
+      </w:pPr>
+      <w:rPr>
+        <w:rFonts w:ascii="Wingdings" w:hAnsi="Wingdings" w:hint="default"/>
+        <w:sz w:val="20"/>
+      </w:rPr>
+    </w:lvl>
+    <w:lvl w:ilvl="6" w:tentative="1">
+      <w:start w:val="1"/>
+      <w:numFmt w:val="bullet"/>
+      <w:lvlText w:val=""/>
+      <w:lvlJc w:val="left"/>
+      <w:pPr>
+        <w:tabs>
+          <w:tab w:val="num" w:pos="5040"/>
+        </w:tabs>
+        <w:ind w:left="5040" w:hanging="360"/>
+      </w:pPr>
+      <w:rPr>
+        <w:rFonts w:ascii="Wingdings" w:hAnsi="Wingdings" w:hint="default"/>
+        <w:sz w:val="20"/>
+      </w:rPr>
+    </w:lvl>
+    <w:lvl w:ilvl="7" w:tentative="1">
+      <w:start w:val="1"/>
+      <w:numFmt w:val="bullet"/>
+      <w:lvlText w:val=""/>
+      <w:lvlJc w:val="left"/>
+      <w:pPr>
+        <w:tabs>
+          <w:tab w:val="num" w:pos="5760"/>
+        </w:tabs>
+        <w:ind w:left="5760" w:hanging="360"/>
+      </w:pPr>
+      <w:rPr>
+        <w:rFonts w:ascii="Wingdings" w:hAnsi="Wingdings" w:hint="default"/>
+        <w:sz w:val="20"/>
+      </w:rPr>
+    </w:lvl>
+    <w:lvl w:ilvl="8" w:tentative="1">
+      <w:start w:val="1"/>
+      <w:numFmt w:val="bullet"/>
+      <w:lvlText w:val=""/>
+      <w:lvlJc w:val="left"/>
+      <w:pPr>
+        <w:tabs>
+          <w:tab w:val="num" w:pos="6480"/>
+        </w:tabs>
+        <w:ind w:left="6480" w:hanging="360"/>
+      </w:pPr>
+      <w:rPr>
+        <w:rFonts w:ascii="Wingdings" w:hAnsi="Wingdings" w:hint="default"/>
+        <w:sz w:val="20"/>
+      </w:rPr>
+    </w:lvl>
+  </w:abstractNum>
+  <w:abstractNum w:abstractNumId="3" w15:restartNumberingAfterBreak="0">
+    <w:nsid w:val="2388587D"/>
+    <w:multiLevelType w:val="multilevel"/>
+    <w:tmpl w:val="FC1E9074"/>
+    <w:lvl w:ilvl="0">
+      <w:start w:val="1"/>
+      <w:numFmt w:val="bullet"/>
+      <w:lvlText w:val=""/>
+      <w:lvlJc w:val="left"/>
+      <w:pPr>
+        <w:tabs>
+          <w:tab w:val="num" w:pos="720"/>
+        </w:tabs>
+        <w:ind w:left="720" w:hanging="360"/>
+      </w:pPr>
+      <w:rPr>
+        <w:rFonts w:ascii="Symbol" w:hAnsi="Symbol" w:hint="default"/>
+        <w:sz w:val="20"/>
+      </w:rPr>
+    </w:lvl>
+    <w:lvl w:ilvl="1" w:tentative="1">
+      <w:start w:val="1"/>
+      <w:numFmt w:val="bullet"/>
+      <w:lvlText w:val="o"/>
+      <w:lvlJc w:val="left"/>
+      <w:pPr>
+        <w:tabs>
+          <w:tab w:val="num" w:pos="1440"/>
+        </w:tabs>
+        <w:ind w:left="1440" w:hanging="360"/>
+      </w:pPr>
+      <w:rPr>
+        <w:rFonts w:ascii="Courier New" w:hAnsi="Courier New" w:hint="default"/>
+        <w:sz w:val="20"/>
+      </w:rPr>
+    </w:lvl>
+    <w:lvl w:ilvl="2" w:tentative="1">
+      <w:start w:val="1"/>
+      <w:numFmt w:val="bullet"/>
+      <w:lvlText w:val=""/>
+      <w:lvlJc w:val="left"/>
+      <w:pPr>
+        <w:tabs>
+          <w:tab w:val="num" w:pos="2160"/>
+        </w:tabs>
+        <w:ind w:left="2160" w:hanging="360"/>
+      </w:pPr>
+      <w:rPr>
+        <w:rFonts w:ascii="Wingdings" w:hAnsi="Wingdings" w:hint="default"/>
+        <w:sz w:val="20"/>
+      </w:rPr>
+    </w:lvl>
+    <w:lvl w:ilvl="3" w:tentative="1">
+      <w:start w:val="1"/>
+      <w:numFmt w:val="bullet"/>
+      <w:lvlText w:val=""/>
+      <w:lvlJc w:val="left"/>
+      <w:pPr>
+        <w:tabs>
+          <w:tab w:val="num" w:pos="2880"/>
+        </w:tabs>
+        <w:ind w:left="2880" w:hanging="360"/>
+      </w:pPr>
+      <w:rPr>
+        <w:rFonts w:ascii="Wingdings" w:hAnsi="Wingdings" w:hint="default"/>
+        <w:sz w:val="20"/>
+      </w:rPr>
+    </w:lvl>
+    <w:lvl w:ilvl="4" w:tentative="1">
+      <w:start w:val="1"/>
+      <w:numFmt w:val="bullet"/>
+      <w:lvlText w:val=""/>
+      <w:lvlJc w:val="left"/>
+      <w:pPr>
+        <w:tabs>
+          <w:tab w:val="num" w:pos="3600"/>
+        </w:tabs>
+        <w:ind w:left="3600" w:hanging="360"/>
+      </w:pPr>
+      <w:rPr>
+        <w:rFonts w:ascii="Wingdings" w:hAnsi="Wingdings" w:hint="default"/>
+        <w:sz w:val="20"/>
+      </w:rPr>
+    </w:lvl>
+    <w:lvl w:ilvl="5" w:tentative="1">
+      <w:start w:val="1"/>
+      <w:numFmt w:val="bullet"/>
+      <w:lvlText w:val=""/>
+      <w:lvlJc w:val="left"/>
+      <w:pPr>
+        <w:tabs>
+          <w:tab w:val="num" w:pos="4320"/>
+        </w:tabs>
+        <w:ind w:left="4320" w:hanging="360"/>
+      </w:pPr>
+      <w:rPr>
+        <w:rFonts w:ascii="Wingdings" w:hAnsi="Wingdings" w:hint="default"/>
+        <w:sz w:val="20"/>
+      </w:rPr>
+    </w:lvl>
+    <w:lvl w:ilvl="6" w:tentative="1">
+      <w:start w:val="1"/>
+      <w:numFmt w:val="bullet"/>
+      <w:lvlText w:val=""/>
+      <w:lvlJc w:val="left"/>
+      <w:pPr>
+        <w:tabs>
+          <w:tab w:val="num" w:pos="5040"/>
+        </w:tabs>
+        <w:ind w:left="5040" w:hanging="360"/>
+      </w:pPr>
+      <w:rPr>
+        <w:rFonts w:ascii="Wingdings" w:hAnsi="Wingdings" w:hint="default"/>
+        <w:sz w:val="20"/>
+      </w:rPr>
+    </w:lvl>
+    <w:lvl w:ilvl="7" w:tentative="1">
+      <w:start w:val="1"/>
+      <w:numFmt w:val="bullet"/>
+      <w:lvlText w:val=""/>
+      <w:lvlJc w:val="left"/>
+      <w:pPr>
+        <w:tabs>
+          <w:tab w:val="num" w:pos="5760"/>
+        </w:tabs>
+        <w:ind w:left="5760" w:hanging="360"/>
+      </w:pPr>
+      <w:rPr>
+        <w:rFonts w:ascii="Wingdings" w:hAnsi="Wingdings" w:hint="default"/>
+        <w:sz w:val="20"/>
+      </w:rPr>
+    </w:lvl>
+    <w:lvl w:ilvl="8" w:tentative="1">
+      <w:start w:val="1"/>
+      <w:numFmt w:val="bullet"/>
+      <w:lvlText w:val=""/>
+      <w:lvlJc w:val="left"/>
+      <w:pPr>
+        <w:tabs>
+          <w:tab w:val="num" w:pos="6480"/>
+        </w:tabs>
+        <w:ind w:left="6480" w:hanging="360"/>
+      </w:pPr>
+      <w:rPr>
+        <w:rFonts w:ascii="Wingdings" w:hAnsi="Wingdings" w:hint="default"/>
+        <w:sz w:val="20"/>
+      </w:rPr>
+    </w:lvl>
+  </w:abstractNum>
+  <w:abstractNum w:abstractNumId="4" w15:restartNumberingAfterBreak="0">
+    <w:nsid w:val="25294607"/>
+    <w:multiLevelType w:val="multilevel"/>
+    <w:tmpl w:val="6DC8F16A"/>
+    <w:lvl w:ilvl="0">
+      <w:start w:val="1"/>
+      <w:numFmt w:val="bullet"/>
+      <w:lvlText w:val=""/>
+      <w:lvlJc w:val="left"/>
+      <w:pPr>
+        <w:tabs>
+          <w:tab w:val="num" w:pos="720"/>
+        </w:tabs>
+        <w:ind w:left="720" w:hanging="360"/>
+      </w:pPr>
+      <w:rPr>
+        <w:rFonts w:ascii="Symbol" w:hAnsi="Symbol" w:hint="default"/>
+        <w:sz w:val="20"/>
+      </w:rPr>
+    </w:lvl>
+    <w:lvl w:ilvl="1" w:tentative="1">
+      <w:start w:val="1"/>
+      <w:numFmt w:val="bullet"/>
+      <w:lvlText w:val="o"/>
+      <w:lvlJc w:val="left"/>
+      <w:pPr>
+        <w:tabs>
+          <w:tab w:val="num" w:pos="1440"/>
+        </w:tabs>
+        <w:ind w:left="1440" w:hanging="360"/>
+      </w:pPr>
+      <w:rPr>
+        <w:rFonts w:ascii="Courier New" w:hAnsi="Courier New" w:hint="default"/>
+        <w:sz w:val="20"/>
+      </w:rPr>
+    </w:lvl>
+    <w:lvl w:ilvl="2" w:tentative="1">
+      <w:start w:val="1"/>
+      <w:numFmt w:val="bullet"/>
+      <w:lvlText w:val=""/>
+      <w:lvlJc w:val="left"/>
+      <w:pPr>
+        <w:tabs>
+          <w:tab w:val="num" w:pos="2160"/>
+        </w:tabs>
+        <w:ind w:left="2160" w:hanging="360"/>
+      </w:pPr>
+      <w:rPr>
+        <w:rFonts w:ascii="Wingdings" w:hAnsi="Wingdings" w:hint="default"/>
+        <w:sz w:val="20"/>
+      </w:rPr>
+    </w:lvl>
+    <w:lvl w:ilvl="3" w:tentative="1">
+      <w:start w:val="1"/>
+      <w:numFmt w:val="bullet"/>
+      <w:lvlText w:val=""/>
+      <w:lvlJc w:val="left"/>
+      <w:pPr>
+        <w:tabs>
+          <w:tab w:val="num" w:pos="2880"/>
+        </w:tabs>
+        <w:ind w:left="2880" w:hanging="360"/>
+      </w:pPr>
+      <w:rPr>
+        <w:rFonts w:ascii="Wingdings" w:hAnsi="Wingdings" w:hint="default"/>
+        <w:sz w:val="20"/>
+      </w:rPr>
+    </w:lvl>
+    <w:lvl w:ilvl="4" w:tentative="1">
+      <w:start w:val="1"/>
+      <w:numFmt w:val="bullet"/>
+      <w:lvlText w:val=""/>
+      <w:lvlJc w:val="left"/>
+      <w:pPr>
+        <w:tabs>
+          <w:tab w:val="num" w:pos="3600"/>
+        </w:tabs>
+        <w:ind w:left="3600" w:hanging="360"/>
+      </w:pPr>
+      <w:rPr>
+        <w:rFonts w:ascii="Wingdings" w:hAnsi="Wingdings" w:hint="default"/>
+        <w:sz w:val="20"/>
+      </w:rPr>
+    </w:lvl>
+    <w:lvl w:ilvl="5" w:tentative="1">
+      <w:start w:val="1"/>
+      <w:numFmt w:val="bullet"/>
+      <w:lvlText w:val=""/>
+      <w:lvlJc w:val="left"/>
+      <w:pPr>
+        <w:tabs>
+          <w:tab w:val="num" w:pos="4320"/>
+        </w:tabs>
+        <w:ind w:left="4320" w:hanging="360"/>
+      </w:pPr>
+      <w:rPr>
+        <w:rFonts w:ascii="Wingdings" w:hAnsi="Wingdings" w:hint="default"/>
+        <w:sz w:val="20"/>
+      </w:rPr>
+    </w:lvl>
+    <w:lvl w:ilvl="6" w:tentative="1">
+      <w:start w:val="1"/>
+      <w:numFmt w:val="bullet"/>
+      <w:lvlText w:val=""/>
+      <w:lvlJc w:val="left"/>
+      <w:pPr>
+        <w:tabs>
+          <w:tab w:val="num" w:pos="5040"/>
+        </w:tabs>
+        <w:ind w:left="5040" w:hanging="360"/>
+      </w:pPr>
+      <w:rPr>
+        <w:rFonts w:ascii="Wingdings" w:hAnsi="Wingdings" w:hint="default"/>
+        <w:sz w:val="20"/>
+      </w:rPr>
+    </w:lvl>
+    <w:lvl w:ilvl="7" w:tentative="1">
+      <w:start w:val="1"/>
+      <w:numFmt w:val="bullet"/>
+      <w:lvlText w:val=""/>
+      <w:lvlJc w:val="left"/>
+      <w:pPr>
+        <w:tabs>
+          <w:tab w:val="num" w:pos="5760"/>
+        </w:tabs>
+        <w:ind w:left="5760" w:hanging="360"/>
+      </w:pPr>
+      <w:rPr>
+        <w:rFonts w:ascii="Wingdings" w:hAnsi="Wingdings" w:hint="default"/>
+        <w:sz w:val="20"/>
+      </w:rPr>
+    </w:lvl>
+    <w:lvl w:ilvl="8" w:tentative="1">
+      <w:start w:val="1"/>
+      <w:numFmt w:val="bullet"/>
+      <w:lvlText w:val=""/>
+      <w:lvlJc w:val="left"/>
+      <w:pPr>
+        <w:tabs>
+          <w:tab w:val="num" w:pos="6480"/>
+        </w:tabs>
+        <w:ind w:left="6480" w:hanging="360"/>
+      </w:pPr>
+      <w:rPr>
+        <w:rFonts w:ascii="Wingdings" w:hAnsi="Wingdings" w:hint="default"/>
+        <w:sz w:val="20"/>
+      </w:rPr>
+    </w:lvl>
+  </w:abstractNum>
+  <w:abstractNum w:abstractNumId="5" w15:restartNumberingAfterBreak="0">
+    <w:nsid w:val="25C411FB"/>
+    <w:multiLevelType w:val="multilevel"/>
+    <w:tmpl w:val="EC4CBC10"/>
+    <w:lvl w:ilvl="0">
+      <w:start w:val="1"/>
+      <w:numFmt w:val="bullet"/>
+      <w:lvlText w:val=""/>
+      <w:lvlJc w:val="left"/>
+      <w:pPr>
+        <w:tabs>
+          <w:tab w:val="num" w:pos="720"/>
+        </w:tabs>
+        <w:ind w:left="720" w:hanging="360"/>
+      </w:pPr>
+      <w:rPr>
+        <w:rFonts w:ascii="Symbol" w:hAnsi="Symbol" w:hint="default"/>
+        <w:sz w:val="20"/>
+      </w:rPr>
+    </w:lvl>
+    <w:lvl w:ilvl="1" w:tentative="1">
+      <w:start w:val="1"/>
+      <w:numFmt w:val="bullet"/>
+      <w:lvlText w:val="o"/>
+      <w:lvlJc w:val="left"/>
+      <w:pPr>
+        <w:tabs>
+          <w:tab w:val="num" w:pos="1440"/>
+        </w:tabs>
+        <w:ind w:left="1440" w:hanging="360"/>
+      </w:pPr>
+      <w:rPr>
+        <w:rFonts w:ascii="Courier New" w:hAnsi="Courier New" w:hint="default"/>
+        <w:sz w:val="20"/>
+      </w:rPr>
+    </w:lvl>
+    <w:lvl w:ilvl="2" w:tentative="1">
+      <w:start w:val="1"/>
+      <w:numFmt w:val="bullet"/>
+      <w:lvlText w:val=""/>
+      <w:lvlJc w:val="left"/>
+      <w:pPr>
+        <w:tabs>
+          <w:tab w:val="num" w:pos="2160"/>
+        </w:tabs>
+        <w:ind w:left="2160" w:hanging="360"/>
+      </w:pPr>
+      <w:rPr>
+        <w:rFonts w:ascii="Wingdings" w:hAnsi="Wingdings" w:hint="default"/>
+        <w:sz w:val="20"/>
+      </w:rPr>
+    </w:lvl>
+    <w:lvl w:ilvl="3" w:tentative="1">
+      <w:start w:val="1"/>
+      <w:numFmt w:val="bullet"/>
+      <w:lvlText w:val=""/>
+      <w:lvlJc w:val="left"/>
+      <w:pPr>
+        <w:tabs>
+          <w:tab w:val="num" w:pos="2880"/>
+        </w:tabs>
+        <w:ind w:left="2880" w:hanging="360"/>
+      </w:pPr>
+      <w:rPr>
+        <w:rFonts w:ascii="Wingdings" w:hAnsi="Wingdings" w:hint="default"/>
+        <w:sz w:val="20"/>
+      </w:rPr>
+    </w:lvl>
+    <w:lvl w:ilvl="4" w:tentative="1">
+      <w:start w:val="1"/>
+      <w:numFmt w:val="bullet"/>
+      <w:lvlText w:val=""/>
+      <w:lvlJc w:val="left"/>
+      <w:pPr>
+        <w:tabs>
+          <w:tab w:val="num" w:pos="3600"/>
+        </w:tabs>
+        <w:ind w:left="3600" w:hanging="360"/>
+      </w:pPr>
+      <w:rPr>
+        <w:rFonts w:ascii="Wingdings" w:hAnsi="Wingdings" w:hint="default"/>
+        <w:sz w:val="20"/>
+      </w:rPr>
+    </w:lvl>
+    <w:lvl w:ilvl="5" w:tentative="1">
+      <w:start w:val="1"/>
+      <w:numFmt w:val="bullet"/>
+      <w:lvlText w:val=""/>
+      <w:lvlJc w:val="left"/>
+      <w:pPr>
+        <w:tabs>
+          <w:tab w:val="num" w:pos="4320"/>
+        </w:tabs>
+        <w:ind w:left="4320" w:hanging="360"/>
+      </w:pPr>
+      <w:rPr>
+        <w:rFonts w:ascii="Wingdings" w:hAnsi="Wingdings" w:hint="default"/>
+        <w:sz w:val="20"/>
+      </w:rPr>
+    </w:lvl>
+    <w:lvl w:ilvl="6" w:tentative="1">
+      <w:start w:val="1"/>
+      <w:numFmt w:val="bullet"/>
+      <w:lvlText w:val=""/>
+      <w:lvlJc w:val="left"/>
+      <w:pPr>
+        <w:tabs>
+          <w:tab w:val="num" w:pos="5040"/>
+        </w:tabs>
+        <w:ind w:left="5040" w:hanging="360"/>
+      </w:pPr>
+      <w:rPr>
+        <w:rFonts w:ascii="Wingdings" w:hAnsi="Wingdings" w:hint="default"/>
+        <w:sz w:val="20"/>
+      </w:rPr>
+    </w:lvl>
+    <w:lvl w:ilvl="7" w:tentative="1">
+      <w:start w:val="1"/>
+      <w:numFmt w:val="bullet"/>
+      <w:lvlText w:val=""/>
+      <w:lvlJc w:val="left"/>
+      <w:pPr>
+        <w:tabs>
+          <w:tab w:val="num" w:pos="5760"/>
+        </w:tabs>
+        <w:ind w:left="5760" w:hanging="360"/>
+      </w:pPr>
+      <w:rPr>
+        <w:rFonts w:ascii="Wingdings" w:hAnsi="Wingdings" w:hint="default"/>
+        <w:sz w:val="20"/>
+      </w:rPr>
+    </w:lvl>
+    <w:lvl w:ilvl="8" w:tentative="1">
+      <w:start w:val="1"/>
+      <w:numFmt w:val="bullet"/>
+      <w:lvlText w:val=""/>
+      <w:lvlJc w:val="left"/>
+      <w:pPr>
+        <w:tabs>
+          <w:tab w:val="num" w:pos="6480"/>
+        </w:tabs>
+        <w:ind w:left="6480" w:hanging="360"/>
+      </w:pPr>
+      <w:rPr>
+        <w:rFonts w:ascii="Wingdings" w:hAnsi="Wingdings" w:hint="default"/>
+        <w:sz w:val="20"/>
+      </w:rPr>
+    </w:lvl>
+  </w:abstractNum>
+  <w:abstractNum w:abstractNumId="6" w15:restartNumberingAfterBreak="0">
+    <w:nsid w:val="2761759E"/>
+    <w:multiLevelType w:val="multilevel"/>
+    <w:tmpl w:val="20B648D6"/>
+    <w:lvl w:ilvl="0">
+      <w:start w:val="1"/>
+      <w:numFmt w:val="bullet"/>
+      <w:lvlText w:val=""/>
+      <w:lvlJc w:val="left"/>
+      <w:pPr>
+        <w:tabs>
+          <w:tab w:val="num" w:pos="720"/>
+        </w:tabs>
+        <w:ind w:left="720" w:hanging="360"/>
+      </w:pPr>
+      <w:rPr>
+        <w:rFonts w:ascii="Symbol" w:hAnsi="Symbol" w:hint="default"/>
+        <w:sz w:val="20"/>
+      </w:rPr>
+    </w:lvl>
+    <w:lvl w:ilvl="1" w:tentative="1">
+      <w:start w:val="1"/>
+      <w:numFmt w:val="bullet"/>
+      <w:lvlText w:val="o"/>
+      <w:lvlJc w:val="left"/>
+      <w:pPr>
+        <w:tabs>
+          <w:tab w:val="num" w:pos="1440"/>
+        </w:tabs>
+        <w:ind w:left="1440" w:hanging="360"/>
+      </w:pPr>
+      <w:rPr>
+        <w:rFonts w:ascii="Courier New" w:hAnsi="Courier New" w:hint="default"/>
+        <w:sz w:val="20"/>
+      </w:rPr>
+    </w:lvl>
+    <w:lvl w:ilvl="2" w:tentative="1">
+      <w:start w:val="1"/>
+      <w:numFmt w:val="bullet"/>
+      <w:lvlText w:val=""/>
+      <w:lvlJc w:val="left"/>
+      <w:pPr>
+        <w:tabs>
+          <w:tab w:val="num" w:pos="2160"/>
+        </w:tabs>
+        <w:ind w:left="2160" w:hanging="360"/>
+      </w:pPr>
+      <w:rPr>
+        <w:rFonts w:ascii="Wingdings" w:hAnsi="Wingdings" w:hint="default"/>
+        <w:sz w:val="20"/>
+      </w:rPr>
+    </w:lvl>
+    <w:lvl w:ilvl="3" w:tentative="1">
+      <w:start w:val="1"/>
+      <w:numFmt w:val="bullet"/>
+      <w:lvlText w:val=""/>
+      <w:lvlJc w:val="left"/>
+      <w:pPr>
+        <w:tabs>
+          <w:tab w:val="num" w:pos="2880"/>
+        </w:tabs>
+        <w:ind w:left="2880" w:hanging="360"/>
+      </w:pPr>
+      <w:rPr>
+        <w:rFonts w:ascii="Wingdings" w:hAnsi="Wingdings" w:hint="default"/>
+        <w:sz w:val="20"/>
+      </w:rPr>
+    </w:lvl>
+    <w:lvl w:ilvl="4" w:tentative="1">
+      <w:start w:val="1"/>
+      <w:numFmt w:val="bullet"/>
+      <w:lvlText w:val=""/>
+      <w:lvlJc w:val="left"/>
+      <w:pPr>
+        <w:tabs>
+          <w:tab w:val="num" w:pos="3600"/>
+        </w:tabs>
+        <w:ind w:left="3600" w:hanging="360"/>
+      </w:pPr>
+      <w:rPr>
+        <w:rFonts w:ascii="Wingdings" w:hAnsi="Wingdings" w:hint="default"/>
+        <w:sz w:val="20"/>
+      </w:rPr>
+    </w:lvl>
+    <w:lvl w:ilvl="5" w:tentative="1">
+      <w:start w:val="1"/>
+      <w:numFmt w:val="bullet"/>
+      <w:lvlText w:val=""/>
+      <w:lvlJc w:val="left"/>
+      <w:pPr>
+        <w:tabs>
+          <w:tab w:val="num" w:pos="4320"/>
+        </w:tabs>
+        <w:ind w:left="4320" w:hanging="360"/>
+      </w:pPr>
+      <w:rPr>
+        <w:rFonts w:ascii="Wingdings" w:hAnsi="Wingdings" w:hint="default"/>
+        <w:sz w:val="20"/>
+      </w:rPr>
+    </w:lvl>
+    <w:lvl w:ilvl="6" w:tentative="1">
+      <w:start w:val="1"/>
+      <w:numFmt w:val="bullet"/>
+      <w:lvlText w:val=""/>
+      <w:lvlJc w:val="left"/>
+      <w:pPr>
+        <w:tabs>
+          <w:tab w:val="num" w:pos="5040"/>
+        </w:tabs>
+        <w:ind w:left="5040" w:hanging="360"/>
+      </w:pPr>
+      <w:rPr>
+        <w:rFonts w:ascii="Wingdings" w:hAnsi="Wingdings" w:hint="default"/>
+        <w:sz w:val="20"/>
+      </w:rPr>
+    </w:lvl>
+    <w:lvl w:ilvl="7" w:tentative="1">
+      <w:start w:val="1"/>
+      <w:numFmt w:val="bullet"/>
+      <w:lvlText w:val=""/>
+      <w:lvlJc w:val="left"/>
+      <w:pPr>
+        <w:tabs>
+          <w:tab w:val="num" w:pos="5760"/>
+        </w:tabs>
+        <w:ind w:left="5760" w:hanging="360"/>
+      </w:pPr>
+      <w:rPr>
+        <w:rFonts w:ascii="Wingdings" w:hAnsi="Wingdings" w:hint="default"/>
+        <w:sz w:val="20"/>
+      </w:rPr>
+    </w:lvl>
+    <w:lvl w:ilvl="8" w:tentative="1">
+      <w:start w:val="1"/>
+      <w:numFmt w:val="bullet"/>
+      <w:lvlText w:val=""/>
+      <w:lvlJc w:val="left"/>
+      <w:pPr>
+        <w:tabs>
+          <w:tab w:val="num" w:pos="6480"/>
+        </w:tabs>
+        <w:ind w:left="6480" w:hanging="360"/>
+      </w:pPr>
+      <w:rPr>
+        <w:rFonts w:ascii="Wingdings" w:hAnsi="Wingdings" w:hint="default"/>
+        <w:sz w:val="20"/>
+      </w:rPr>
+    </w:lvl>
+  </w:abstractNum>
+  <w:abstractNum w:abstractNumId="7" w15:restartNumberingAfterBreak="0">
+    <w:nsid w:val="2B2559CB"/>
+    <w:multiLevelType w:val="multilevel"/>
+    <w:tmpl w:val="EE0E396A"/>
+    <w:lvl w:ilvl="0">
+      <w:start w:val="1"/>
+      <w:numFmt w:val="bullet"/>
+      <w:lvlText w:val=""/>
+      <w:lvlJc w:val="left"/>
+      <w:pPr>
+        <w:tabs>
+          <w:tab w:val="num" w:pos="720"/>
+        </w:tabs>
+        <w:ind w:left="720" w:hanging="360"/>
+      </w:pPr>
+      <w:rPr>
+        <w:rFonts w:ascii="Symbol" w:hAnsi="Symbol" w:hint="default"/>
+        <w:sz w:val="20"/>
+      </w:rPr>
+    </w:lvl>
+    <w:lvl w:ilvl="1" w:tentative="1">
+      <w:start w:val="1"/>
+      <w:numFmt w:val="bullet"/>
+      <w:lvlText w:val="o"/>
+      <w:lvlJc w:val="left"/>
+      <w:pPr>
+        <w:tabs>
+          <w:tab w:val="num" w:pos="1440"/>
+        </w:tabs>
+        <w:ind w:left="1440" w:hanging="360"/>
+      </w:pPr>
+      <w:rPr>
+        <w:rFonts w:ascii="Courier New" w:hAnsi="Courier New" w:hint="default"/>
+        <w:sz w:val="20"/>
+      </w:rPr>
+    </w:lvl>
+    <w:lvl w:ilvl="2" w:tentative="1">
+      <w:start w:val="1"/>
+      <w:numFmt w:val="bullet"/>
+      <w:lvlText w:val=""/>
+      <w:lvlJc w:val="left"/>
+      <w:pPr>
+        <w:tabs>
+          <w:tab w:val="num" w:pos="2160"/>
+        </w:tabs>
+        <w:ind w:left="2160" w:hanging="360"/>
+      </w:pPr>
+      <w:rPr>
+        <w:rFonts w:ascii="Wingdings" w:hAnsi="Wingdings" w:hint="default"/>
+        <w:sz w:val="20"/>
+      </w:rPr>
+    </w:lvl>
+    <w:lvl w:ilvl="3" w:tentative="1">
+      <w:start w:val="1"/>
+      <w:numFmt w:val="bullet"/>
+      <w:lvlText w:val=""/>
+      <w:lvlJc w:val="left"/>
+      <w:pPr>
+        <w:tabs>
+          <w:tab w:val="num" w:pos="2880"/>
+        </w:tabs>
+        <w:ind w:left="2880" w:hanging="360"/>
+      </w:pPr>
+      <w:rPr>
+        <w:rFonts w:ascii="Wingdings" w:hAnsi="Wingdings" w:hint="default"/>
+        <w:sz w:val="20"/>
+      </w:rPr>
+    </w:lvl>
+    <w:lvl w:ilvl="4" w:tentative="1">
+      <w:start w:val="1"/>
+      <w:numFmt w:val="bullet"/>
+      <w:lvlText w:val=""/>
+      <w:lvlJc w:val="left"/>
+      <w:pPr>
+        <w:tabs>
+          <w:tab w:val="num" w:pos="3600"/>
+        </w:tabs>
+        <w:ind w:left="3600" w:hanging="360"/>
+      </w:pPr>
+      <w:rPr>
+        <w:rFonts w:ascii="Wingdings" w:hAnsi="Wingdings" w:hint="default"/>
+        <w:sz w:val="20"/>
+      </w:rPr>
+    </w:lvl>
+    <w:lvl w:ilvl="5" w:tentative="1">
+      <w:start w:val="1"/>
+      <w:numFmt w:val="bullet"/>
+      <w:lvlText w:val=""/>
+      <w:lvlJc w:val="left"/>
+      <w:pPr>
+        <w:tabs>
+          <w:tab w:val="num" w:pos="4320"/>
+        </w:tabs>
+        <w:ind w:left="4320" w:hanging="360"/>
+      </w:pPr>
+      <w:rPr>
+        <w:rFonts w:ascii="Wingdings" w:hAnsi="Wingdings" w:hint="default"/>
+        <w:sz w:val="20"/>
+      </w:rPr>
+    </w:lvl>
+    <w:lvl w:ilvl="6" w:tentative="1">
+      <w:start w:val="1"/>
+      <w:numFmt w:val="bullet"/>
+      <w:lvlText w:val=""/>
+      <w:lvlJc w:val="left"/>
+      <w:pPr>
+        <w:tabs>
+          <w:tab w:val="num" w:pos="5040"/>
+        </w:tabs>
+        <w:ind w:left="5040" w:hanging="360"/>
+      </w:pPr>
+      <w:rPr>
+        <w:rFonts w:ascii="Wingdings" w:hAnsi="Wingdings" w:hint="default"/>
+        <w:sz w:val="20"/>
+      </w:rPr>
+    </w:lvl>
+    <w:lvl w:ilvl="7" w:tentative="1">
+      <w:start w:val="1"/>
+      <w:numFmt w:val="bullet"/>
+      <w:lvlText w:val=""/>
+      <w:lvlJc w:val="left"/>
+      <w:pPr>
+        <w:tabs>
+          <w:tab w:val="num" w:pos="5760"/>
+        </w:tabs>
+        <w:ind w:left="5760" w:hanging="360"/>
+      </w:pPr>
+      <w:rPr>
+        <w:rFonts w:ascii="Wingdings" w:hAnsi="Wingdings" w:hint="default"/>
+        <w:sz w:val="20"/>
+      </w:rPr>
+    </w:lvl>
+    <w:lvl w:ilvl="8" w:tentative="1">
+      <w:start w:val="1"/>
+      <w:numFmt w:val="bullet"/>
+      <w:lvlText w:val=""/>
+      <w:lvlJc w:val="left"/>
+      <w:pPr>
+        <w:tabs>
+          <w:tab w:val="num" w:pos="6480"/>
+        </w:tabs>
+        <w:ind w:left="6480" w:hanging="360"/>
+      </w:pPr>
+      <w:rPr>
+        <w:rFonts w:ascii="Wingdings" w:hAnsi="Wingdings" w:hint="default"/>
+        <w:sz w:val="20"/>
+      </w:rPr>
+    </w:lvl>
+  </w:abstractNum>
+  <w:abstractNum w:abstractNumId="8" w15:restartNumberingAfterBreak="0">
     <w:nsid w:val="2F7A1ADD"/>
     <w:multiLevelType w:val="hybridMultilevel"/>
     <w:tmpl w:val="4EF44C56"/>
@@ -701,7 +5545,603 @@
       </w:rPr>
     </w:lvl>
   </w:abstractNum>
-  <w:abstractNum w:abstractNumId="2" w15:restartNumberingAfterBreak="0">
+  <w:abstractNum w:abstractNumId="9" w15:restartNumberingAfterBreak="0">
+    <w:nsid w:val="38A00DA7"/>
+    <w:multiLevelType w:val="multilevel"/>
+    <w:tmpl w:val="DF8A6CC4"/>
+    <w:lvl w:ilvl="0">
+      <w:start w:val="1"/>
+      <w:numFmt w:val="bullet"/>
+      <w:lvlText w:val=""/>
+      <w:lvlJc w:val="left"/>
+      <w:pPr>
+        <w:tabs>
+          <w:tab w:val="num" w:pos="720"/>
+        </w:tabs>
+        <w:ind w:left="720" w:hanging="360"/>
+      </w:pPr>
+      <w:rPr>
+        <w:rFonts w:ascii="Symbol" w:hAnsi="Symbol" w:hint="default"/>
+        <w:sz w:val="20"/>
+      </w:rPr>
+    </w:lvl>
+    <w:lvl w:ilvl="1" w:tentative="1">
+      <w:start w:val="1"/>
+      <w:numFmt w:val="bullet"/>
+      <w:lvlText w:val="o"/>
+      <w:lvlJc w:val="left"/>
+      <w:pPr>
+        <w:tabs>
+          <w:tab w:val="num" w:pos="1440"/>
+        </w:tabs>
+        <w:ind w:left="1440" w:hanging="360"/>
+      </w:pPr>
+      <w:rPr>
+        <w:rFonts w:ascii="Courier New" w:hAnsi="Courier New" w:hint="default"/>
+        <w:sz w:val="20"/>
+      </w:rPr>
+    </w:lvl>
+    <w:lvl w:ilvl="2" w:tentative="1">
+      <w:start w:val="1"/>
+      <w:numFmt w:val="bullet"/>
+      <w:lvlText w:val=""/>
+      <w:lvlJc w:val="left"/>
+      <w:pPr>
+        <w:tabs>
+          <w:tab w:val="num" w:pos="2160"/>
+        </w:tabs>
+        <w:ind w:left="2160" w:hanging="360"/>
+      </w:pPr>
+      <w:rPr>
+        <w:rFonts w:ascii="Wingdings" w:hAnsi="Wingdings" w:hint="default"/>
+        <w:sz w:val="20"/>
+      </w:rPr>
+    </w:lvl>
+    <w:lvl w:ilvl="3" w:tentative="1">
+      <w:start w:val="1"/>
+      <w:numFmt w:val="bullet"/>
+      <w:lvlText w:val=""/>
+      <w:lvlJc w:val="left"/>
+      <w:pPr>
+        <w:tabs>
+          <w:tab w:val="num" w:pos="2880"/>
+        </w:tabs>
+        <w:ind w:left="2880" w:hanging="360"/>
+      </w:pPr>
+      <w:rPr>
+        <w:rFonts w:ascii="Wingdings" w:hAnsi="Wingdings" w:hint="default"/>
+        <w:sz w:val="20"/>
+      </w:rPr>
+    </w:lvl>
+    <w:lvl w:ilvl="4" w:tentative="1">
+      <w:start w:val="1"/>
+      <w:numFmt w:val="bullet"/>
+      <w:lvlText w:val=""/>
+      <w:lvlJc w:val="left"/>
+      <w:pPr>
+        <w:tabs>
+          <w:tab w:val="num" w:pos="3600"/>
+        </w:tabs>
+        <w:ind w:left="3600" w:hanging="360"/>
+      </w:pPr>
+      <w:rPr>
+        <w:rFonts w:ascii="Wingdings" w:hAnsi="Wingdings" w:hint="default"/>
+        <w:sz w:val="20"/>
+      </w:rPr>
+    </w:lvl>
+    <w:lvl w:ilvl="5" w:tentative="1">
+      <w:start w:val="1"/>
+      <w:numFmt w:val="bullet"/>
+      <w:lvlText w:val=""/>
+      <w:lvlJc w:val="left"/>
+      <w:pPr>
+        <w:tabs>
+          <w:tab w:val="num" w:pos="4320"/>
+        </w:tabs>
+        <w:ind w:left="4320" w:hanging="360"/>
+      </w:pPr>
+      <w:rPr>
+        <w:rFonts w:ascii="Wingdings" w:hAnsi="Wingdings" w:hint="default"/>
+        <w:sz w:val="20"/>
+      </w:rPr>
+    </w:lvl>
+    <w:lvl w:ilvl="6" w:tentative="1">
+      <w:start w:val="1"/>
+      <w:numFmt w:val="bullet"/>
+      <w:lvlText w:val=""/>
+      <w:lvlJc w:val="left"/>
+      <w:pPr>
+        <w:tabs>
+          <w:tab w:val="num" w:pos="5040"/>
+        </w:tabs>
+        <w:ind w:left="5040" w:hanging="360"/>
+      </w:pPr>
+      <w:rPr>
+        <w:rFonts w:ascii="Wingdings" w:hAnsi="Wingdings" w:hint="default"/>
+        <w:sz w:val="20"/>
+      </w:rPr>
+    </w:lvl>
+    <w:lvl w:ilvl="7" w:tentative="1">
+      <w:start w:val="1"/>
+      <w:numFmt w:val="bullet"/>
+      <w:lvlText w:val=""/>
+      <w:lvlJc w:val="left"/>
+      <w:pPr>
+        <w:tabs>
+          <w:tab w:val="num" w:pos="5760"/>
+        </w:tabs>
+        <w:ind w:left="5760" w:hanging="360"/>
+      </w:pPr>
+      <w:rPr>
+        <w:rFonts w:ascii="Wingdings" w:hAnsi="Wingdings" w:hint="default"/>
+        <w:sz w:val="20"/>
+      </w:rPr>
+    </w:lvl>
+    <w:lvl w:ilvl="8" w:tentative="1">
+      <w:start w:val="1"/>
+      <w:numFmt w:val="bullet"/>
+      <w:lvlText w:val=""/>
+      <w:lvlJc w:val="left"/>
+      <w:pPr>
+        <w:tabs>
+          <w:tab w:val="num" w:pos="6480"/>
+        </w:tabs>
+        <w:ind w:left="6480" w:hanging="360"/>
+      </w:pPr>
+      <w:rPr>
+        <w:rFonts w:ascii="Wingdings" w:hAnsi="Wingdings" w:hint="default"/>
+        <w:sz w:val="20"/>
+      </w:rPr>
+    </w:lvl>
+  </w:abstractNum>
+  <w:abstractNum w:abstractNumId="10" w15:restartNumberingAfterBreak="0">
+    <w:nsid w:val="3E307725"/>
+    <w:multiLevelType w:val="multilevel"/>
+    <w:tmpl w:val="41862354"/>
+    <w:lvl w:ilvl="0">
+      <w:start w:val="1"/>
+      <w:numFmt w:val="bullet"/>
+      <w:lvlText w:val=""/>
+      <w:lvlJc w:val="left"/>
+      <w:pPr>
+        <w:tabs>
+          <w:tab w:val="num" w:pos="720"/>
+        </w:tabs>
+        <w:ind w:left="720" w:hanging="360"/>
+      </w:pPr>
+      <w:rPr>
+        <w:rFonts w:ascii="Symbol" w:hAnsi="Symbol" w:hint="default"/>
+        <w:sz w:val="20"/>
+      </w:rPr>
+    </w:lvl>
+    <w:lvl w:ilvl="1" w:tentative="1">
+      <w:start w:val="1"/>
+      <w:numFmt w:val="bullet"/>
+      <w:lvlText w:val="o"/>
+      <w:lvlJc w:val="left"/>
+      <w:pPr>
+        <w:tabs>
+          <w:tab w:val="num" w:pos="1440"/>
+        </w:tabs>
+        <w:ind w:left="1440" w:hanging="360"/>
+      </w:pPr>
+      <w:rPr>
+        <w:rFonts w:ascii="Courier New" w:hAnsi="Courier New" w:hint="default"/>
+        <w:sz w:val="20"/>
+      </w:rPr>
+    </w:lvl>
+    <w:lvl w:ilvl="2" w:tentative="1">
+      <w:start w:val="1"/>
+      <w:numFmt w:val="bullet"/>
+      <w:lvlText w:val=""/>
+      <w:lvlJc w:val="left"/>
+      <w:pPr>
+        <w:tabs>
+          <w:tab w:val="num" w:pos="2160"/>
+        </w:tabs>
+        <w:ind w:left="2160" w:hanging="360"/>
+      </w:pPr>
+      <w:rPr>
+        <w:rFonts w:ascii="Wingdings" w:hAnsi="Wingdings" w:hint="default"/>
+        <w:sz w:val="20"/>
+      </w:rPr>
+    </w:lvl>
+    <w:lvl w:ilvl="3" w:tentative="1">
+      <w:start w:val="1"/>
+      <w:numFmt w:val="bullet"/>
+      <w:lvlText w:val=""/>
+      <w:lvlJc w:val="left"/>
+      <w:pPr>
+        <w:tabs>
+          <w:tab w:val="num" w:pos="2880"/>
+        </w:tabs>
+        <w:ind w:left="2880" w:hanging="360"/>
+      </w:pPr>
+      <w:rPr>
+        <w:rFonts w:ascii="Wingdings" w:hAnsi="Wingdings" w:hint="default"/>
+        <w:sz w:val="20"/>
+      </w:rPr>
+    </w:lvl>
+    <w:lvl w:ilvl="4" w:tentative="1">
+      <w:start w:val="1"/>
+      <w:numFmt w:val="bullet"/>
+      <w:lvlText w:val=""/>
+      <w:lvlJc w:val="left"/>
+      <w:pPr>
+        <w:tabs>
+          <w:tab w:val="num" w:pos="3600"/>
+        </w:tabs>
+        <w:ind w:left="3600" w:hanging="360"/>
+      </w:pPr>
+      <w:rPr>
+        <w:rFonts w:ascii="Wingdings" w:hAnsi="Wingdings" w:hint="default"/>
+        <w:sz w:val="20"/>
+      </w:rPr>
+    </w:lvl>
+    <w:lvl w:ilvl="5" w:tentative="1">
+      <w:start w:val="1"/>
+      <w:numFmt w:val="bullet"/>
+      <w:lvlText w:val=""/>
+      <w:lvlJc w:val="left"/>
+      <w:pPr>
+        <w:tabs>
+          <w:tab w:val="num" w:pos="4320"/>
+        </w:tabs>
+        <w:ind w:left="4320" w:hanging="360"/>
+      </w:pPr>
+      <w:rPr>
+        <w:rFonts w:ascii="Wingdings" w:hAnsi="Wingdings" w:hint="default"/>
+        <w:sz w:val="20"/>
+      </w:rPr>
+    </w:lvl>
+    <w:lvl w:ilvl="6" w:tentative="1">
+      <w:start w:val="1"/>
+      <w:numFmt w:val="bullet"/>
+      <w:lvlText w:val=""/>
+      <w:lvlJc w:val="left"/>
+      <w:pPr>
+        <w:tabs>
+          <w:tab w:val="num" w:pos="5040"/>
+        </w:tabs>
+        <w:ind w:left="5040" w:hanging="360"/>
+      </w:pPr>
+      <w:rPr>
+        <w:rFonts w:ascii="Wingdings" w:hAnsi="Wingdings" w:hint="default"/>
+        <w:sz w:val="20"/>
+      </w:rPr>
+    </w:lvl>
+    <w:lvl w:ilvl="7" w:tentative="1">
+      <w:start w:val="1"/>
+      <w:numFmt w:val="bullet"/>
+      <w:lvlText w:val=""/>
+      <w:lvlJc w:val="left"/>
+      <w:pPr>
+        <w:tabs>
+          <w:tab w:val="num" w:pos="5760"/>
+        </w:tabs>
+        <w:ind w:left="5760" w:hanging="360"/>
+      </w:pPr>
+      <w:rPr>
+        <w:rFonts w:ascii="Wingdings" w:hAnsi="Wingdings" w:hint="default"/>
+        <w:sz w:val="20"/>
+      </w:rPr>
+    </w:lvl>
+    <w:lvl w:ilvl="8" w:tentative="1">
+      <w:start w:val="1"/>
+      <w:numFmt w:val="bullet"/>
+      <w:lvlText w:val=""/>
+      <w:lvlJc w:val="left"/>
+      <w:pPr>
+        <w:tabs>
+          <w:tab w:val="num" w:pos="6480"/>
+        </w:tabs>
+        <w:ind w:left="6480" w:hanging="360"/>
+      </w:pPr>
+      <w:rPr>
+        <w:rFonts w:ascii="Wingdings" w:hAnsi="Wingdings" w:hint="default"/>
+        <w:sz w:val="20"/>
+      </w:rPr>
+    </w:lvl>
+  </w:abstractNum>
+  <w:abstractNum w:abstractNumId="11" w15:restartNumberingAfterBreak="0">
+    <w:nsid w:val="4B716442"/>
+    <w:multiLevelType w:val="multilevel"/>
+    <w:tmpl w:val="0F16FF1C"/>
+    <w:lvl w:ilvl="0">
+      <w:start w:val="1"/>
+      <w:numFmt w:val="bullet"/>
+      <w:lvlText w:val=""/>
+      <w:lvlJc w:val="left"/>
+      <w:pPr>
+        <w:tabs>
+          <w:tab w:val="num" w:pos="720"/>
+        </w:tabs>
+        <w:ind w:left="720" w:hanging="360"/>
+      </w:pPr>
+      <w:rPr>
+        <w:rFonts w:ascii="Symbol" w:hAnsi="Symbol" w:hint="default"/>
+        <w:sz w:val="20"/>
+      </w:rPr>
+    </w:lvl>
+    <w:lvl w:ilvl="1" w:tentative="1">
+      <w:start w:val="1"/>
+      <w:numFmt w:val="bullet"/>
+      <w:lvlText w:val="o"/>
+      <w:lvlJc w:val="left"/>
+      <w:pPr>
+        <w:tabs>
+          <w:tab w:val="num" w:pos="1440"/>
+        </w:tabs>
+        <w:ind w:left="1440" w:hanging="360"/>
+      </w:pPr>
+      <w:rPr>
+        <w:rFonts w:ascii="Courier New" w:hAnsi="Courier New" w:hint="default"/>
+        <w:sz w:val="20"/>
+      </w:rPr>
+    </w:lvl>
+    <w:lvl w:ilvl="2" w:tentative="1">
+      <w:start w:val="1"/>
+      <w:numFmt w:val="bullet"/>
+      <w:lvlText w:val=""/>
+      <w:lvlJc w:val="left"/>
+      <w:pPr>
+        <w:tabs>
+          <w:tab w:val="num" w:pos="2160"/>
+        </w:tabs>
+        <w:ind w:left="2160" w:hanging="360"/>
+      </w:pPr>
+      <w:rPr>
+        <w:rFonts w:ascii="Wingdings" w:hAnsi="Wingdings" w:hint="default"/>
+        <w:sz w:val="20"/>
+      </w:rPr>
+    </w:lvl>
+    <w:lvl w:ilvl="3" w:tentative="1">
+      <w:start w:val="1"/>
+      <w:numFmt w:val="bullet"/>
+      <w:lvlText w:val=""/>
+      <w:lvlJc w:val="left"/>
+      <w:pPr>
+        <w:tabs>
+          <w:tab w:val="num" w:pos="2880"/>
+        </w:tabs>
+        <w:ind w:left="2880" w:hanging="360"/>
+      </w:pPr>
+      <w:rPr>
+        <w:rFonts w:ascii="Wingdings" w:hAnsi="Wingdings" w:hint="default"/>
+        <w:sz w:val="20"/>
+      </w:rPr>
+    </w:lvl>
+    <w:lvl w:ilvl="4" w:tentative="1">
+      <w:start w:val="1"/>
+      <w:numFmt w:val="bullet"/>
+      <w:lvlText w:val=""/>
+      <w:lvlJc w:val="left"/>
+      <w:pPr>
+        <w:tabs>
+          <w:tab w:val="num" w:pos="3600"/>
+        </w:tabs>
+        <w:ind w:left="3600" w:hanging="360"/>
+      </w:pPr>
+      <w:rPr>
+        <w:rFonts w:ascii="Wingdings" w:hAnsi="Wingdings" w:hint="default"/>
+        <w:sz w:val="20"/>
+      </w:rPr>
+    </w:lvl>
+    <w:lvl w:ilvl="5" w:tentative="1">
+      <w:start w:val="1"/>
+      <w:numFmt w:val="bullet"/>
+      <w:lvlText w:val=""/>
+      <w:lvlJc w:val="left"/>
+      <w:pPr>
+        <w:tabs>
+          <w:tab w:val="num" w:pos="4320"/>
+        </w:tabs>
+        <w:ind w:left="4320" w:hanging="360"/>
+      </w:pPr>
+      <w:rPr>
+        <w:rFonts w:ascii="Wingdings" w:hAnsi="Wingdings" w:hint="default"/>
+        <w:sz w:val="20"/>
+      </w:rPr>
+    </w:lvl>
+    <w:lvl w:ilvl="6" w:tentative="1">
+      <w:start w:val="1"/>
+      <w:numFmt w:val="bullet"/>
+      <w:lvlText w:val=""/>
+      <w:lvlJc w:val="left"/>
+      <w:pPr>
+        <w:tabs>
+          <w:tab w:val="num" w:pos="5040"/>
+        </w:tabs>
+        <w:ind w:left="5040" w:hanging="360"/>
+      </w:pPr>
+      <w:rPr>
+        <w:rFonts w:ascii="Wingdings" w:hAnsi="Wingdings" w:hint="default"/>
+        <w:sz w:val="20"/>
+      </w:rPr>
+    </w:lvl>
+    <w:lvl w:ilvl="7" w:tentative="1">
+      <w:start w:val="1"/>
+      <w:numFmt w:val="bullet"/>
+      <w:lvlText w:val=""/>
+      <w:lvlJc w:val="left"/>
+      <w:pPr>
+        <w:tabs>
+          <w:tab w:val="num" w:pos="5760"/>
+        </w:tabs>
+        <w:ind w:left="5760" w:hanging="360"/>
+      </w:pPr>
+      <w:rPr>
+        <w:rFonts w:ascii="Wingdings" w:hAnsi="Wingdings" w:hint="default"/>
+        <w:sz w:val="20"/>
+      </w:rPr>
+    </w:lvl>
+    <w:lvl w:ilvl="8" w:tentative="1">
+      <w:start w:val="1"/>
+      <w:numFmt w:val="bullet"/>
+      <w:lvlText w:val=""/>
+      <w:lvlJc w:val="left"/>
+      <w:pPr>
+        <w:tabs>
+          <w:tab w:val="num" w:pos="6480"/>
+        </w:tabs>
+        <w:ind w:left="6480" w:hanging="360"/>
+      </w:pPr>
+      <w:rPr>
+        <w:rFonts w:ascii="Wingdings" w:hAnsi="Wingdings" w:hint="default"/>
+        <w:sz w:val="20"/>
+      </w:rPr>
+    </w:lvl>
+  </w:abstractNum>
+  <w:abstractNum w:abstractNumId="12" w15:restartNumberingAfterBreak="0">
+    <w:nsid w:val="4EDF77E4"/>
+    <w:multiLevelType w:val="multilevel"/>
+    <w:tmpl w:val="7A1E39FC"/>
+    <w:lvl w:ilvl="0">
+      <w:start w:val="1"/>
+      <w:numFmt w:val="bullet"/>
+      <w:lvlText w:val=""/>
+      <w:lvlJc w:val="left"/>
+      <w:pPr>
+        <w:tabs>
+          <w:tab w:val="num" w:pos="720"/>
+        </w:tabs>
+        <w:ind w:left="720" w:hanging="360"/>
+      </w:pPr>
+      <w:rPr>
+        <w:rFonts w:ascii="Symbol" w:hAnsi="Symbol" w:hint="default"/>
+        <w:sz w:val="20"/>
+      </w:rPr>
+    </w:lvl>
+    <w:lvl w:ilvl="1" w:tentative="1">
+      <w:start w:val="1"/>
+      <w:numFmt w:val="bullet"/>
+      <w:lvlText w:val="o"/>
+      <w:lvlJc w:val="left"/>
+      <w:pPr>
+        <w:tabs>
+          <w:tab w:val="num" w:pos="1440"/>
+        </w:tabs>
+        <w:ind w:left="1440" w:hanging="360"/>
+      </w:pPr>
+      <w:rPr>
+        <w:rFonts w:ascii="Courier New" w:hAnsi="Courier New" w:hint="default"/>
+        <w:sz w:val="20"/>
+      </w:rPr>
+    </w:lvl>
+    <w:lvl w:ilvl="2" w:tentative="1">
+      <w:start w:val="1"/>
+      <w:numFmt w:val="bullet"/>
+      <w:lvlText w:val=""/>
+      <w:lvlJc w:val="left"/>
+      <w:pPr>
+        <w:tabs>
+          <w:tab w:val="num" w:pos="2160"/>
+        </w:tabs>
+        <w:ind w:left="2160" w:hanging="360"/>
+      </w:pPr>
+      <w:rPr>
+        <w:rFonts w:ascii="Wingdings" w:hAnsi="Wingdings" w:hint="default"/>
+        <w:sz w:val="20"/>
+      </w:rPr>
+    </w:lvl>
+    <w:lvl w:ilvl="3" w:tentative="1">
+      <w:start w:val="1"/>
+      <w:numFmt w:val="bullet"/>
+      <w:lvlText w:val=""/>
+      <w:lvlJc w:val="left"/>
+      <w:pPr>
+        <w:tabs>
+          <w:tab w:val="num" w:pos="2880"/>
+        </w:tabs>
+        <w:ind w:left="2880" w:hanging="360"/>
+      </w:pPr>
+      <w:rPr>
+        <w:rFonts w:ascii="Wingdings" w:hAnsi="Wingdings" w:hint="default"/>
+        <w:sz w:val="20"/>
+      </w:rPr>
+    </w:lvl>
+    <w:lvl w:ilvl="4" w:tentative="1">
+      <w:start w:val="1"/>
+      <w:numFmt w:val="bullet"/>
+      <w:lvlText w:val=""/>
+      <w:lvlJc w:val="left"/>
+      <w:pPr>
+        <w:tabs>
+          <w:tab w:val="num" w:pos="3600"/>
+        </w:tabs>
+        <w:ind w:left="3600" w:hanging="360"/>
+      </w:pPr>
+      <w:rPr>
+        <w:rFonts w:ascii="Wingdings" w:hAnsi="Wingdings" w:hint="default"/>
+        <w:sz w:val="20"/>
+      </w:rPr>
+    </w:lvl>
+    <w:lvl w:ilvl="5" w:tentative="1">
+      <w:start w:val="1"/>
+      <w:numFmt w:val="bullet"/>
+      <w:lvlText w:val=""/>
+      <w:lvlJc w:val="left"/>
+      <w:pPr>
+        <w:tabs>
+          <w:tab w:val="num" w:pos="4320"/>
+        </w:tabs>
+        <w:ind w:left="4320" w:hanging="360"/>
+      </w:pPr>
+      <w:rPr>
+        <w:rFonts w:ascii="Wingdings" w:hAnsi="Wingdings" w:hint="default"/>
+        <w:sz w:val="20"/>
+      </w:rPr>
+    </w:lvl>
+    <w:lvl w:ilvl="6" w:tentative="1">
+      <w:start w:val="1"/>
+      <w:numFmt w:val="bullet"/>
+      <w:lvlText w:val=""/>
+      <w:lvlJc w:val="left"/>
+      <w:pPr>
+        <w:tabs>
+          <w:tab w:val="num" w:pos="5040"/>
+        </w:tabs>
+        <w:ind w:left="5040" w:hanging="360"/>
+      </w:pPr>
+      <w:rPr>
+        <w:rFonts w:ascii="Wingdings" w:hAnsi="Wingdings" w:hint="default"/>
+        <w:sz w:val="20"/>
+      </w:rPr>
+    </w:lvl>
+    <w:lvl w:ilvl="7" w:tentative="1">
+      <w:start w:val="1"/>
+      <w:numFmt w:val="bullet"/>
+      <w:lvlText w:val=""/>
+      <w:lvlJc w:val="left"/>
+      <w:pPr>
+        <w:tabs>
+          <w:tab w:val="num" w:pos="5760"/>
+        </w:tabs>
+        <w:ind w:left="5760" w:hanging="360"/>
+      </w:pPr>
+      <w:rPr>
+        <w:rFonts w:ascii="Wingdings" w:hAnsi="Wingdings" w:hint="default"/>
+        <w:sz w:val="20"/>
+      </w:rPr>
+    </w:lvl>
+    <w:lvl w:ilvl="8" w:tentative="1">
+      <w:start w:val="1"/>
+      <w:numFmt w:val="bullet"/>
+      <w:lvlText w:val=""/>
+      <w:lvlJc w:val="left"/>
+      <w:pPr>
+        <w:tabs>
+          <w:tab w:val="num" w:pos="6480"/>
+        </w:tabs>
+        <w:ind w:left="6480" w:hanging="360"/>
+      </w:pPr>
+      <w:rPr>
+        <w:rFonts w:ascii="Wingdings" w:hAnsi="Wingdings" w:hint="default"/>
+        <w:sz w:val="20"/>
+      </w:rPr>
+    </w:lvl>
+  </w:abstractNum>
+  <w:abstractNum w:abstractNumId="13" w15:restartNumberingAfterBreak="0">
     <w:nsid w:val="5E605DE2"/>
     <w:multiLevelType w:val="multilevel"/>
     <w:tmpl w:val="F3B62432"/>
@@ -850,7 +6290,7 @@
       </w:rPr>
     </w:lvl>
   </w:abstractNum>
-  <w:abstractNum w:abstractNumId="3" w15:restartNumberingAfterBreak="0">
+  <w:abstractNum w:abstractNumId="14" w15:restartNumberingAfterBreak="0">
     <w:nsid w:val="67C70C1F"/>
     <w:multiLevelType w:val="multilevel"/>
     <w:tmpl w:val="8BD863F4"/>
@@ -999,7 +6439,305 @@
       </w:rPr>
     </w:lvl>
   </w:abstractNum>
-  <w:abstractNum w:abstractNumId="4" w15:restartNumberingAfterBreak="0">
+  <w:abstractNum w:abstractNumId="15" w15:restartNumberingAfterBreak="0">
+    <w:nsid w:val="6A5877AD"/>
+    <w:multiLevelType w:val="multilevel"/>
+    <w:tmpl w:val="DDF83040"/>
+    <w:lvl w:ilvl="0">
+      <w:start w:val="1"/>
+      <w:numFmt w:val="bullet"/>
+      <w:lvlText w:val=""/>
+      <w:lvlJc w:val="left"/>
+      <w:pPr>
+        <w:tabs>
+          <w:tab w:val="num" w:pos="720"/>
+        </w:tabs>
+        <w:ind w:left="720" w:hanging="360"/>
+      </w:pPr>
+      <w:rPr>
+        <w:rFonts w:ascii="Symbol" w:hAnsi="Symbol" w:hint="default"/>
+        <w:sz w:val="20"/>
+      </w:rPr>
+    </w:lvl>
+    <w:lvl w:ilvl="1" w:tentative="1">
+      <w:start w:val="1"/>
+      <w:numFmt w:val="bullet"/>
+      <w:lvlText w:val="o"/>
+      <w:lvlJc w:val="left"/>
+      <w:pPr>
+        <w:tabs>
+          <w:tab w:val="num" w:pos="1440"/>
+        </w:tabs>
+        <w:ind w:left="1440" w:hanging="360"/>
+      </w:pPr>
+      <w:rPr>
+        <w:rFonts w:ascii="Courier New" w:hAnsi="Courier New" w:hint="default"/>
+        <w:sz w:val="20"/>
+      </w:rPr>
+    </w:lvl>
+    <w:lvl w:ilvl="2" w:tentative="1">
+      <w:start w:val="1"/>
+      <w:numFmt w:val="bullet"/>
+      <w:lvlText w:val=""/>
+      <w:lvlJc w:val="left"/>
+      <w:pPr>
+        <w:tabs>
+          <w:tab w:val="num" w:pos="2160"/>
+        </w:tabs>
+        <w:ind w:left="2160" w:hanging="360"/>
+      </w:pPr>
+      <w:rPr>
+        <w:rFonts w:ascii="Wingdings" w:hAnsi="Wingdings" w:hint="default"/>
+        <w:sz w:val="20"/>
+      </w:rPr>
+    </w:lvl>
+    <w:lvl w:ilvl="3" w:tentative="1">
+      <w:start w:val="1"/>
+      <w:numFmt w:val="bullet"/>
+      <w:lvlText w:val=""/>
+      <w:lvlJc w:val="left"/>
+      <w:pPr>
+        <w:tabs>
+          <w:tab w:val="num" w:pos="2880"/>
+        </w:tabs>
+        <w:ind w:left="2880" w:hanging="360"/>
+      </w:pPr>
+      <w:rPr>
+        <w:rFonts w:ascii="Wingdings" w:hAnsi="Wingdings" w:hint="default"/>
+        <w:sz w:val="20"/>
+      </w:rPr>
+    </w:lvl>
+    <w:lvl w:ilvl="4" w:tentative="1">
+      <w:start w:val="1"/>
+      <w:numFmt w:val="bullet"/>
+      <w:lvlText w:val=""/>
+      <w:lvlJc w:val="left"/>
+      <w:pPr>
+        <w:tabs>
+          <w:tab w:val="num" w:pos="3600"/>
+        </w:tabs>
+        <w:ind w:left="3600" w:hanging="360"/>
+      </w:pPr>
+      <w:rPr>
+        <w:rFonts w:ascii="Wingdings" w:hAnsi="Wingdings" w:hint="default"/>
+        <w:sz w:val="20"/>
+      </w:rPr>
+    </w:lvl>
+    <w:lvl w:ilvl="5" w:tentative="1">
+      <w:start w:val="1"/>
+      <w:numFmt w:val="bullet"/>
+      <w:lvlText w:val=""/>
+      <w:lvlJc w:val="left"/>
+      <w:pPr>
+        <w:tabs>
+          <w:tab w:val="num" w:pos="4320"/>
+        </w:tabs>
+        <w:ind w:left="4320" w:hanging="360"/>
+      </w:pPr>
+      <w:rPr>
+        <w:rFonts w:ascii="Wingdings" w:hAnsi="Wingdings" w:hint="default"/>
+        <w:sz w:val="20"/>
+      </w:rPr>
+    </w:lvl>
+    <w:lvl w:ilvl="6" w:tentative="1">
+      <w:start w:val="1"/>
+      <w:numFmt w:val="bullet"/>
+      <w:lvlText w:val=""/>
+      <w:lvlJc w:val="left"/>
+      <w:pPr>
+        <w:tabs>
+          <w:tab w:val="num" w:pos="5040"/>
+        </w:tabs>
+        <w:ind w:left="5040" w:hanging="360"/>
+      </w:pPr>
+      <w:rPr>
+        <w:rFonts w:ascii="Wingdings" w:hAnsi="Wingdings" w:hint="default"/>
+        <w:sz w:val="20"/>
+      </w:rPr>
+    </w:lvl>
+    <w:lvl w:ilvl="7" w:tentative="1">
+      <w:start w:val="1"/>
+      <w:numFmt w:val="bullet"/>
+      <w:lvlText w:val=""/>
+      <w:lvlJc w:val="left"/>
+      <w:pPr>
+        <w:tabs>
+          <w:tab w:val="num" w:pos="5760"/>
+        </w:tabs>
+        <w:ind w:left="5760" w:hanging="360"/>
+      </w:pPr>
+      <w:rPr>
+        <w:rFonts w:ascii="Wingdings" w:hAnsi="Wingdings" w:hint="default"/>
+        <w:sz w:val="20"/>
+      </w:rPr>
+    </w:lvl>
+    <w:lvl w:ilvl="8" w:tentative="1">
+      <w:start w:val="1"/>
+      <w:numFmt w:val="bullet"/>
+      <w:lvlText w:val=""/>
+      <w:lvlJc w:val="left"/>
+      <w:pPr>
+        <w:tabs>
+          <w:tab w:val="num" w:pos="6480"/>
+        </w:tabs>
+        <w:ind w:left="6480" w:hanging="360"/>
+      </w:pPr>
+      <w:rPr>
+        <w:rFonts w:ascii="Wingdings" w:hAnsi="Wingdings" w:hint="default"/>
+        <w:sz w:val="20"/>
+      </w:rPr>
+    </w:lvl>
+  </w:abstractNum>
+  <w:abstractNum w:abstractNumId="16" w15:restartNumberingAfterBreak="0">
+    <w:nsid w:val="77B827C8"/>
+    <w:multiLevelType w:val="multilevel"/>
+    <w:tmpl w:val="C8969B9A"/>
+    <w:lvl w:ilvl="0">
+      <w:start w:val="1"/>
+      <w:numFmt w:val="bullet"/>
+      <w:lvlText w:val=""/>
+      <w:lvlJc w:val="left"/>
+      <w:pPr>
+        <w:tabs>
+          <w:tab w:val="num" w:pos="720"/>
+        </w:tabs>
+        <w:ind w:left="720" w:hanging="360"/>
+      </w:pPr>
+      <w:rPr>
+        <w:rFonts w:ascii="Symbol" w:hAnsi="Symbol" w:hint="default"/>
+        <w:sz w:val="20"/>
+      </w:rPr>
+    </w:lvl>
+    <w:lvl w:ilvl="1" w:tentative="1">
+      <w:start w:val="1"/>
+      <w:numFmt w:val="bullet"/>
+      <w:lvlText w:val="o"/>
+      <w:lvlJc w:val="left"/>
+      <w:pPr>
+        <w:tabs>
+          <w:tab w:val="num" w:pos="1440"/>
+        </w:tabs>
+        <w:ind w:left="1440" w:hanging="360"/>
+      </w:pPr>
+      <w:rPr>
+        <w:rFonts w:ascii="Courier New" w:hAnsi="Courier New" w:hint="default"/>
+        <w:sz w:val="20"/>
+      </w:rPr>
+    </w:lvl>
+    <w:lvl w:ilvl="2" w:tentative="1">
+      <w:start w:val="1"/>
+      <w:numFmt w:val="bullet"/>
+      <w:lvlText w:val=""/>
+      <w:lvlJc w:val="left"/>
+      <w:pPr>
+        <w:tabs>
+          <w:tab w:val="num" w:pos="2160"/>
+        </w:tabs>
+        <w:ind w:left="2160" w:hanging="360"/>
+      </w:pPr>
+      <w:rPr>
+        <w:rFonts w:ascii="Wingdings" w:hAnsi="Wingdings" w:hint="default"/>
+        <w:sz w:val="20"/>
+      </w:rPr>
+    </w:lvl>
+    <w:lvl w:ilvl="3" w:tentative="1">
+      <w:start w:val="1"/>
+      <w:numFmt w:val="bullet"/>
+      <w:lvlText w:val=""/>
+      <w:lvlJc w:val="left"/>
+      <w:pPr>
+        <w:tabs>
+          <w:tab w:val="num" w:pos="2880"/>
+        </w:tabs>
+        <w:ind w:left="2880" w:hanging="360"/>
+      </w:pPr>
+      <w:rPr>
+        <w:rFonts w:ascii="Wingdings" w:hAnsi="Wingdings" w:hint="default"/>
+        <w:sz w:val="20"/>
+      </w:rPr>
+    </w:lvl>
+    <w:lvl w:ilvl="4" w:tentative="1">
+      <w:start w:val="1"/>
+      <w:numFmt w:val="bullet"/>
+      <w:lvlText w:val=""/>
+      <w:lvlJc w:val="left"/>
+      <w:pPr>
+        <w:tabs>
+          <w:tab w:val="num" w:pos="3600"/>
+        </w:tabs>
+        <w:ind w:left="3600" w:hanging="360"/>
+      </w:pPr>
+      <w:rPr>
+        <w:rFonts w:ascii="Wingdings" w:hAnsi="Wingdings" w:hint="default"/>
+        <w:sz w:val="20"/>
+      </w:rPr>
+    </w:lvl>
+    <w:lvl w:ilvl="5" w:tentative="1">
+      <w:start w:val="1"/>
+      <w:numFmt w:val="bullet"/>
+      <w:lvlText w:val=""/>
+      <w:lvlJc w:val="left"/>
+      <w:pPr>
+        <w:tabs>
+          <w:tab w:val="num" w:pos="4320"/>
+        </w:tabs>
+        <w:ind w:left="4320" w:hanging="360"/>
+      </w:pPr>
+      <w:rPr>
+        <w:rFonts w:ascii="Wingdings" w:hAnsi="Wingdings" w:hint="default"/>
+        <w:sz w:val="20"/>
+      </w:rPr>
+    </w:lvl>
+    <w:lvl w:ilvl="6" w:tentative="1">
+      <w:start w:val="1"/>
+      <w:numFmt w:val="bullet"/>
+      <w:lvlText w:val=""/>
+      <w:lvlJc w:val="left"/>
+      <w:pPr>
+        <w:tabs>
+          <w:tab w:val="num" w:pos="5040"/>
+        </w:tabs>
+        <w:ind w:left="5040" w:hanging="360"/>
+      </w:pPr>
+      <w:rPr>
+        <w:rFonts w:ascii="Wingdings" w:hAnsi="Wingdings" w:hint="default"/>
+        <w:sz w:val="20"/>
+      </w:rPr>
+    </w:lvl>
+    <w:lvl w:ilvl="7" w:tentative="1">
+      <w:start w:val="1"/>
+      <w:numFmt w:val="bullet"/>
+      <w:lvlText w:val=""/>
+      <w:lvlJc w:val="left"/>
+      <w:pPr>
+        <w:tabs>
+          <w:tab w:val="num" w:pos="5760"/>
+        </w:tabs>
+        <w:ind w:left="5760" w:hanging="360"/>
+      </w:pPr>
+      <w:rPr>
+        <w:rFonts w:ascii="Wingdings" w:hAnsi="Wingdings" w:hint="default"/>
+        <w:sz w:val="20"/>
+      </w:rPr>
+    </w:lvl>
+    <w:lvl w:ilvl="8" w:tentative="1">
+      <w:start w:val="1"/>
+      <w:numFmt w:val="bullet"/>
+      <w:lvlText w:val=""/>
+      <w:lvlJc w:val="left"/>
+      <w:pPr>
+        <w:tabs>
+          <w:tab w:val="num" w:pos="6480"/>
+        </w:tabs>
+        <w:ind w:left="6480" w:hanging="360"/>
+      </w:pPr>
+      <w:rPr>
+        <w:rFonts w:ascii="Wingdings" w:hAnsi="Wingdings" w:hint="default"/>
+        <w:sz w:val="20"/>
+      </w:rPr>
+    </w:lvl>
+  </w:abstractNum>
+  <w:abstractNum w:abstractNumId="17" w15:restartNumberingAfterBreak="0">
     <w:nsid w:val="7DC36C32"/>
     <w:multiLevelType w:val="multilevel"/>
     <w:tmpl w:val="0130E9A0"/>
@@ -1148,7 +6886,7 @@
       </w:rPr>
     </w:lvl>
   </w:abstractNum>
-  <w:abstractNum w:abstractNumId="5" w15:restartNumberingAfterBreak="0">
+  <w:abstractNum w:abstractNumId="18" w15:restartNumberingAfterBreak="0">
     <w:nsid w:val="7E822367"/>
     <w:multiLevelType w:val="hybridMultilevel"/>
     <w:tmpl w:val="4066DE90"/>
@@ -1261,22 +6999,61 @@
     </w:lvl>
   </w:abstractNum>
   <w:num w:numId="1" w16cid:durableId="248776162">
-    <w:abstractNumId w:val="2"/>
+    <w:abstractNumId w:val="13"/>
   </w:num>
   <w:num w:numId="2" w16cid:durableId="89351547">
-    <w:abstractNumId w:val="3"/>
+    <w:abstractNumId w:val="14"/>
   </w:num>
   <w:num w:numId="3" w16cid:durableId="349644546">
-    <w:abstractNumId w:val="4"/>
+    <w:abstractNumId w:val="17"/>
   </w:num>
   <w:num w:numId="4" w16cid:durableId="565190110">
-    <w:abstractNumId w:val="5"/>
+    <w:abstractNumId w:val="18"/>
   </w:num>
   <w:num w:numId="5" w16cid:durableId="225921881">
     <w:abstractNumId w:val="0"/>
   </w:num>
   <w:num w:numId="6" w16cid:durableId="183251438">
+    <w:abstractNumId w:val="8"/>
+  </w:num>
+  <w:num w:numId="7" w16cid:durableId="1940288348">
+    <w:abstractNumId w:val="7"/>
+  </w:num>
+  <w:num w:numId="8" w16cid:durableId="62217262">
+    <w:abstractNumId w:val="12"/>
+  </w:num>
+  <w:num w:numId="9" w16cid:durableId="683243531">
+    <w:abstractNumId w:val="5"/>
+  </w:num>
+  <w:num w:numId="10" w16cid:durableId="2059545834">
+    <w:abstractNumId w:val="4"/>
+  </w:num>
+  <w:num w:numId="11" w16cid:durableId="127820625">
+    <w:abstractNumId w:val="2"/>
+  </w:num>
+  <w:num w:numId="12" w16cid:durableId="1816989417">
+    <w:abstractNumId w:val="16"/>
+  </w:num>
+  <w:num w:numId="13" w16cid:durableId="571355541">
+    <w:abstractNumId w:val="3"/>
+  </w:num>
+  <w:num w:numId="14" w16cid:durableId="152256598">
+    <w:abstractNumId w:val="9"/>
+  </w:num>
+  <w:num w:numId="15" w16cid:durableId="911813838">
+    <w:abstractNumId w:val="15"/>
+  </w:num>
+  <w:num w:numId="16" w16cid:durableId="2006929056">
     <w:abstractNumId w:val="1"/>
+  </w:num>
+  <w:num w:numId="17" w16cid:durableId="1641223704">
+    <w:abstractNumId w:val="6"/>
+  </w:num>
+  <w:num w:numId="18" w16cid:durableId="1555893777">
+    <w:abstractNumId w:val="10"/>
+  </w:num>
+  <w:num w:numId="19" w16cid:durableId="1208831656">
+    <w:abstractNumId w:val="11"/>
   </w:num>
 </w:numbering>
 </file>
@@ -1884,7 +7661,6 @@
   <w:style w:type="character" w:default="1" w:styleId="DefaultParagraphFont">
     <w:name w:val="Default Paragraph Font"/>
     <w:uiPriority w:val="1"/>
-    <w:semiHidden/>
     <w:unhideWhenUsed/>
   </w:style>
   <w:style w:type="table" w:default="1" w:styleId="TableNormal">
@@ -2198,6 +7974,25 @@
       <w:spacing w:val="5"/>
     </w:rPr>
   </w:style>
+  <w:style w:type="table" w:styleId="TableGrid">
+    <w:name w:val="Table Grid"/>
+    <w:basedOn w:val="TableNormal"/>
+    <w:uiPriority w:val="39"/>
+    <w:rsid w:val="00FB3CB0"/>
+    <w:pPr>
+      <w:spacing w:after="0" w:line="240" w:lineRule="auto"/>
+    </w:pPr>
+    <w:tblPr>
+      <w:tblBorders>
+        <w:top w:val="single" w:sz="4" w:space="0" w:color="auto"/>
+        <w:left w:val="single" w:sz="4" w:space="0" w:color="auto"/>
+        <w:bottom w:val="single" w:sz="4" w:space="0" w:color="auto"/>
+        <w:right w:val="single" w:sz="4" w:space="0" w:color="auto"/>
+        <w:insideH w:val="single" w:sz="4" w:space="0" w:color="auto"/>
+        <w:insideV w:val="single" w:sz="4" w:space="0" w:color="auto"/>
+      </w:tblBorders>
+    </w:tblPr>
+  </w:style>
 </w:styles>
 </file>
 
